--- a/high-life-lot/HIGH_LIFE_аналитика_по_лоту.docx
+++ b/high-life-lot/HIGH_LIFE_аналитика_по_лоту.docx
@@ -1676,7 +1676,7 @@
           <w:sz w:val="19"/>
           <w:szCs w:val="19"/>
         </w:rPr>
-        <w:t xml:space="preserve">Два аргумента, которых нет ни у застройщика, ни у семи из девяти конкурентов, — заехать можно завтра и 830 м² работающей клубной инфраструктуры. В объявлении не упомянут ни один.</w:t>
+        <w:t xml:space="preserve">Два преимущества, которых нет ни у застройщика, ни у семи из девяти конкурентов: заехать можно сейчас и 830 м² клубной инфраструктуры, которая уже работает. Ни один готовый конкурент такого набора не даёт.</w:t>
       </w:r>
     </w:p>
     <w:p>
@@ -9331,7 +9331,7 @@
               <w:spacing w:after="0" w:line="240" w:lineRule="auto"/>
               <w:jc w:val="center"/>
             </w:pPr>
-            <w:hyperlink w:history="1" r:id="rId2q6nsn1pxyajq1o7_cxrs">
+            <w:hyperlink w:history="1" r:id="rIdmu4svzm5shxuwtvdmsi5h">
               <w:r>
                 <w:rPr>
                   <w:rFonts w:ascii="Arial" w:cs="Arial" w:eastAsia="Arial" w:hAnsi="Arial"/>
@@ -9639,7 +9639,7 @@
               <w:spacing w:after="0" w:line="240" w:lineRule="auto"/>
               <w:jc w:val="center"/>
             </w:pPr>
-            <w:hyperlink w:history="1" r:id="rIdi4s5xgwzalsrtnqdshqrj">
+            <w:hyperlink w:history="1" r:id="rId9xwtsobfsoxiswruqalkd">
               <w:r>
                 <w:rPr>
                   <w:rFonts w:ascii="Arial" w:cs="Arial" w:eastAsia="Arial" w:hAnsi="Arial"/>
@@ -9939,7 +9939,7 @@
               <w:spacing w:after="0" w:line="240" w:lineRule="auto"/>
               <w:jc w:val="center"/>
             </w:pPr>
-            <w:hyperlink w:history="1" r:id="rIdqzpgkvgldfkdxf85tgbvh">
+            <w:hyperlink w:history="1" r:id="rId2p4rjjjnmz5a5xnripzka">
               <w:r>
                 <w:rPr>
                   <w:rFonts w:ascii="Arial" w:cs="Arial" w:eastAsia="Arial" w:hAnsi="Arial"/>
@@ -10247,7 +10247,7 @@
               <w:spacing w:after="0" w:line="240" w:lineRule="auto"/>
               <w:jc w:val="center"/>
             </w:pPr>
-            <w:hyperlink w:history="1" r:id="rIdy-ecviu9ewhjuxb1j2dsw">
+            <w:hyperlink w:history="1" r:id="rIdyqgymiur61a7qyflvhr0v">
               <w:r>
                 <w:rPr>
                   <w:rFonts w:ascii="Arial" w:cs="Arial" w:eastAsia="Arial" w:hAnsi="Arial"/>
@@ -10547,7 +10547,7 @@
               <w:spacing w:after="0" w:line="240" w:lineRule="auto"/>
               <w:jc w:val="center"/>
             </w:pPr>
-            <w:hyperlink w:history="1" r:id="rIduowfq9q4kuqeckeds5fqr">
+            <w:hyperlink w:history="1" r:id="rIdpkjkgj9iecjv4m99xfexq">
               <w:r>
                 <w:rPr>
                   <w:rFonts w:ascii="Arial" w:cs="Arial" w:eastAsia="Arial" w:hAnsi="Arial"/>
@@ -10855,7 +10855,7 @@
               <w:spacing w:after="0" w:line="240" w:lineRule="auto"/>
               <w:jc w:val="center"/>
             </w:pPr>
-            <w:hyperlink w:history="1" r:id="rIdimx_3cqgxpe9cq0tysuf5">
+            <w:hyperlink w:history="1" r:id="rIdl5lb3u3xkrqskly2-g_um">
               <w:r>
                 <w:rPr>
                   <w:rFonts w:ascii="Arial" w:cs="Arial" w:eastAsia="Arial" w:hAnsi="Arial"/>
@@ -11155,7 +11155,7 @@
               <w:spacing w:after="0" w:line="240" w:lineRule="auto"/>
               <w:jc w:val="center"/>
             </w:pPr>
-            <w:hyperlink w:history="1" r:id="rIddakokgs83saveoog-6wcv">
+            <w:hyperlink w:history="1" r:id="rIdeibcmmcnghqp8fznumjgg">
               <w:r>
                 <w:rPr>
                   <w:rFonts w:ascii="Arial" w:cs="Arial" w:eastAsia="Arial" w:hAnsi="Arial"/>
@@ -11463,7 +11463,7 @@
               <w:spacing w:after="0" w:line="240" w:lineRule="auto"/>
               <w:jc w:val="center"/>
             </w:pPr>
-            <w:hyperlink w:history="1" r:id="rId1t6vsnjm6h9nthvy4d_m7">
+            <w:hyperlink w:history="1" r:id="rIdpwvf1h_cfqoi6eolugs-y">
               <w:r>
                 <w:rPr>
                   <w:rFonts w:ascii="Arial" w:cs="Arial" w:eastAsia="Arial" w:hAnsi="Arial"/>
@@ -11763,7 +11763,7 @@
               <w:spacing w:after="0" w:line="240" w:lineRule="auto"/>
               <w:jc w:val="center"/>
             </w:pPr>
-            <w:hyperlink w:history="1" r:id="rId3mg3jhq9ja72pkayr_naj">
+            <w:hyperlink w:history="1" r:id="rIdb7hdbaxq3hzlacvoggvpu">
               <w:r>
                 <w:rPr>
                   <w:rFonts w:ascii="Arial" w:cs="Arial" w:eastAsia="Arial" w:hAnsi="Arial"/>
@@ -12071,7 +12071,7 @@
               <w:spacing w:after="0" w:line="240" w:lineRule="auto"/>
               <w:jc w:val="center"/>
             </w:pPr>
-            <w:hyperlink w:history="1" r:id="rIdrcamepvgevcjxol-cm692">
+            <w:hyperlink w:history="1" r:id="rIdrvftabp0eyvkyuyxakv5e">
               <w:r>
                 <w:rPr>
                   <w:rFonts w:ascii="Arial" w:cs="Arial" w:eastAsia="Arial" w:hAnsi="Arial"/>
@@ -12371,7 +12371,7 @@
               <w:spacing w:after="0" w:line="240" w:lineRule="auto"/>
               <w:jc w:val="center"/>
             </w:pPr>
-            <w:hyperlink w:history="1" r:id="rIddkn_kdyci1_clgsayujp1">
+            <w:hyperlink w:history="1" r:id="rIdo-_in3fpxs4va-eddymc7">
               <w:r>
                 <w:rPr>
                   <w:rFonts w:ascii="Arial" w:cs="Arial" w:eastAsia="Arial" w:hAnsi="Arial"/>
@@ -12679,7 +12679,7 @@
               <w:spacing w:after="0" w:line="240" w:lineRule="auto"/>
               <w:jc w:val="center"/>
             </w:pPr>
-            <w:hyperlink w:history="1" r:id="rId-bq1oziw7nozeqnsjv3if">
+            <w:hyperlink w:history="1" r:id="rIddemclq10knl0vk44us2pd">
               <w:r>
                 <w:rPr>
                   <w:rFonts w:ascii="Arial" w:cs="Arial" w:eastAsia="Arial" w:hAnsi="Arial"/>
@@ -17748,7 +17748,7 @@
             <w:pPr>
               <w:spacing w:after="0" w:line="216" w:lineRule="auto"/>
             </w:pPr>
-            <w:hyperlink w:history="1" r:id="rIdqn0xjhnquhri9z7rt8hak">
+            <w:hyperlink w:history="1" r:id="rIdxlywltodlldw7fvznfdgp">
               <w:r>
                 <w:rPr>
                   <w:rFonts w:ascii="Arial" w:cs="Arial" w:eastAsia="Arial" w:hAnsi="Arial"/>
@@ -17898,7 +17898,7 @@
             <w:pPr>
               <w:spacing w:after="0" w:line="216" w:lineRule="auto"/>
             </w:pPr>
-            <w:hyperlink w:history="1" r:id="rIdey0mo6yvltvu_vp_agn5a">
+            <w:hyperlink w:history="1" r:id="rId8fgmldnmrhupkulf_igmq">
               <w:r>
                 <w:rPr>
                   <w:rFonts w:ascii="Arial" w:cs="Arial" w:eastAsia="Arial" w:hAnsi="Arial"/>
@@ -18050,7 +18050,7 @@
             <w:pPr>
               <w:spacing w:after="0" w:line="216" w:lineRule="auto"/>
             </w:pPr>
-            <w:hyperlink w:history="1" r:id="rIdzyfkims7hiuzkoy5fvfrw">
+            <w:hyperlink w:history="1" r:id="rIdpsv1k4dldb7mkziaqlafl">
               <w:r>
                 <w:rPr>
                   <w:rFonts w:ascii="Arial" w:cs="Arial" w:eastAsia="Arial" w:hAnsi="Arial"/>
@@ -18200,7 +18200,7 @@
             <w:pPr>
               <w:spacing w:after="0" w:line="216" w:lineRule="auto"/>
             </w:pPr>
-            <w:hyperlink w:history="1" r:id="rId3bpzy7r-yx5mkoltji6j0">
+            <w:hyperlink w:history="1" r:id="rIdcphhgawgmky5w24x5trdw">
               <w:r>
                 <w:rPr>
                   <w:rFonts w:ascii="Arial" w:cs="Arial" w:eastAsia="Arial" w:hAnsi="Arial"/>
@@ -18352,7 +18352,7 @@
             <w:pPr>
               <w:spacing w:after="0" w:line="216" w:lineRule="auto"/>
             </w:pPr>
-            <w:hyperlink w:history="1" r:id="rIdmazxlee-2xu8ipzlyzoli">
+            <w:hyperlink w:history="1" r:id="rIdcnzvanw-wmsy9pd3fnv_v">
               <w:r>
                 <w:rPr>
                   <w:rFonts w:ascii="Arial" w:cs="Arial" w:eastAsia="Arial" w:hAnsi="Arial"/>
@@ -18502,7 +18502,7 @@
             <w:pPr>
               <w:spacing w:after="0" w:line="216" w:lineRule="auto"/>
             </w:pPr>
-            <w:hyperlink w:history="1" r:id="rIdaseppu6jkbmb4fjuatix0">
+            <w:hyperlink w:history="1" r:id="rIdmpyqjkmahwmp6linj-u4g">
               <w:r>
                 <w:rPr>
                   <w:rFonts w:ascii="Arial" w:cs="Arial" w:eastAsia="Arial" w:hAnsi="Arial"/>
@@ -30411,7 +30411,7 @@
           <w:sz w:val="19"/>
           <w:szCs w:val="19"/>
         </w:rPr>
-        <w:t xml:space="preserve">То есть покупателю предлагают выбор: заплатить на 3 % больше, подождать 15 месяцев и сделать ремонт самому — но входить в сделку не всей суммой, а третью. Наш лот отвечает на это только тем, что в него можно заехать завтра. Это и есть единственный аргумент, который у частного продавца остаётся, и в объявлении он не сформулирован.</w:t>
+        <w:t xml:space="preserve">То есть покупателю предлагают выбор: заплатить на 3 % больше, подождать 15 месяцев и сделать ремонт самому — но входить в сделку не всей суммой, а третью. Наш лот отвечает на это тем, что в него можно заехать сейчас и что общая сумма выходит меньше. Это и есть тот аргумент, вокруг которого имеет смысл строить переговоры.</w:t>
       </w:r>
     </w:p>
     <w:p>
@@ -30918,7 +30918,7 @@
               <w:spacing w:after="0" w:line="240" w:lineRule="auto"/>
               <w:jc w:val="center"/>
             </w:pPr>
-            <w:hyperlink w:history="1" r:id="rIdqixjzluonjrgfwamfjx9n">
+            <w:hyperlink w:history="1" r:id="rIdytryjj0d0bzpczlwh9bzj">
               <w:r>
                 <w:rPr>
                   <w:rFonts w:ascii="Arial" w:cs="Arial" w:eastAsia="Arial" w:hAnsi="Arial"/>
@@ -31150,7 +31150,7 @@
               <w:spacing w:after="0" w:line="240" w:lineRule="auto"/>
               <w:jc w:val="center"/>
             </w:pPr>
-            <w:hyperlink w:history="1" r:id="rIdk8qmo97lye7vdvn5biomy">
+            <w:hyperlink w:history="1" r:id="rIdm12nvxoeveftyjcryajxp">
               <w:r>
                 <w:rPr>
                   <w:rFonts w:ascii="Arial" w:cs="Arial" w:eastAsia="Arial" w:hAnsi="Arial"/>
@@ -31376,7 +31376,7 @@
               <w:spacing w:after="0" w:line="240" w:lineRule="auto"/>
               <w:jc w:val="center"/>
             </w:pPr>
-            <w:hyperlink w:history="1" r:id="rId1vgfnoc2nuv1rmxwnssw2">
+            <w:hyperlink w:history="1" r:id="rIdksfwwzx-fygbj0o8daitn">
               <w:r>
                 <w:rPr>
                   <w:rFonts w:ascii="Arial" w:cs="Arial" w:eastAsia="Arial" w:hAnsi="Arial"/>
@@ -31608,7 +31608,7 @@
               <w:spacing w:after="0" w:line="240" w:lineRule="auto"/>
               <w:jc w:val="center"/>
             </w:pPr>
-            <w:hyperlink w:history="1" r:id="rIdyxpe1rhip0ljvdamji8qj">
+            <w:hyperlink w:history="1" r:id="rId6yg0dct9rypi0-_5ripid">
               <w:r>
                 <w:rPr>
                   <w:rFonts w:ascii="Arial" w:cs="Arial" w:eastAsia="Arial" w:hAnsi="Arial"/>
@@ -31834,7 +31834,7 @@
               <w:spacing w:after="0" w:line="240" w:lineRule="auto"/>
               <w:jc w:val="center"/>
             </w:pPr>
-            <w:hyperlink w:history="1" r:id="rIdeywvzrkeklr46d32cwuv8">
+            <w:hyperlink w:history="1" r:id="rIdrhnknl2mtqpp_q1hxwxku">
               <w:r>
                 <w:rPr>
                   <w:rFonts w:ascii="Arial" w:cs="Arial" w:eastAsia="Arial" w:hAnsi="Arial"/>
@@ -32066,7 +32066,7 @@
               <w:spacing w:after="0" w:line="240" w:lineRule="auto"/>
               <w:jc w:val="center"/>
             </w:pPr>
-            <w:hyperlink w:history="1" r:id="rIdpzwmaf9f5jhozkyvp8vba">
+            <w:hyperlink w:history="1" r:id="rIdqnzaac0ybaixk88muprpv">
               <w:r>
                 <w:rPr>
                   <w:rFonts w:ascii="Arial" w:cs="Arial" w:eastAsia="Arial" w:hAnsi="Arial"/>
@@ -32292,7 +32292,7 @@
               <w:spacing w:after="0" w:line="240" w:lineRule="auto"/>
               <w:jc w:val="center"/>
             </w:pPr>
-            <w:hyperlink w:history="1" r:id="rIdfl7-xk9rcl94fizvfwrf4">
+            <w:hyperlink w:history="1" r:id="rIdmscrtq1hyay0qaaz_zemd">
               <w:r>
                 <w:rPr>
                   <w:rFonts w:ascii="Arial" w:cs="Arial" w:eastAsia="Arial" w:hAnsi="Arial"/>
@@ -32524,7 +32524,7 @@
               <w:spacing w:after="0" w:line="240" w:lineRule="auto"/>
               <w:jc w:val="center"/>
             </w:pPr>
-            <w:hyperlink w:history="1" r:id="rId4dm4szygcgbggp0a-rv36">
+            <w:hyperlink w:history="1" r:id="rIdn_uhxinjljkvlg-9onqtc">
               <w:r>
                 <w:rPr>
                   <w:rFonts w:ascii="Arial" w:cs="Arial" w:eastAsia="Arial" w:hAnsi="Arial"/>
@@ -32750,7 +32750,7 @@
               <w:spacing w:after="0" w:line="240" w:lineRule="auto"/>
               <w:jc w:val="center"/>
             </w:pPr>
-            <w:hyperlink w:history="1" r:id="rId0unupdedfvys7ad8q_ib9">
+            <w:hyperlink w:history="1" r:id="rId7zujlclzoyh9lupf10_p9">
               <w:r>
                 <w:rPr>
                   <w:rFonts w:ascii="Arial" w:cs="Arial" w:eastAsia="Arial" w:hAnsi="Arial"/>
@@ -32982,7 +32982,7 @@
               <w:spacing w:after="0" w:line="240" w:lineRule="auto"/>
               <w:jc w:val="center"/>
             </w:pPr>
-            <w:hyperlink w:history="1" r:id="rIdynoqd8bhbfngy-gzu4uyy">
+            <w:hyperlink w:history="1" r:id="rIdwjaknzc2a2y_lrd5qedhx">
               <w:r>
                 <w:rPr>
                   <w:rFonts w:ascii="Arial" w:cs="Arial" w:eastAsia="Arial" w:hAnsi="Arial"/>
@@ -33208,7 +33208,7 @@
               <w:spacing w:after="0" w:line="240" w:lineRule="auto"/>
               <w:jc w:val="center"/>
             </w:pPr>
-            <w:hyperlink w:history="1" r:id="rId2_xlbzulevdnq11hjpdvq">
+            <w:hyperlink w:history="1" r:id="rIdfmw3sxmbnmnhj10xgtorm">
               <w:r>
                 <w:rPr>
                   <w:rFonts w:ascii="Arial" w:cs="Arial" w:eastAsia="Arial" w:hAnsi="Arial"/>
@@ -33440,7 +33440,7 @@
               <w:spacing w:after="0" w:line="240" w:lineRule="auto"/>
               <w:jc w:val="center"/>
             </w:pPr>
-            <w:hyperlink w:history="1" r:id="rIdl8ln8yfijaljizrllf_4t">
+            <w:hyperlink w:history="1" r:id="rIdyfzlrsqvuyrefxzeyxgpa">
               <w:r>
                 <w:rPr>
                   <w:rFonts w:ascii="Arial" w:cs="Arial" w:eastAsia="Arial" w:hAnsi="Arial"/>
@@ -33666,7 +33666,7 @@
               <w:spacing w:after="0" w:line="240" w:lineRule="auto"/>
               <w:jc w:val="center"/>
             </w:pPr>
-            <w:hyperlink w:history="1" r:id="rIdjew5uajgucuhfnflv-dkg">
+            <w:hyperlink w:history="1" r:id="rIds06dsdwjpadtsxckutnag">
               <w:r>
                 <w:rPr>
                   <w:rFonts w:ascii="Arial" w:cs="Arial" w:eastAsia="Arial" w:hAnsi="Arial"/>
@@ -33898,7 +33898,7 @@
               <w:spacing w:after="0" w:line="240" w:lineRule="auto"/>
               <w:jc w:val="center"/>
             </w:pPr>
-            <w:hyperlink w:history="1" r:id="rIdtp65yk_tpe3qwfkb2mh8f">
+            <w:hyperlink w:history="1" r:id="rId7otdwc-nsuye-s_j-yayv">
               <w:r>
                 <w:rPr>
                   <w:rFonts w:ascii="Arial" w:cs="Arial" w:eastAsia="Arial" w:hAnsi="Arial"/>
@@ -34123,7 +34123,7 @@
           <w:sz w:val="19"/>
           <w:szCs w:val="19"/>
         </w:rPr>
-        <w:t xml:space="preserve">125,6 м² от застройщика за 90,0 млн ₽ — это 115,1 млн ₽ «под ключ», на 19,1 млн ₽ дороже нас. 112,2 м² в «Эре» за 89,9 млн ₽ — 112,3 млн ₽ «под ключ», на 16,3 млн ₽ дороже. Вот с кем нужно сравнивать наш лот в объявлении.</w:t>
+        <w:t xml:space="preserve">125,6 м² от застройщика за 90,0 млн ₽ — это 115,1 млн ₽ «под ключ», на 19,1 млн ₽ дороже нас. 112,2 м² в «Эре» за 89,9 млн ₽ — 112,3 млн ₽ «под ключ», на 16,3 млн ₽ дороже. Это и есть правильная база для сравнения при переговорах.</w:t>
       </w:r>
     </w:p>
     <w:p>
@@ -38215,7 +38215,7 @@
           <w:sz w:val="19"/>
           <w:szCs w:val="19"/>
         </w:rPr>
-        <w:t xml:space="preserve">В объявлении об этом нет ни строки. </w:t>
+        <w:t xml:space="preserve">Это единственное преимущество квартала, которого нет ни у одного готового конкурента. </w:t>
       </w:r>
       <w:r>
         <w:rPr>
@@ -38228,7 +38228,7 @@
           <w:sz w:val="19"/>
           <w:szCs w:val="19"/>
         </w:rPr>
-        <w:t xml:space="preserve">Единственное преимущество квартала, которого нет ни у одного готового конкурента, в продаже не используется вообще.</w:t>
+        <w:t xml:space="preserve">«Воксхолл» и «Левел Павелецкая Сити» сданы, но клубного этажа у них нет вовсе. У «ОПУСа» и ЖК «А» набор сопоставим, но это стройка со сроками сдачи 2026 и 2028 годов.</w:t>
       </w:r>
     </w:p>
     <w:p>
@@ -38572,7 +38572,7 @@
           <w:sz w:val="19"/>
           <w:szCs w:val="19"/>
         </w:rPr>
-        <w:t xml:space="preserve">Шаг первый — переписать объявление, и это единственный шаг, который стоит ноль рублей. </w:t>
+        <w:t xml:space="preserve">Шаг первый — понять, с чем на самом деле идёт конкуренция. </w:t>
       </w:r>
       <w:r>
         <w:rPr>
@@ -38585,7 +38585,7 @@
           <w:sz w:val="19"/>
           <w:szCs w:val="19"/>
         </w:rPr>
-        <w:t xml:space="preserve">Сейчас в нём четыре строки. В нём должно быть: корпус сдан, ключи на руках, заехать можно завтра; отделка от застройщика по авторскому дизайн-проекту; 830 м² клубных сервисов — кинозал, фитнес, зал йоги, сауна, массажный кабинет, коворкинг, детская игровая, обеденный зал; двор-парк 2 гектара; и то, что метр здесь дешевле, чем у любой другой готовой квартиры 110–140 м² в этом же квартале.</w:t>
+        <w:t xml:space="preserve">Не с прайсом застройщика: по цене метра мы его уже обыгрываем. Конкуренция идёт с его рассрочкой, а против неё у частного продавца есть ровно два ответа — итоговая сумма и срок. Квартира застройщика того же размера обойдётся в 110–115 млн ₽ «под ключ» и будет готова через 15–17 месяцев; наша стоит 96,0 млн ₽ и готова сейчас. Именно эти две цифры должны стоять в переговорах, а не цена метра.</w:t>
       </w:r>
     </w:p>
     <w:p>
@@ -38662,7 +38662,7 @@
           <w:sz w:val="19"/>
           <w:szCs w:val="19"/>
         </w:rPr>
-        <w:t xml:space="preserve">Шаг третий — машиноместо и фотографии. </w:t>
+        <w:t xml:space="preserve">Шаг третий — машиноместо. </w:t>
       </w:r>
       <w:r>
         <w:rPr>
@@ -38675,7 +38675,7 @@
           <w:sz w:val="19"/>
           <w:szCs w:val="19"/>
         </w:rPr>
-        <w:t xml:space="preserve">Улица целиком в зоне платной городской парковки, поэтому место в паркинге здесь обязательно. Если оно есть — ему место в заголовке объявления, а не в примечании: у застройщика такое место стоит 8,1–9,7 млн ₽, и это половина обсуждаемой скидки, отданная покупателю вещью, а не деньгами. Фотографий у лота нет вовсе, тогда как соседи выкладывают по тридцать кадров.</w:t>
+        <w:t xml:space="preserve">Летниковская улица целиком в зоне платной городской парковки, поэтому место в паркинге здесь не удобство, а необходимость. У застройщика оно стоит 8,1–9,7 млн ₽ — то есть примерно столько же, сколько обсуждаемая скидка. Отдать место вместе с квартирой выгоднее, чем отдать те же деньги скидкой: вещь покупатель оценивает дороже, чем строчку в договоре.</w:t>
       </w:r>
     </w:p>
     <w:p>
@@ -38954,7 +38954,7 @@
         </w:rPr>
         <w:t xml:space="preserve">Объявление по нашему лоту — </w:t>
       </w:r>
-      <w:hyperlink w:history="1" r:id="rIdqpu3bf5h4triyzkninv5m">
+      <w:hyperlink w:history="1" r:id="rIdqi3vtdnzj2onvndlly_zm">
         <w:r>
           <w:rPr>
             <w:rFonts w:ascii="Arial" w:cs="Arial" w:eastAsia="Arial" w:hAnsi="Arial"/>
@@ -39001,7 +39001,7 @@
         </w:rPr>
         <w:t xml:space="preserve">Фотографии и часть цен — Яндекс Недвижимость — </w:t>
       </w:r>
-      <w:hyperlink w:history="1" r:id="rIddyqdjzidhtnofw4oyj7x7">
+      <w:hyperlink w:history="1" r:id="rIddehaccqr4kqu6t4t_sck0">
         <w:r>
           <w:rPr>
             <w:rFonts w:ascii="Arial" w:cs="Arial" w:eastAsia="Arial" w:hAnsi="Arial"/>
@@ -39112,7 +39112,7 @@
         </w:rPr>
         <w:t xml:space="preserve">Зона платной городской парковки — Московский паркинг — </w:t>
       </w:r>
-      <w:hyperlink w:history="1" r:id="rIden0vj9vbt8hmfmm2d2uaq">
+      <w:hyperlink w:history="1" r:id="rIdltznclrwoigyvhc9kxfw6">
         <w:r>
           <w:rPr>
             <w:rFonts w:ascii="Arial" w:cs="Arial" w:eastAsia="Arial" w:hAnsi="Arial"/>
@@ -39159,7 +39159,7 @@
         </w:rPr>
         <w:t xml:space="preserve">Яндекс Карты — картографическая основа — </w:t>
       </w:r>
-      <w:hyperlink w:history="1" r:id="rIdvl-ejyldxhj9lljoxdlid">
+      <w:hyperlink w:history="1" r:id="rIdzy6hvdrnrqubocud-orr-">
         <w:r>
           <w:rPr>
             <w:rFonts w:ascii="Arial" w:cs="Arial" w:eastAsia="Arial" w:hAnsi="Arial"/>

--- a/high-life-lot/HIGH_LIFE_аналитика_по_лоту.docx
+++ b/high-life-lot/HIGH_LIFE_аналитика_по_лоту.docx
@@ -1194,7 +1194,7 @@
           <w:sz w:val="19"/>
           <w:szCs w:val="19"/>
         </w:rPr>
-        <w:t xml:space="preserve">Обычно в таком отчёте выясняется, что квартира переоценена. Здесь — нет. По цене метра лот стоит правильно и даже чуть дешевле рынка, и снижение цены проблему не решит.</w:t>
+        <w:t xml:space="preserve">Обычно в таком отчёте выясняется, что квартира переоценена. Здесь — нет: метр стоит правильно и даже дешевле, чем у любой другой готовой квартиры такого размера в квартале. Проблема в другом — абсолютная цифра стоит в самом неудачном месте ценовой лестницы.</w:t>
       </w:r>
     </w:p>
     <w:tbl>
@@ -1309,7 +1309,7 @@
                 <w:sz w:val="27"/>
                 <w:szCs w:val="27"/>
               </w:rPr>
-              <w:t xml:space="preserve">98,5 млн ₽</w:t>
+              <w:t xml:space="preserve">767 386 ₽</w:t>
             </w:r>
           </w:p>
           <w:p>
@@ -1329,7 +1329,7 @@
                 <w:sz w:val="13"/>
                 <w:szCs w:val="13"/>
               </w:rPr>
-              <w:t xml:space="preserve">Модель по дому</w:t>
+              <w:t xml:space="preserve">Метр — самый дешёвый из готовых</w:t>
             </w:r>
           </w:p>
         </w:tc>
@@ -1366,7 +1366,7 @@
                 <w:sz w:val="27"/>
                 <w:szCs w:val="27"/>
               </w:rPr>
-              <w:t xml:space="preserve">− 2,5 %</w:t>
+              <w:t xml:space="preserve">5 квартир</w:t>
             </w:r>
           </w:p>
           <w:p>
@@ -1386,7 +1386,7 @@
                 <w:sz w:val="13"/>
                 <w:szCs w:val="13"/>
               </w:rPr>
-              <w:t xml:space="preserve">Лот дешевле модели</w:t>
+              <w:t xml:space="preserve">С точно такой же отделкой</w:t>
             </w:r>
           </w:p>
         </w:tc>
@@ -1423,7 +1423,7 @@
                 <w:sz w:val="27"/>
                 <w:szCs w:val="27"/>
               </w:rPr>
-              <w:t xml:space="preserve">48 лотов</w:t>
+              <w:t xml:space="preserve">3 из них</w:t>
             </w:r>
           </w:p>
           <w:p>
@@ -1443,7 +1443,7 @@
                 <w:sz w:val="13"/>
                 <w:szCs w:val="13"/>
               </w:rPr>
-              <w:t xml:space="preserve">Конкурентов в бюджете</w:t>
+              <w:t xml:space="preserve">Дешевле нашей</w:t>
             </w:r>
           </w:p>
         </w:tc>
@@ -1496,7 +1496,7 @@
           <w:sz w:val="19"/>
           <w:szCs w:val="19"/>
         </w:rPr>
-        <w:t xml:space="preserve">Цена не является причиной. </w:t>
+        <w:t xml:space="preserve">Метр выставлен правильно. </w:t>
       </w:r>
       <w:r>
         <w:rPr>
@@ -1509,7 +1509,7 @@
           <w:sz w:val="19"/>
           <w:szCs w:val="19"/>
         </w:rPr>
-        <w:t xml:space="preserve">Регрессия по 278 лотам HIGH LIFE (этаж и площадь) даёт для 125,1 м² на 8-м этаже 787 111 ₽/м², то есть 98,5 млн ₽. Лот просит 96,0 млн ₽ — на 2,5 % ниже модели и дешевле любой другой готовой квартиры 110–140 м² в квартале.</w:t>
+        <w:t xml:space="preserve">Регрессия по 278 лотам HIGH LIFE (этаж и площадь) даёт для 125,1 м² на 8-м этаже 787 111 ₽/м², то есть 98,5 млн ₽. Лот просит 96,0 млн ₽ — на 2,5 % ниже модели, и это самый дешёвый метр среди двенадцати готовых квартир 110–140 м² в квартале.</w:t>
       </w:r>
     </w:p>
     <w:p>
@@ -1541,7 +1541,7 @@
           <w:sz w:val="19"/>
           <w:szCs w:val="19"/>
         </w:rPr>
-        <w:t xml:space="preserve">Реальный разрыв с застройщиком — не 17 %, а 3 %. </w:t>
+        <w:t xml:space="preserve">Но конкуренция идёт не по метру, а по абсолютной цене — и здесь мы наверху. </w:t>
       </w:r>
       <w:r>
         <w:rPr>
@@ -1554,7 +1554,7 @@
           <w:sz w:val="19"/>
           <w:szCs w:val="19"/>
         </w:rPr>
-        <w:t xml:space="preserve">Метр второй очереди стоит 924 470 ₽ «под ключ», и на бумаге мы дешевле на 17 %. Но беспроцентная рассрочка до 31.10.2027 стоит 13,9 млн ₽ живых денег — 14,4 % цены. С её учётом эффективный метр застройщика — 791 080 ₽ против наших 767 386 ₽.</w:t>
+        <w:t xml:space="preserve">Пять квартир квартала продаются ровно с той же отделкой от застройщика без мебели. Три из них дешевле нас: 92,7, 93,6 и 93,9 млн ₽. Ещё одна стоит ровно столько же. Покупатель, который выбирает внутри этой пятёрки, начинает не с нашего лота.</w:t>
       </w:r>
     </w:p>
     <w:p>
@@ -1586,20 +1586,20 @@
           <w:sz w:val="19"/>
           <w:szCs w:val="19"/>
         </w:rPr>
-        <w:t xml:space="preserve">Проблема в бюджете, а не в метре. </w:t>
+        <w:t xml:space="preserve">Сверху зажимает укомплектованная квартира. </w:t>
       </w:r>
       <w:r>
         <w:rPr>
           <w:rFonts w:ascii="Arial" w:cs="Arial" w:eastAsia="Arial" w:hAnsi="Arial"/>
-          <w:b w:val="false"/>
-          <w:bCs w:val="false"/>
+          <w:b/>
+          <w:bCs/>
           <w:i w:val="false"/>
           <w:iCs w:val="false"/>
           <w:color w:val="2A2E38"/>
           <w:sz w:val="19"/>
           <w:szCs w:val="19"/>
         </w:rPr>
-        <w:t xml:space="preserve">96 млн ₽ — это узкий сегмент, и внутри одного только HIGH LIFE в нём стоят 48 лотов, 33 из них у застройщика. Покупатель выбирает не «сколько стоит метр», а «какую из 48 квартир взять».</w:t>
+        <w:t xml:space="preserve">На том же 8-м этаже идёт 120,0 м² за 99,0 млн ₽ под ключ, с мебелью и техникой. Мы дешевле на 3,0 млн ₽ и больше на 5,1 м², но пустые: обставить 125 метров стоит дороже трёх миллионов.</w:t>
       </w:r>
     </w:p>
     <w:p>
@@ -1631,20 +1631,20 @@
           <w:sz w:val="19"/>
           <w:szCs w:val="19"/>
         </w:rPr>
-        <w:t xml:space="preserve">Проигрывает лот не по цене, а по составу предложения. </w:t>
+        <w:t xml:space="preserve">А снизу — рассрочка застройщика. </w:t>
       </w:r>
       <w:r>
         <w:rPr>
           <w:rFonts w:ascii="Arial" w:cs="Arial" w:eastAsia="Arial" w:hAnsi="Arial"/>
-          <w:b/>
-          <w:bCs/>
+          <w:b w:val="false"/>
+          <w:bCs w:val="false"/>
           <w:i w:val="false"/>
           <w:iCs w:val="false"/>
           <w:color w:val="2A2E38"/>
           <w:sz w:val="19"/>
           <w:szCs w:val="19"/>
         </w:rPr>
-        <w:t xml:space="preserve">На том же 8-м этаже продаётся 120,0 м² за 99,0 млн ₽ под ключ — с мебелью и техникой. Наш лот дешевле на 3,0 млн ₽ и больше на 5,1 м², но пустой.</w:t>
+        <w:t xml:space="preserve">Метр второй очереди стоит 924 470 ₽ «под ключ», и на бумаге мы дешевле на 17 %. Но беспроцентная рассрочка до 31.10.2027 стоит 13,9 млн ₽ живых денег — 14,4 % цены. С её учётом эффективный метр застройщика 791 080 ₽ против наших 767 386 ₽: разрыв всего 3 %.</w:t>
       </w:r>
     </w:p>
     <w:p>
@@ -1676,7 +1676,20 @@
           <w:sz w:val="19"/>
           <w:szCs w:val="19"/>
         </w:rPr>
-        <w:t xml:space="preserve">Два преимущества, которых нет ни у застройщика, ни у семи из девяти конкурентов: заехать можно сейчас и 830 м² клубной инфраструктуры, которая уже работает. Ни один готовый конкурент такого набора не даёт.</w:t>
+        <w:t xml:space="preserve">Единственный счётный аргумент за нас — цена лишнего метра. </w:t>
+      </w:r>
+      <w:r>
+        <w:rPr>
+          <w:rFonts w:ascii="Arial" w:cs="Arial" w:eastAsia="Arial" w:hAnsi="Arial"/>
+          <w:b/>
+          <w:bCs/>
+          <w:i w:val="false"/>
+          <w:iCs w:val="false"/>
+          <w:color w:val="2A2E38"/>
+          <w:sz w:val="19"/>
+          <w:szCs w:val="19"/>
+        </w:rPr>
+        <w:t xml:space="preserve">Против 119,0 м² за 93,6 млн ₽ мы просим +2,4 млн ₽ за +6,1 м², то есть 393 тыс. ₽ за метр разницы. Против 118,5 м² за 93,9 млн ₽ — 318 тыс. ₽. При том что метр готовой квартиры в квартале стоит в среднем 893 тыс. ₽. Плюс заехать можно сейчас и 830 м² работающей инфраструктуры.</w:t>
       </w:r>
     </w:p>
     <w:p>
@@ -9331,7 +9344,7 @@
               <w:spacing w:after="0" w:line="240" w:lineRule="auto"/>
               <w:jc w:val="center"/>
             </w:pPr>
-            <w:hyperlink w:history="1" r:id="rIdmu4svzm5shxuwtvdmsi5h">
+            <w:hyperlink w:history="1" r:id="rId1lel1kk3wvpkn9vdnvz3c">
               <w:r>
                 <w:rPr>
                   <w:rFonts w:ascii="Arial" w:cs="Arial" w:eastAsia="Arial" w:hAnsi="Arial"/>
@@ -9639,7 +9652,7 @@
               <w:spacing w:after="0" w:line="240" w:lineRule="auto"/>
               <w:jc w:val="center"/>
             </w:pPr>
-            <w:hyperlink w:history="1" r:id="rId9xwtsobfsoxiswruqalkd">
+            <w:hyperlink w:history="1" r:id="rIdhranwii-7vyplte-ebpwg">
               <w:r>
                 <w:rPr>
                   <w:rFonts w:ascii="Arial" w:cs="Arial" w:eastAsia="Arial" w:hAnsi="Arial"/>
@@ -9939,7 +9952,7 @@
               <w:spacing w:after="0" w:line="240" w:lineRule="auto"/>
               <w:jc w:val="center"/>
             </w:pPr>
-            <w:hyperlink w:history="1" r:id="rId2p4rjjjnmz5a5xnripzka">
+            <w:hyperlink w:history="1" r:id="rIdvp79tkj2vogo1uwt6vtyu">
               <w:r>
                 <w:rPr>
                   <w:rFonts w:ascii="Arial" w:cs="Arial" w:eastAsia="Arial" w:hAnsi="Arial"/>
@@ -10247,7 +10260,7 @@
               <w:spacing w:after="0" w:line="240" w:lineRule="auto"/>
               <w:jc w:val="center"/>
             </w:pPr>
-            <w:hyperlink w:history="1" r:id="rIdyqgymiur61a7qyflvhr0v">
+            <w:hyperlink w:history="1" r:id="rIdeqgjwhfa9prbgafo-g7xt">
               <w:r>
                 <w:rPr>
                   <w:rFonts w:ascii="Arial" w:cs="Arial" w:eastAsia="Arial" w:hAnsi="Arial"/>
@@ -10521,7 +10534,7 @@
                 <w:sz w:val="17"/>
                 <w:szCs w:val="17"/>
               </w:rPr>
-              <w:t xml:space="preserve">под ключ, с мебелью</w:t>
+              <w:t xml:space="preserve">отделка застройщика</w:t>
             </w:r>
           </w:p>
         </w:tc>
@@ -10547,7 +10560,7 @@
               <w:spacing w:after="0" w:line="240" w:lineRule="auto"/>
               <w:jc w:val="center"/>
             </w:pPr>
-            <w:hyperlink w:history="1" r:id="rIdpkjkgj9iecjv4m99xfexq">
+            <w:hyperlink w:history="1" r:id="rId51cdqxau3yhzrh6-au4qk">
               <w:r>
                 <w:rPr>
                   <w:rFonts w:ascii="Arial" w:cs="Arial" w:eastAsia="Arial" w:hAnsi="Arial"/>
@@ -10855,7 +10868,7 @@
               <w:spacing w:after="0" w:line="240" w:lineRule="auto"/>
               <w:jc w:val="center"/>
             </w:pPr>
-            <w:hyperlink w:history="1" r:id="rIdl5lb3u3xkrqskly2-g_um">
+            <w:hyperlink w:history="1" r:id="rIdfpku5guhk2q36ke46qcto">
               <w:r>
                 <w:rPr>
                   <w:rFonts w:ascii="Arial" w:cs="Arial" w:eastAsia="Arial" w:hAnsi="Arial"/>
@@ -11155,7 +11168,7 @@
               <w:spacing w:after="0" w:line="240" w:lineRule="auto"/>
               <w:jc w:val="center"/>
             </w:pPr>
-            <w:hyperlink w:history="1" r:id="rIdeibcmmcnghqp8fznumjgg">
+            <w:hyperlink w:history="1" r:id="rIdt2mrauipgz0fvkfnxmb2u">
               <w:r>
                 <w:rPr>
                   <w:rFonts w:ascii="Arial" w:cs="Arial" w:eastAsia="Arial" w:hAnsi="Arial"/>
@@ -11463,7 +11476,7 @@
               <w:spacing w:after="0" w:line="240" w:lineRule="auto"/>
               <w:jc w:val="center"/>
             </w:pPr>
-            <w:hyperlink w:history="1" r:id="rIdpwvf1h_cfqoi6eolugs-y">
+            <w:hyperlink w:history="1" r:id="rIdg9hr0rf5fg-ls6glqwosg">
               <w:r>
                 <w:rPr>
                   <w:rFonts w:ascii="Arial" w:cs="Arial" w:eastAsia="Arial" w:hAnsi="Arial"/>
@@ -11763,7 +11776,7 @@
               <w:spacing w:after="0" w:line="240" w:lineRule="auto"/>
               <w:jc w:val="center"/>
             </w:pPr>
-            <w:hyperlink w:history="1" r:id="rIdb7hdbaxq3hzlacvoggvpu">
+            <w:hyperlink w:history="1" r:id="rId5aq1bgrfm_mkpwntcav7c">
               <w:r>
                 <w:rPr>
                   <w:rFonts w:ascii="Arial" w:cs="Arial" w:eastAsia="Arial" w:hAnsi="Arial"/>
@@ -12071,7 +12084,7 @@
               <w:spacing w:after="0" w:line="240" w:lineRule="auto"/>
               <w:jc w:val="center"/>
             </w:pPr>
-            <w:hyperlink w:history="1" r:id="rIdrvftabp0eyvkyuyxakv5e">
+            <w:hyperlink w:history="1" r:id="rIdkgjbe6tiezga80nmn1ggp">
               <w:r>
                 <w:rPr>
                   <w:rFonts w:ascii="Arial" w:cs="Arial" w:eastAsia="Arial" w:hAnsi="Arial"/>
@@ -12371,7 +12384,7 @@
               <w:spacing w:after="0" w:line="240" w:lineRule="auto"/>
               <w:jc w:val="center"/>
             </w:pPr>
-            <w:hyperlink w:history="1" r:id="rIdo-_in3fpxs4va-eddymc7">
+            <w:hyperlink w:history="1" r:id="rIduapnx2cyfe1hvcxb0o_kc">
               <w:r>
                 <w:rPr>
                   <w:rFonts w:ascii="Arial" w:cs="Arial" w:eastAsia="Arial" w:hAnsi="Arial"/>
@@ -12679,7 +12692,7 @@
               <w:spacing w:after="0" w:line="240" w:lineRule="auto"/>
               <w:jc w:val="center"/>
             </w:pPr>
-            <w:hyperlink w:history="1" r:id="rIddemclq10knl0vk44us2pd">
+            <w:hyperlink w:history="1" r:id="rIdwjb3tjrey0ze9okelytyl">
               <w:r>
                 <w:rPr>
                   <w:rFonts w:ascii="Arial" w:cs="Arial" w:eastAsia="Arial" w:hAnsi="Arial"/>
@@ -12795,7 +12808,7 @@
           <w:sz w:val="19"/>
           <w:szCs w:val="19"/>
         </w:rPr>
-        <w:t xml:space="preserve">Средняя по этим двенадцати — 893 441 ₽/м², наш просит 767 386 ₽, на 14 % ниже.</w:t>
+        <w:t xml:space="preserve">Средняя по этим двенадцати — 893 441 ₽/м², наш просит 767 386 ₽, на 14,1 % ниже.</w:t>
       </w:r>
     </w:p>
     <w:p>
@@ -12827,7 +12840,7 @@
           <w:sz w:val="19"/>
           <w:szCs w:val="19"/>
         </w:rPr>
-        <w:t xml:space="preserve">Главный конкурент стоит на нашем же этаже: 120,0 м² за 99,0 млн ₽ — под ключ, с мебелью и техникой. </w:t>
+        <w:t xml:space="preserve">Но пять квартир в квартале идут ровно с той же отделкой, что наша: от застройщика, без мебели. </w:t>
       </w:r>
       <w:r>
         <w:rPr>
@@ -12840,7 +12853,7 @@
           <w:sz w:val="19"/>
           <w:szCs w:val="19"/>
         </w:rPr>
-        <w:t xml:space="preserve">На 5,1 м² меньше и на 3,0 млн ₽ дороже, но въехать можно с чемоданом. Наш лот идёт с отделкой застройщика и пустой: покупателю ещё обставлять 125 метров.</w:t>
+        <w:t xml:space="preserve">Это и есть настоящая конкурентная группа — внутри неё покупатель сравнивает только цену. Три из пяти стоят дешевле нас: 92,7, 93,6 и 93,9 млн ₽. Ещё одна — ровно 96,0 млн ₽. И только одна дороже, за 101,0 млн ₽.</w:t>
       </w:r>
     </w:p>
     <w:p>
@@ -12872,7 +12885,20 @@
           <w:sz w:val="19"/>
           <w:szCs w:val="19"/>
         </w:rPr>
-        <w:t xml:space="preserve">Полностью укомплектованных квартир в базе три: 125,0 м² за 162,5 млн ₽, 120,0 м² за 116,5 млн ₽ и те самые 120,0 м² за 99,0 млн ₽. Две из трёх дороже нас в разы, третья — на три миллиона.</w:t>
+        <w:t xml:space="preserve">Полностью укомплектованных квартир в базе три, и одна из них — на нашем этаже: 120,0 м² за 99,0 млн ₽ под ключ, с мебелью и техникой. </w:t>
+      </w:r>
+      <w:r>
+        <w:rPr>
+          <w:rFonts w:ascii="Arial" w:cs="Arial" w:eastAsia="Arial" w:hAnsi="Arial"/>
+          <w:b/>
+          <w:bCs/>
+          <w:i w:val="false"/>
+          <w:iCs w:val="false"/>
+          <w:color w:val="2A2E38"/>
+          <w:sz w:val="19"/>
+          <w:szCs w:val="19"/>
+        </w:rPr>
+        <w:t xml:space="preserve">На 5,1 м² меньше и на 3,0 млн ₽ дороже, но въехать можно с чемоданом. Две другие — 125,0 м² за 162,5 млн ₽ и 120,0 м² за 116,5 млн ₽ — в другом бюджете.</w:t>
       </w:r>
     </w:p>
     <w:p>
@@ -12904,7 +12930,7 @@
           <w:sz w:val="19"/>
           <w:szCs w:val="19"/>
         </w:rPr>
-        <w:t xml:space="preserve">Бетон в этом же диапазоне стоит 768 502 ₽/м². </w:t>
+        <w:t xml:space="preserve">Бетон в этом же диапазоне стоит 768 799 ₽/м². </w:t>
       </w:r>
       <w:r>
         <w:rPr>
@@ -12917,7 +12943,7 @@
           <w:sz w:val="19"/>
           <w:szCs w:val="19"/>
         </w:rPr>
-        <w:t xml:space="preserve">С отделкой по 200 тыс. ₽/м² это 968 502 ₽ за метр — на 26 % дороже нашего лота. Против лотов застройщика мы выигрываем с запасом; проигрываем только укомплектованным квартирам.</w:t>
+        <w:t xml:space="preserve">С отделкой по 200 тыс. ₽/м² это 968 799 ₽ за метр — на 26 % дороже нашего лота. Против лотов застройщика мы выигрываем с запасом; проигрываем внутри своей же группы по абсолютной цене.</w:t>
       </w:r>
     </w:p>
     <w:p>
@@ -14344,7 +14370,7 @@
                 <w:sz w:val="17"/>
                 <w:szCs w:val="17"/>
               </w:rPr>
-              <w:t xml:space="preserve">45</w:t>
+              <w:t xml:space="preserve">46</w:t>
             </w:r>
           </w:p>
         </w:tc>
@@ -14455,7 +14481,7 @@
                 <w:sz w:val="17"/>
                 <w:szCs w:val="17"/>
               </w:rPr>
-              <w:t xml:space="preserve">801 341</w:t>
+              <w:t xml:space="preserve">800 864</w:t>
             </w:r>
           </w:p>
         </w:tc>
@@ -17595,7 +17621,7 @@
           <w:sz w:val="19"/>
           <w:szCs w:val="19"/>
         </w:rPr>
-        <w:t xml:space="preserve">Шесть реальных объявлений из проектов, участвующих в аналитике. Первые две — соседи по нашему корпусу: отделка того же уровня, что у нас, за 99,9 млн ₽ и «под чистовую» за 93,0 млн ₽. Остальные показывают, что за те же деньги и дешевле продаётся с полноценным дизайнерским ремонтом и мебелью.</w:t>
+        <w:t xml:space="preserve">Пять реальных объявлений из проектов аналитики. Первое — квартира в бетоне в нашем же корпусе за 93,0 млн ₽: с отделкой она обошлась бы в 116,9 млн ₽. Остальные показывают, что за те же деньги и дешевле в соседнем проекте продаётся с полноценным дизайнерским ремонтом и мебелью.</w:t>
       </w:r>
     </w:p>
     <w:tbl>
@@ -17710,7 +17736,7 @@
                 <w:sz w:val="15"/>
                 <w:szCs w:val="15"/>
               </w:rPr>
-              <w:t xml:space="preserve">125,0 м², эт. 8/32 · отделка сделана</w:t>
+              <w:t xml:space="preserve">119,4 м², эт. 8/32 · бетон</w:t>
             </w:r>
           </w:p>
           <w:p>
@@ -17728,7 +17754,7 @@
                 <w:sz w:val="18"/>
                 <w:szCs w:val="18"/>
               </w:rPr>
-              <w:t xml:space="preserve">99,9 млн ₽</w:t>
+              <w:t xml:space="preserve">93,0 млн ₽</w:t>
             </w:r>
             <w:r>
               <w:rPr>
@@ -17741,14 +17767,14 @@
                 <w:sz w:val="15"/>
                 <w:szCs w:val="15"/>
               </w:rPr>
-              <w:t xml:space="preserve">   799 200 ₽/м²</w:t>
+              <w:t xml:space="preserve">   778 894 ₽/м²</w:t>
             </w:r>
           </w:p>
           <w:p>
             <w:pPr>
               <w:spacing w:after="0" w:line="216" w:lineRule="auto"/>
             </w:pPr>
-            <w:hyperlink w:history="1" r:id="rIdxlywltodlldw7fvznfdgp">
+            <w:hyperlink w:history="1" r:id="rIdnixi1w6ymqmmaqs27ucpw">
               <w:r>
                 <w:rPr>
                   <w:rFonts w:ascii="Arial" w:cs="Arial" w:eastAsia="Arial" w:hAnsi="Arial"/>
@@ -17842,7 +17868,7 @@
                 <w:sz w:val="18"/>
                 <w:szCs w:val="18"/>
               </w:rPr>
-              <w:t xml:space="preserve">HIGH LIFE, K1 SOUL</w:t>
+              <w:t xml:space="preserve">Левел Павелецкая Сити</w:t>
             </w:r>
           </w:p>
           <w:p>
@@ -17860,7 +17886,7 @@
                 <w:sz w:val="15"/>
                 <w:szCs w:val="15"/>
               </w:rPr>
-              <w:t xml:space="preserve">119,0 м², эт. 8/32 · под чистовую, 2 м/места</w:t>
+              <w:t xml:space="preserve">93,0 м², эт. 41/46 · дизайнерский, с мебелью</w:t>
             </w:r>
           </w:p>
           <w:p>
@@ -17878,7 +17904,7 @@
                 <w:sz w:val="18"/>
                 <w:szCs w:val="18"/>
               </w:rPr>
-              <w:t xml:space="preserve">93,0 млн ₽</w:t>
+              <w:t xml:space="preserve">90,0 млн ₽</w:t>
             </w:r>
             <w:r>
               <w:rPr>
@@ -17891,14 +17917,14 @@
                 <w:sz w:val="15"/>
                 <w:szCs w:val="15"/>
               </w:rPr>
-              <w:t xml:space="preserve">   781 513 ₽/м²</w:t>
+              <w:t xml:space="preserve">   967 742 ₽/м²</w:t>
             </w:r>
           </w:p>
           <w:p>
             <w:pPr>
               <w:spacing w:after="0" w:line="216" w:lineRule="auto"/>
             </w:pPr>
-            <w:hyperlink w:history="1" r:id="rId8fgmldnmrhupkulf_igmq">
+            <w:hyperlink w:history="1" r:id="rIdyt65ni5po-niivdvjsd_i">
               <w:r>
                 <w:rPr>
                   <w:rFonts w:ascii="Arial" w:cs="Arial" w:eastAsia="Arial" w:hAnsi="Arial"/>
@@ -17994,7 +18020,7 @@
                 <w:sz w:val="18"/>
                 <w:szCs w:val="18"/>
               </w:rPr>
-              <w:t xml:space="preserve">Левел Павелецкая Сити</w:t>
+              <w:t xml:space="preserve">HIGH LIFE, K1 SOUL</w:t>
             </w:r>
           </w:p>
           <w:p>
@@ -18012,7 +18038,7 @@
                 <w:sz w:val="15"/>
                 <w:szCs w:val="15"/>
               </w:rPr>
-              <w:t xml:space="preserve">93,0 м², эт. 41/46 · дизайнерский, с мебелью</w:t>
+              <w:t xml:space="preserve">96,1 м², эт. 6/32 · отделка от застройщика, без мебели</w:t>
             </w:r>
           </w:p>
           <w:p>
@@ -18030,7 +18056,7 @@
                 <w:sz w:val="18"/>
                 <w:szCs w:val="18"/>
               </w:rPr>
-              <w:t xml:space="preserve">90,0 млн ₽</w:t>
+              <w:t xml:space="preserve">77,0 млн ₽</w:t>
             </w:r>
             <w:r>
               <w:rPr>
@@ -18043,14 +18069,14 @@
                 <w:sz w:val="15"/>
                 <w:szCs w:val="15"/>
               </w:rPr>
-              <w:t xml:space="preserve">   967 742 ₽/м²</w:t>
+              <w:t xml:space="preserve">   801 249 ₽/м²</w:t>
             </w:r>
           </w:p>
           <w:p>
             <w:pPr>
               <w:spacing w:after="0" w:line="216" w:lineRule="auto"/>
             </w:pPr>
-            <w:hyperlink w:history="1" r:id="rIdpsv1k4dldb7mkziaqlafl">
+            <w:hyperlink w:history="1" r:id="rIdloub2mzyiic3brvgbxezz">
               <w:r>
                 <w:rPr>
                   <w:rFonts w:ascii="Arial" w:cs="Arial" w:eastAsia="Arial" w:hAnsi="Arial"/>
@@ -18144,7 +18170,7 @@
                 <w:sz w:val="18"/>
                 <w:szCs w:val="18"/>
               </w:rPr>
-              <w:t xml:space="preserve">HIGH LIFE, K1 SOUL</w:t>
+              <w:t xml:space="preserve">Левел Павелецкая Сити</w:t>
             </w:r>
           </w:p>
           <w:p>
@@ -18162,7 +18188,7 @@
                 <w:sz w:val="15"/>
                 <w:szCs w:val="15"/>
               </w:rPr>
-              <w:t xml:space="preserve">96,1 м², эт. 6/32 · дизайнерский, с мебелью</w:t>
+              <w:t xml:space="preserve">97,0 м², эт. 34/46 · дизайнерский, с мебелью</w:t>
             </w:r>
           </w:p>
           <w:p>
@@ -18180,7 +18206,7 @@
                 <w:sz w:val="18"/>
                 <w:szCs w:val="18"/>
               </w:rPr>
-              <w:t xml:space="preserve">77,0 млн ₽</w:t>
+              <w:t xml:space="preserve">63,8 млн ₽</w:t>
             </w:r>
             <w:r>
               <w:rPr>
@@ -18193,14 +18219,14 @@
                 <w:sz w:val="15"/>
                 <w:szCs w:val="15"/>
               </w:rPr>
-              <w:t xml:space="preserve">   801 249 ₽/м²</w:t>
+              <w:t xml:space="preserve">   657 732 ₽/м²</w:t>
             </w:r>
           </w:p>
           <w:p>
             <w:pPr>
               <w:spacing w:after="0" w:line="216" w:lineRule="auto"/>
             </w:pPr>
-            <w:hyperlink w:history="1" r:id="rIdcphhgawgmky5w24x5trdw">
+            <w:hyperlink w:history="1" r:id="rId974rwh-e3a7n4vit6hy4t">
               <w:r>
                 <w:rPr>
                   <w:rFonts w:ascii="Arial" w:cs="Arial" w:eastAsia="Arial" w:hAnsi="Arial"/>
@@ -18296,7 +18322,7 @@
                 <w:sz w:val="18"/>
                 <w:szCs w:val="18"/>
               </w:rPr>
-              <w:t xml:space="preserve">Левел Павелецкая Сити</w:t>
+              <w:t xml:space="preserve">HIGH LIFE, K1 SOUL</w:t>
             </w:r>
           </w:p>
           <w:p>
@@ -18314,7 +18340,7 @@
                 <w:sz w:val="15"/>
                 <w:szCs w:val="15"/>
               </w:rPr>
-              <w:t xml:space="preserve">97,0 м², эт. 34/46 · дизайнерский, с мебелью</w:t>
+              <w:t xml:space="preserve">122,4 м², эт. 5/32 · отделка сделана</w:t>
             </w:r>
           </w:p>
           <w:p>
@@ -18332,7 +18358,7 @@
                 <w:sz w:val="18"/>
                 <w:szCs w:val="18"/>
               </w:rPr>
-              <w:t xml:space="preserve">63,8 млн ₽</w:t>
+              <w:t xml:space="preserve">113,5 млн ₽</w:t>
             </w:r>
             <w:r>
               <w:rPr>
@@ -18345,14 +18371,14 @@
                 <w:sz w:val="15"/>
                 <w:szCs w:val="15"/>
               </w:rPr>
-              <w:t xml:space="preserve">   657 732 ₽/м²</w:t>
+              <w:t xml:space="preserve">   927 288 ₽/м²</w:t>
             </w:r>
           </w:p>
           <w:p>
             <w:pPr>
               <w:spacing w:after="0" w:line="216" w:lineRule="auto"/>
             </w:pPr>
-            <w:hyperlink w:history="1" r:id="rIdcnzvanw-wmsy9pd3fnv_v">
+            <w:hyperlink w:history="1" r:id="rIdidaqu_16aikuqjzk1uris">
               <w:r>
                 <w:rPr>
                   <w:rFonts w:ascii="Arial" w:cs="Arial" w:eastAsia="Arial" w:hAnsi="Arial"/>
@@ -18387,136 +18413,19 @@
             <w:vAlign w:val="top"/>
           </w:tcPr>
           <w:p>
-            <w:pPr>
-              <w:spacing w:after="80"/>
-            </w:pPr>
-            <w:r>
-              <w:drawing>
-                <wp:inline distT="0" distB="0" distL="0" distR="0">
-                  <wp:extent cx="2914650" cy="1943100"/>
-                  <wp:effectExtent t="0" r="0" b="0" l="0"/>
-                  <wp:docPr id="1" name="" descr="" title=""/>
-                  <wp:cNvGraphicFramePr>
-                    <a:graphicFrameLocks xmlns:a="http://schemas.openxmlformats.org/drawingml/2006/main" noChangeAspect="1"/>
-                  </wp:cNvGraphicFramePr>
-                  <a:graphic xmlns:a="http://schemas.openxmlformats.org/drawingml/2006/main">
-                    <a:graphicData uri="http://schemas.openxmlformats.org/drawingml/2006/picture">
-                      <pic:pic xmlns:pic="http://schemas.openxmlformats.org/drawingml/2006/picture">
-                        <pic:nvPicPr>
-                          <pic:cNvPr id="0" name="" descr=""/>
-                          <pic:cNvPicPr>
-                            <a:picLocks noChangeAspect="1" noChangeArrowheads="1"/>
-                          </pic:cNvPicPr>
-                        </pic:nvPicPr>
-                        <pic:blipFill>
-                          <a:blip r:embed="rId15" cstate="none"/>
-                          <a:srcRect/>
-                          <a:stretch>
-                            <a:fillRect/>
-                          </a:stretch>
-                        </pic:blipFill>
-                        <pic:spPr bwMode="auto">
-                          <a:xfrm>
-                            <a:off x="0" y="0"/>
-                            <a:ext cx="2914650" cy="1943100"/>
-                          </a:xfrm>
-                          <a:prstGeom prst="rect">
-                            <a:avLst/>
-                          </a:prstGeom>
-                        </pic:spPr>
-                      </pic:pic>
-                    </a:graphicData>
-                  </a:graphic>
-                </wp:inline>
-              </w:drawing>
-            </w:r>
-          </w:p>
-          <w:p>
-            <w:pPr>
-              <w:spacing w:after="40" w:line="226" w:lineRule="auto"/>
-            </w:pPr>
-            <w:r>
-              <w:rPr>
-                <w:rFonts w:ascii="Arial" w:cs="Arial" w:eastAsia="Arial" w:hAnsi="Arial"/>
-                <w:b/>
-                <w:bCs/>
-                <w:i w:val="false"/>
-                <w:iCs w:val="false"/>
-                <w:color w:val="1F2A44"/>
-                <w:sz w:val="18"/>
-                <w:szCs w:val="18"/>
-              </w:rPr>
-              <w:t xml:space="preserve">HIGH LIFE, K1 SOUL</w:t>
-            </w:r>
-          </w:p>
-          <w:p>
-            <w:pPr>
-              <w:spacing w:after="40" w:line="226" w:lineRule="auto"/>
-            </w:pPr>
-            <w:r>
-              <w:rPr>
-                <w:rFonts w:ascii="Arial" w:cs="Arial" w:eastAsia="Arial" w:hAnsi="Arial"/>
-                <w:b w:val="false"/>
-                <w:bCs w:val="false"/>
-                <w:i w:val="false"/>
-                <w:iCs w:val="false"/>
-                <w:color w:val="70788A"/>
-                <w:sz w:val="15"/>
-                <w:szCs w:val="15"/>
-              </w:rPr>
-              <w:t xml:space="preserve">122,4 м², эт. 5/32 · отделка сделана</w:t>
-            </w:r>
-          </w:p>
-          <w:p>
-            <w:pPr>
-              <w:spacing w:after="40" w:line="226" w:lineRule="auto"/>
-            </w:pPr>
-            <w:r>
-              <w:rPr>
-                <w:rFonts w:ascii="Arial" w:cs="Arial" w:eastAsia="Arial" w:hAnsi="Arial"/>
-                <w:b/>
-                <w:bCs/>
-                <w:i w:val="false"/>
-                <w:iCs w:val="false"/>
-                <w:color w:val="A9762F"/>
-                <w:sz w:val="18"/>
-                <w:szCs w:val="18"/>
-              </w:rPr>
-              <w:t xml:space="preserve">113,5 млн ₽</w:t>
-            </w:r>
-            <w:r>
-              <w:rPr>
-                <w:rFonts w:ascii="Arial" w:cs="Arial" w:eastAsia="Arial" w:hAnsi="Arial"/>
-                <w:b w:val="false"/>
-                <w:bCs w:val="false"/>
-                <w:i w:val="false"/>
-                <w:iCs w:val="false"/>
-                <w:color w:val="70788A"/>
-                <w:sz w:val="15"/>
-                <w:szCs w:val="15"/>
-              </w:rPr>
-              <w:t xml:space="preserve">   927 288 ₽/м²</w:t>
-            </w:r>
-          </w:p>
-          <w:p>
-            <w:pPr>
-              <w:spacing w:after="0" w:line="216" w:lineRule="auto"/>
-            </w:pPr>
-            <w:hyperlink w:history="1" r:id="rIdmpyqjkmahwmp6linj-u4g">
-              <w:r>
-                <w:rPr>
-                  <w:rFonts w:ascii="Arial" w:cs="Arial" w:eastAsia="Arial" w:hAnsi="Arial"/>
-                  <w:b w:val="false"/>
-                  <w:bCs w:val="false"/>
-                  <w:i w:val="false"/>
-                  <w:iCs w:val="false"/>
-                  <w:color w:val="2C5FA8"/>
-                  <w:sz w:val="14"/>
-                  <w:szCs w:val="14"/>
-                </w:rPr>
-                <w:t xml:space="preserve">Объявление →</w:t>
-              </w:r>
-            </w:hyperlink>
+            <w:r>
+              <w:rPr>
+                <w:rFonts w:ascii="Arial" w:cs="Arial" w:eastAsia="Arial" w:hAnsi="Arial"/>
+                <w:b w:val="false"/>
+                <w:bCs w:val="false"/>
+                <w:i w:val="false"/>
+                <w:iCs w:val="false"/>
+                <w:color w:val="2A2E38"/>
+                <w:sz w:val="19"/>
+                <w:szCs w:val="19"/>
+              </w:rPr>
+              <w:t xml:space="preserve"/>
+            </w:r>
           </w:p>
         </w:tc>
       </w:tr>
@@ -18537,7 +18446,7 @@
           <w:sz w:val="15"/>
           <w:szCs w:val="15"/>
         </w:rPr>
-        <w:t xml:space="preserve">Фотографии и цены — Яндекс Недвижимость, 30.07.2026. Только проекты из присланных выгрузок; рендеры и визуализации в подборку не брались. Карточка 122,4 м² за 113,5 млн ₽ идёт вне бюджета — она показывает уровень отделки, но в ценовые таблицы не входит.</w:t>
+        <w:t xml:space="preserve">Фотографии — Яндекс Недвижимость, цены — Циан и Яндекс на 30.07.2026. Только проекты из присланных выгрузок; рендеры и визуализации в подборку не брались. Карточка 122,4 м² за 113,5 млн ₽ идёт вне бюджета — она показывает уровень отделки, но в ценовые таблицы не входит.</w:t>
       </w:r>
     </w:p>
     <w:p>
@@ -30453,7 +30362,7 @@
           <w:sz w:val="19"/>
           <w:szCs w:val="19"/>
         </w:rPr>
-        <w:t xml:space="preserve">Четырнадцать реальных лотов из проектов аналитики, отсортированных по цене. Где конкурент продаётся в бетоне, показан и его бюджет «под ключ».</w:t>
+        <w:t xml:space="preserve">Тринадцать реальных лотов из проектов аналитики, отсортированных по цене. Где конкурент продаётся в бетоне, показан и его бюджет «под ключ» из расчёта 200 тыс. ₽/м².</w:t>
       </w:r>
     </w:p>
     <w:tbl>
@@ -30918,7 +30827,7 @@
               <w:spacing w:after="0" w:line="240" w:lineRule="auto"/>
               <w:jc w:val="center"/>
             </w:pPr>
-            <w:hyperlink w:history="1" r:id="rIdytryjj0d0bzpczlwh9bzj">
+            <w:hyperlink w:history="1" r:id="rIdyxt66wwo77kcgrfj2duqv">
               <w:r>
                 <w:rPr>
                   <w:rFonts w:ascii="Arial" w:cs="Arial" w:eastAsia="Arial" w:hAnsi="Arial"/>
@@ -31047,7 +30956,7 @@
                 <w:sz w:val="17"/>
                 <w:szCs w:val="17"/>
               </w:rPr>
-              <w:t xml:space="preserve">под ключ, с мебелью</w:t>
+              <w:t xml:space="preserve">отделка от застройщика, без мебели</w:t>
             </w:r>
           </w:p>
         </w:tc>
@@ -31150,7 +31059,7 @@
               <w:spacing w:after="0" w:line="240" w:lineRule="auto"/>
               <w:jc w:val="center"/>
             </w:pPr>
-            <w:hyperlink w:history="1" r:id="rIdm12nvxoeveftyjcryajxp">
+            <w:hyperlink w:history="1" r:id="rId5upkwcgtnban13nujq8kw">
               <w:r>
                 <w:rPr>
                   <w:rFonts w:ascii="Arial" w:cs="Arial" w:eastAsia="Arial" w:hAnsi="Arial"/>
@@ -31239,7 +31148,7 @@
                 <w:sz w:val="17"/>
                 <w:szCs w:val="17"/>
               </w:rPr>
-              <w:t xml:space="preserve">125,0 м², эт. 8/32</w:t>
+              <w:t xml:space="preserve">120,0 м², эт. 8/32</w:t>
             </w:r>
           </w:p>
         </w:tc>
@@ -31276,7 +31185,7 @@
                 <w:sz w:val="17"/>
                 <w:szCs w:val="17"/>
               </w:rPr>
-              <w:t xml:space="preserve">отделка сделана</w:t>
+              <w:t xml:space="preserve">под ключ, мебель и техника</w:t>
             </w:r>
           </w:p>
         </w:tc>
@@ -31313,7 +31222,7 @@
                 <w:sz w:val="17"/>
                 <w:szCs w:val="17"/>
               </w:rPr>
-              <w:t xml:space="preserve">99,9</w:t>
+              <w:t xml:space="preserve">99,0</w:t>
             </w:r>
           </w:p>
         </w:tc>
@@ -31350,7 +31259,7 @@
                 <w:sz w:val="17"/>
                 <w:szCs w:val="17"/>
               </w:rPr>
-              <w:t xml:space="preserve">−0,1 м² · +3,9 млн ₽</w:t>
+              <w:t xml:space="preserve">−5,1 м² · +3,0 млн ₽</w:t>
             </w:r>
           </w:p>
         </w:tc>
@@ -31376,7 +31285,1381 @@
               <w:spacing w:after="0" w:line="240" w:lineRule="auto"/>
               <w:jc w:val="center"/>
             </w:pPr>
-            <w:hyperlink w:history="1" r:id="rIdksfwwzx-fygbj0o8daitn">
+            <w:hyperlink w:history="1" r:id="rIdl94u6-yrfsthtou-jn0c1">
+              <w:r>
+                <w:rPr>
+                  <w:rFonts w:ascii="Arial" w:cs="Arial" w:eastAsia="Arial" w:hAnsi="Arial"/>
+                  <w:b w:val="false"/>
+                  <w:bCs w:val="false"/>
+                  <w:i w:val="false"/>
+                  <w:iCs w:val="false"/>
+                  <w:color w:val="2C5FA8"/>
+                  <w:sz w:val="17"/>
+                  <w:szCs w:val="17"/>
+                </w:rPr>
+                <w:t xml:space="preserve">Циан →</w:t>
+              </w:r>
+            </w:hyperlink>
+          </w:p>
+        </w:tc>
+      </w:tr>
+      <w:tr>
+        <w:tc>
+          <w:tcPr>
+            <w:tcW w:type="dxa" w:w="2000"/>
+            <w:tcBorders>
+              <w:top w:val="single" w:color="D9D4CB" w:sz="4"/>
+              <w:left w:val="none" w:color="auto" w:sz="0"/>
+              <w:bottom w:val="single" w:color="D9D4CB" w:sz="4"/>
+              <w:right w:val="none" w:color="auto" w:sz="0"/>
+            </w:tcBorders>
+            <w:shd w:fill="FBFAF8" w:color="auto" w:val="clear"/>
+            <w:tcMar>
+              <w:top w:type="dxa" w:w="52"/>
+              <w:left w:type="dxa" w:w="100"/>
+              <w:bottom w:type="dxa" w:w="52"/>
+              <w:right w:type="dxa" w:w="100"/>
+            </w:tcMar>
+            <w:vAlign w:val="center"/>
+          </w:tcPr>
+          <w:p>
+            <w:pPr>
+              <w:spacing w:after="0" w:line="240" w:lineRule="auto"/>
+              <w:jc w:val="left"/>
+            </w:pPr>
+            <w:r>
+              <w:rPr>
+                <w:rFonts w:ascii="Arial" w:cs="Arial" w:eastAsia="Arial" w:hAnsi="Arial"/>
+                <w:b/>
+                <w:bCs/>
+                <w:i w:val="false"/>
+                <w:iCs w:val="false"/>
+                <w:color w:val="2A2E38"/>
+                <w:sz w:val="17"/>
+                <w:szCs w:val="17"/>
+              </w:rPr>
+              <w:t xml:space="preserve">HIGH LIFE, K1 SOUL</w:t>
+            </w:r>
+          </w:p>
+        </w:tc>
+        <w:tc>
+          <w:tcPr>
+            <w:tcW w:type="dxa" w:w="1500"/>
+            <w:tcBorders>
+              <w:top w:val="single" w:color="D9D4CB" w:sz="4"/>
+              <w:left w:val="none" w:color="auto" w:sz="0"/>
+              <w:bottom w:val="single" w:color="D9D4CB" w:sz="4"/>
+              <w:right w:val="none" w:color="auto" w:sz="0"/>
+            </w:tcBorders>
+            <w:shd w:fill="FBFAF8" w:color="auto" w:val="clear"/>
+            <w:tcMar>
+              <w:top w:type="dxa" w:w="52"/>
+              <w:left w:type="dxa" w:w="100"/>
+              <w:bottom w:type="dxa" w:w="52"/>
+              <w:right w:type="dxa" w:w="100"/>
+            </w:tcMar>
+            <w:vAlign w:val="center"/>
+          </w:tcPr>
+          <w:p>
+            <w:pPr>
+              <w:spacing w:after="0" w:line="240" w:lineRule="auto"/>
+              <w:jc w:val="center"/>
+            </w:pPr>
+            <w:r>
+              <w:rPr>
+                <w:rFonts w:ascii="Arial" w:cs="Arial" w:eastAsia="Arial" w:hAnsi="Arial"/>
+                <w:b w:val="false"/>
+                <w:bCs w:val="false"/>
+                <w:i w:val="false"/>
+                <w:iCs w:val="false"/>
+                <w:color w:val="2A2E38"/>
+                <w:sz w:val="17"/>
+                <w:szCs w:val="17"/>
+              </w:rPr>
+              <w:t xml:space="preserve">119,4 м², эт. 15/32</w:t>
+            </w:r>
+          </w:p>
+        </w:tc>
+        <w:tc>
+          <w:tcPr>
+            <w:tcW w:type="dxa" w:w="2200"/>
+            <w:tcBorders>
+              <w:top w:val="single" w:color="D9D4CB" w:sz="4"/>
+              <w:left w:val="none" w:color="auto" w:sz="0"/>
+              <w:bottom w:val="single" w:color="D9D4CB" w:sz="4"/>
+              <w:right w:val="none" w:color="auto" w:sz="0"/>
+            </w:tcBorders>
+            <w:shd w:fill="FBFAF8" w:color="auto" w:val="clear"/>
+            <w:tcMar>
+              <w:top w:type="dxa" w:w="52"/>
+              <w:left w:type="dxa" w:w="100"/>
+              <w:bottom w:type="dxa" w:w="52"/>
+              <w:right w:type="dxa" w:w="100"/>
+            </w:tcMar>
+            <w:vAlign w:val="center"/>
+          </w:tcPr>
+          <w:p>
+            <w:pPr>
+              <w:spacing w:after="0" w:line="240" w:lineRule="auto"/>
+              <w:jc w:val="center"/>
+            </w:pPr>
+            <w:r>
+              <w:rPr>
+                <w:rFonts w:ascii="Arial" w:cs="Arial" w:eastAsia="Arial" w:hAnsi="Arial"/>
+                <w:b w:val="false"/>
+                <w:bCs w:val="false"/>
+                <w:i w:val="false"/>
+                <w:iCs w:val="false"/>
+                <w:color w:val="2A2E38"/>
+                <w:sz w:val="17"/>
+                <w:szCs w:val="17"/>
+              </w:rPr>
+              <w:t xml:space="preserve">отделка от застройщика, без мебели</w:t>
+            </w:r>
+          </w:p>
+        </w:tc>
+        <w:tc>
+          <w:tcPr>
+            <w:tcW w:type="dxa" w:w="900"/>
+            <w:tcBorders>
+              <w:top w:val="single" w:color="D9D4CB" w:sz="4"/>
+              <w:left w:val="none" w:color="auto" w:sz="0"/>
+              <w:bottom w:val="single" w:color="D9D4CB" w:sz="4"/>
+              <w:right w:val="none" w:color="auto" w:sz="0"/>
+            </w:tcBorders>
+            <w:shd w:fill="FBFAF8" w:color="auto" w:val="clear"/>
+            <w:tcMar>
+              <w:top w:type="dxa" w:w="52"/>
+              <w:left w:type="dxa" w:w="100"/>
+              <w:bottom w:type="dxa" w:w="52"/>
+              <w:right w:type="dxa" w:w="100"/>
+            </w:tcMar>
+            <w:vAlign w:val="center"/>
+          </w:tcPr>
+          <w:p>
+            <w:pPr>
+              <w:spacing w:after="0" w:line="240" w:lineRule="auto"/>
+              <w:jc w:val="center"/>
+            </w:pPr>
+            <w:r>
+              <w:rPr>
+                <w:rFonts w:ascii="Arial" w:cs="Arial" w:eastAsia="Arial" w:hAnsi="Arial"/>
+                <w:b w:val="false"/>
+                <w:bCs w:val="false"/>
+                <w:i w:val="false"/>
+                <w:iCs w:val="false"/>
+                <w:color w:val="2A2E38"/>
+                <w:sz w:val="17"/>
+                <w:szCs w:val="17"/>
+              </w:rPr>
+              <w:t xml:space="preserve">96,0</w:t>
+            </w:r>
+          </w:p>
+        </w:tc>
+        <w:tc>
+          <w:tcPr>
+            <w:tcW w:type="dxa" w:w="1800"/>
+            <w:tcBorders>
+              <w:top w:val="single" w:color="D9D4CB" w:sz="4"/>
+              <w:left w:val="none" w:color="auto" w:sz="0"/>
+              <w:bottom w:val="single" w:color="D9D4CB" w:sz="4"/>
+              <w:right w:val="none" w:color="auto" w:sz="0"/>
+            </w:tcBorders>
+            <w:shd w:fill="FBFAF8" w:color="auto" w:val="clear"/>
+            <w:tcMar>
+              <w:top w:type="dxa" w:w="52"/>
+              <w:left w:type="dxa" w:w="100"/>
+              <w:bottom w:type="dxa" w:w="52"/>
+              <w:right w:type="dxa" w:w="100"/>
+            </w:tcMar>
+            <w:vAlign w:val="center"/>
+          </w:tcPr>
+          <w:p>
+            <w:pPr>
+              <w:spacing w:after="0" w:line="240" w:lineRule="auto"/>
+              <w:jc w:val="center"/>
+            </w:pPr>
+            <w:r>
+              <w:rPr>
+                <w:rFonts w:ascii="Arial" w:cs="Arial" w:eastAsia="Arial" w:hAnsi="Arial"/>
+                <w:b w:val="false"/>
+                <w:bCs w:val="false"/>
+                <w:i w:val="false"/>
+                <w:iCs w:val="false"/>
+                <w:color w:val="2A2E38"/>
+                <w:sz w:val="17"/>
+                <w:szCs w:val="17"/>
+              </w:rPr>
+              <w:t xml:space="preserve">−5,7 м² · 0,0 млн ₽</w:t>
+            </w:r>
+          </w:p>
+        </w:tc>
+        <w:tc>
+          <w:tcPr>
+            <w:tcW w:type="dxa" w:w="1238"/>
+            <w:tcBorders>
+              <w:top w:val="single" w:color="D9D4CB" w:sz="4"/>
+              <w:left w:val="none" w:color="auto" w:sz="0"/>
+              <w:bottom w:val="single" w:color="D9D4CB" w:sz="4"/>
+              <w:right w:val="none" w:color="auto" w:sz="0"/>
+            </w:tcBorders>
+            <w:shd w:fill="FBFAF8" w:color="auto" w:val="clear"/>
+            <w:tcMar>
+              <w:top w:type="dxa" w:w="52"/>
+              <w:left w:type="dxa" w:w="100"/>
+              <w:bottom w:type="dxa" w:w="52"/>
+              <w:right w:type="dxa" w:w="100"/>
+            </w:tcMar>
+            <w:vAlign w:val="center"/>
+          </w:tcPr>
+          <w:p>
+            <w:pPr>
+              <w:spacing w:after="0" w:line="240" w:lineRule="auto"/>
+              <w:jc w:val="center"/>
+            </w:pPr>
+            <w:hyperlink w:history="1" r:id="rIdyga2mpzcsi4nq4mpgsndi">
+              <w:r>
+                <w:rPr>
+                  <w:rFonts w:ascii="Arial" w:cs="Arial" w:eastAsia="Arial" w:hAnsi="Arial"/>
+                  <w:b w:val="false"/>
+                  <w:bCs w:val="false"/>
+                  <w:i w:val="false"/>
+                  <w:iCs w:val="false"/>
+                  <w:color w:val="2C5FA8"/>
+                  <w:sz w:val="17"/>
+                  <w:szCs w:val="17"/>
+                </w:rPr>
+                <w:t xml:space="preserve">Циан →</w:t>
+              </w:r>
+            </w:hyperlink>
+          </w:p>
+        </w:tc>
+      </w:tr>
+      <w:tr>
+        <w:tc>
+          <w:tcPr>
+            <w:tcW w:type="dxa" w:w="2000"/>
+            <w:tcBorders>
+              <w:top w:val="single" w:color="D9D4CB" w:sz="4"/>
+              <w:left w:val="none" w:color="auto" w:sz="0"/>
+              <w:bottom w:val="single" w:color="D9D4CB" w:sz="4"/>
+              <w:right w:val="none" w:color="auto" w:sz="0"/>
+            </w:tcBorders>
+            <w:tcMar>
+              <w:top w:type="dxa" w:w="52"/>
+              <w:left w:type="dxa" w:w="100"/>
+              <w:bottom w:type="dxa" w:w="52"/>
+              <w:right w:type="dxa" w:w="100"/>
+            </w:tcMar>
+            <w:vAlign w:val="center"/>
+          </w:tcPr>
+          <w:p>
+            <w:pPr>
+              <w:spacing w:after="0" w:line="240" w:lineRule="auto"/>
+              <w:jc w:val="left"/>
+            </w:pPr>
+            <w:r>
+              <w:rPr>
+                <w:rFonts w:ascii="Arial" w:cs="Arial" w:eastAsia="Arial" w:hAnsi="Arial"/>
+                <w:b/>
+                <w:bCs/>
+                <w:i w:val="false"/>
+                <w:iCs w:val="false"/>
+                <w:color w:val="2A2E38"/>
+                <w:sz w:val="17"/>
+                <w:szCs w:val="17"/>
+              </w:rPr>
+              <w:t xml:space="preserve">HIGH LIFE, K1 SOUL</w:t>
+            </w:r>
+          </w:p>
+        </w:tc>
+        <w:tc>
+          <w:tcPr>
+            <w:tcW w:type="dxa" w:w="1500"/>
+            <w:tcBorders>
+              <w:top w:val="single" w:color="D9D4CB" w:sz="4"/>
+              <w:left w:val="none" w:color="auto" w:sz="0"/>
+              <w:bottom w:val="single" w:color="D9D4CB" w:sz="4"/>
+              <w:right w:val="none" w:color="auto" w:sz="0"/>
+            </w:tcBorders>
+            <w:tcMar>
+              <w:top w:type="dxa" w:w="52"/>
+              <w:left w:type="dxa" w:w="100"/>
+              <w:bottom w:type="dxa" w:w="52"/>
+              <w:right w:type="dxa" w:w="100"/>
+            </w:tcMar>
+            <w:vAlign w:val="center"/>
+          </w:tcPr>
+          <w:p>
+            <w:pPr>
+              <w:spacing w:after="0" w:line="240" w:lineRule="auto"/>
+              <w:jc w:val="center"/>
+            </w:pPr>
+            <w:r>
+              <w:rPr>
+                <w:rFonts w:ascii="Arial" w:cs="Arial" w:eastAsia="Arial" w:hAnsi="Arial"/>
+                <w:b w:val="false"/>
+                <w:bCs w:val="false"/>
+                <w:i w:val="false"/>
+                <w:iCs w:val="false"/>
+                <w:color w:val="2A2E38"/>
+                <w:sz w:val="17"/>
+                <w:szCs w:val="17"/>
+              </w:rPr>
+              <w:t xml:space="preserve">118,5 м², эт. 3/32</w:t>
+            </w:r>
+          </w:p>
+        </w:tc>
+        <w:tc>
+          <w:tcPr>
+            <w:tcW w:type="dxa" w:w="2200"/>
+            <w:tcBorders>
+              <w:top w:val="single" w:color="D9D4CB" w:sz="4"/>
+              <w:left w:val="none" w:color="auto" w:sz="0"/>
+              <w:bottom w:val="single" w:color="D9D4CB" w:sz="4"/>
+              <w:right w:val="none" w:color="auto" w:sz="0"/>
+            </w:tcBorders>
+            <w:tcMar>
+              <w:top w:type="dxa" w:w="52"/>
+              <w:left w:type="dxa" w:w="100"/>
+              <w:bottom w:type="dxa" w:w="52"/>
+              <w:right w:type="dxa" w:w="100"/>
+            </w:tcMar>
+            <w:vAlign w:val="center"/>
+          </w:tcPr>
+          <w:p>
+            <w:pPr>
+              <w:spacing w:after="0" w:line="240" w:lineRule="auto"/>
+              <w:jc w:val="center"/>
+            </w:pPr>
+            <w:r>
+              <w:rPr>
+                <w:rFonts w:ascii="Arial" w:cs="Arial" w:eastAsia="Arial" w:hAnsi="Arial"/>
+                <w:b w:val="false"/>
+                <w:bCs w:val="false"/>
+                <w:i w:val="false"/>
+                <w:iCs w:val="false"/>
+                <w:color w:val="2A2E38"/>
+                <w:sz w:val="17"/>
+                <w:szCs w:val="17"/>
+              </w:rPr>
+              <w:t xml:space="preserve">отделка от застройщика, без мебели</w:t>
+            </w:r>
+          </w:p>
+        </w:tc>
+        <w:tc>
+          <w:tcPr>
+            <w:tcW w:type="dxa" w:w="900"/>
+            <w:tcBorders>
+              <w:top w:val="single" w:color="D9D4CB" w:sz="4"/>
+              <w:left w:val="none" w:color="auto" w:sz="0"/>
+              <w:bottom w:val="single" w:color="D9D4CB" w:sz="4"/>
+              <w:right w:val="none" w:color="auto" w:sz="0"/>
+            </w:tcBorders>
+            <w:tcMar>
+              <w:top w:type="dxa" w:w="52"/>
+              <w:left w:type="dxa" w:w="100"/>
+              <w:bottom w:type="dxa" w:w="52"/>
+              <w:right w:type="dxa" w:w="100"/>
+            </w:tcMar>
+            <w:vAlign w:val="center"/>
+          </w:tcPr>
+          <w:p>
+            <w:pPr>
+              <w:spacing w:after="0" w:line="240" w:lineRule="auto"/>
+              <w:jc w:val="center"/>
+            </w:pPr>
+            <w:r>
+              <w:rPr>
+                <w:rFonts w:ascii="Arial" w:cs="Arial" w:eastAsia="Arial" w:hAnsi="Arial"/>
+                <w:b w:val="false"/>
+                <w:bCs w:val="false"/>
+                <w:i w:val="false"/>
+                <w:iCs w:val="false"/>
+                <w:color w:val="2A2E38"/>
+                <w:sz w:val="17"/>
+                <w:szCs w:val="17"/>
+              </w:rPr>
+              <w:t xml:space="preserve">93,9</w:t>
+            </w:r>
+          </w:p>
+        </w:tc>
+        <w:tc>
+          <w:tcPr>
+            <w:tcW w:type="dxa" w:w="1800"/>
+            <w:tcBorders>
+              <w:top w:val="single" w:color="D9D4CB" w:sz="4"/>
+              <w:left w:val="none" w:color="auto" w:sz="0"/>
+              <w:bottom w:val="single" w:color="D9D4CB" w:sz="4"/>
+              <w:right w:val="none" w:color="auto" w:sz="0"/>
+            </w:tcBorders>
+            <w:tcMar>
+              <w:top w:type="dxa" w:w="52"/>
+              <w:left w:type="dxa" w:w="100"/>
+              <w:bottom w:type="dxa" w:w="52"/>
+              <w:right w:type="dxa" w:w="100"/>
+            </w:tcMar>
+            <w:vAlign w:val="center"/>
+          </w:tcPr>
+          <w:p>
+            <w:pPr>
+              <w:spacing w:after="0" w:line="240" w:lineRule="auto"/>
+              <w:jc w:val="center"/>
+            </w:pPr>
+            <w:r>
+              <w:rPr>
+                <w:rFonts w:ascii="Arial" w:cs="Arial" w:eastAsia="Arial" w:hAnsi="Arial"/>
+                <w:b w:val="false"/>
+                <w:bCs w:val="false"/>
+                <w:i w:val="false"/>
+                <w:iCs w:val="false"/>
+                <w:color w:val="2A2E38"/>
+                <w:sz w:val="17"/>
+                <w:szCs w:val="17"/>
+              </w:rPr>
+              <w:t xml:space="preserve">−6,6 м² · −2,1 млн ₽</w:t>
+            </w:r>
+          </w:p>
+        </w:tc>
+        <w:tc>
+          <w:tcPr>
+            <w:tcW w:type="dxa" w:w="1238"/>
+            <w:tcBorders>
+              <w:top w:val="single" w:color="D9D4CB" w:sz="4"/>
+              <w:left w:val="none" w:color="auto" w:sz="0"/>
+              <w:bottom w:val="single" w:color="D9D4CB" w:sz="4"/>
+              <w:right w:val="none" w:color="auto" w:sz="0"/>
+            </w:tcBorders>
+            <w:tcMar>
+              <w:top w:type="dxa" w:w="52"/>
+              <w:left w:type="dxa" w:w="100"/>
+              <w:bottom w:type="dxa" w:w="52"/>
+              <w:right w:type="dxa" w:w="100"/>
+            </w:tcMar>
+            <w:vAlign w:val="center"/>
+          </w:tcPr>
+          <w:p>
+            <w:pPr>
+              <w:spacing w:after="0" w:line="240" w:lineRule="auto"/>
+              <w:jc w:val="center"/>
+            </w:pPr>
+            <w:hyperlink w:history="1" r:id="rId0caprn1dysalyta2gmi_j">
+              <w:r>
+                <w:rPr>
+                  <w:rFonts w:ascii="Arial" w:cs="Arial" w:eastAsia="Arial" w:hAnsi="Arial"/>
+                  <w:b w:val="false"/>
+                  <w:bCs w:val="false"/>
+                  <w:i w:val="false"/>
+                  <w:iCs w:val="false"/>
+                  <w:color w:val="2C5FA8"/>
+                  <w:sz w:val="17"/>
+                  <w:szCs w:val="17"/>
+                </w:rPr>
+                <w:t xml:space="preserve">Циан →</w:t>
+              </w:r>
+            </w:hyperlink>
+          </w:p>
+        </w:tc>
+      </w:tr>
+      <w:tr>
+        <w:tc>
+          <w:tcPr>
+            <w:tcW w:type="dxa" w:w="2000"/>
+            <w:tcBorders>
+              <w:top w:val="single" w:color="D9D4CB" w:sz="4"/>
+              <w:left w:val="none" w:color="auto" w:sz="0"/>
+              <w:bottom w:val="single" w:color="D9D4CB" w:sz="4"/>
+              <w:right w:val="none" w:color="auto" w:sz="0"/>
+            </w:tcBorders>
+            <w:shd w:fill="FBFAF8" w:color="auto" w:val="clear"/>
+            <w:tcMar>
+              <w:top w:type="dxa" w:w="52"/>
+              <w:left w:type="dxa" w:w="100"/>
+              <w:bottom w:type="dxa" w:w="52"/>
+              <w:right w:type="dxa" w:w="100"/>
+            </w:tcMar>
+            <w:vAlign w:val="center"/>
+          </w:tcPr>
+          <w:p>
+            <w:pPr>
+              <w:spacing w:after="0" w:line="240" w:lineRule="auto"/>
+              <w:jc w:val="left"/>
+            </w:pPr>
+            <w:r>
+              <w:rPr>
+                <w:rFonts w:ascii="Arial" w:cs="Arial" w:eastAsia="Arial" w:hAnsi="Arial"/>
+                <w:b/>
+                <w:bCs/>
+                <w:i w:val="false"/>
+                <w:iCs w:val="false"/>
+                <w:color w:val="2A2E38"/>
+                <w:sz w:val="17"/>
+                <w:szCs w:val="17"/>
+              </w:rPr>
+              <w:t xml:space="preserve">HIGH LIFE, K3 HEART</w:t>
+            </w:r>
+          </w:p>
+        </w:tc>
+        <w:tc>
+          <w:tcPr>
+            <w:tcW w:type="dxa" w:w="1500"/>
+            <w:tcBorders>
+              <w:top w:val="single" w:color="D9D4CB" w:sz="4"/>
+              <w:left w:val="none" w:color="auto" w:sz="0"/>
+              <w:bottom w:val="single" w:color="D9D4CB" w:sz="4"/>
+              <w:right w:val="none" w:color="auto" w:sz="0"/>
+            </w:tcBorders>
+            <w:shd w:fill="FBFAF8" w:color="auto" w:val="clear"/>
+            <w:tcMar>
+              <w:top w:type="dxa" w:w="52"/>
+              <w:left w:type="dxa" w:w="100"/>
+              <w:bottom w:type="dxa" w:w="52"/>
+              <w:right w:type="dxa" w:w="100"/>
+            </w:tcMar>
+            <w:vAlign w:val="center"/>
+          </w:tcPr>
+          <w:p>
+            <w:pPr>
+              <w:spacing w:after="0" w:line="240" w:lineRule="auto"/>
+              <w:jc w:val="center"/>
+            </w:pPr>
+            <w:r>
+              <w:rPr>
+                <w:rFonts w:ascii="Arial" w:cs="Arial" w:eastAsia="Arial" w:hAnsi="Arial"/>
+                <w:b w:val="false"/>
+                <w:bCs w:val="false"/>
+                <w:i w:val="false"/>
+                <w:iCs w:val="false"/>
+                <w:color w:val="2A2E38"/>
+                <w:sz w:val="17"/>
+                <w:szCs w:val="17"/>
+              </w:rPr>
+              <w:t xml:space="preserve">119,0 м², эт. 3/32</w:t>
+            </w:r>
+          </w:p>
+        </w:tc>
+        <w:tc>
+          <w:tcPr>
+            <w:tcW w:type="dxa" w:w="2200"/>
+            <w:tcBorders>
+              <w:top w:val="single" w:color="D9D4CB" w:sz="4"/>
+              <w:left w:val="none" w:color="auto" w:sz="0"/>
+              <w:bottom w:val="single" w:color="D9D4CB" w:sz="4"/>
+              <w:right w:val="none" w:color="auto" w:sz="0"/>
+            </w:tcBorders>
+            <w:shd w:fill="FBFAF8" w:color="auto" w:val="clear"/>
+            <w:tcMar>
+              <w:top w:type="dxa" w:w="52"/>
+              <w:left w:type="dxa" w:w="100"/>
+              <w:bottom w:type="dxa" w:w="52"/>
+              <w:right w:type="dxa" w:w="100"/>
+            </w:tcMar>
+            <w:vAlign w:val="center"/>
+          </w:tcPr>
+          <w:p>
+            <w:pPr>
+              <w:spacing w:after="0" w:line="240" w:lineRule="auto"/>
+              <w:jc w:val="center"/>
+            </w:pPr>
+            <w:r>
+              <w:rPr>
+                <w:rFonts w:ascii="Arial" w:cs="Arial" w:eastAsia="Arial" w:hAnsi="Arial"/>
+                <w:b w:val="false"/>
+                <w:bCs w:val="false"/>
+                <w:i w:val="false"/>
+                <w:iCs w:val="false"/>
+                <w:color w:val="2A2E38"/>
+                <w:sz w:val="17"/>
+                <w:szCs w:val="17"/>
+              </w:rPr>
+              <w:t xml:space="preserve">отделка от застройщика, тот же стояк</w:t>
+            </w:r>
+          </w:p>
+        </w:tc>
+        <w:tc>
+          <w:tcPr>
+            <w:tcW w:type="dxa" w:w="900"/>
+            <w:tcBorders>
+              <w:top w:val="single" w:color="D9D4CB" w:sz="4"/>
+              <w:left w:val="none" w:color="auto" w:sz="0"/>
+              <w:bottom w:val="single" w:color="D9D4CB" w:sz="4"/>
+              <w:right w:val="none" w:color="auto" w:sz="0"/>
+            </w:tcBorders>
+            <w:shd w:fill="FBFAF8" w:color="auto" w:val="clear"/>
+            <w:tcMar>
+              <w:top w:type="dxa" w:w="52"/>
+              <w:left w:type="dxa" w:w="100"/>
+              <w:bottom w:type="dxa" w:w="52"/>
+              <w:right w:type="dxa" w:w="100"/>
+            </w:tcMar>
+            <w:vAlign w:val="center"/>
+          </w:tcPr>
+          <w:p>
+            <w:pPr>
+              <w:spacing w:after="0" w:line="240" w:lineRule="auto"/>
+              <w:jc w:val="center"/>
+            </w:pPr>
+            <w:r>
+              <w:rPr>
+                <w:rFonts w:ascii="Arial" w:cs="Arial" w:eastAsia="Arial" w:hAnsi="Arial"/>
+                <w:b w:val="false"/>
+                <w:bCs w:val="false"/>
+                <w:i w:val="false"/>
+                <w:iCs w:val="false"/>
+                <w:color w:val="2A2E38"/>
+                <w:sz w:val="17"/>
+                <w:szCs w:val="17"/>
+              </w:rPr>
+              <w:t xml:space="preserve">93,6</w:t>
+            </w:r>
+          </w:p>
+        </w:tc>
+        <w:tc>
+          <w:tcPr>
+            <w:tcW w:type="dxa" w:w="1800"/>
+            <w:tcBorders>
+              <w:top w:val="single" w:color="D9D4CB" w:sz="4"/>
+              <w:left w:val="none" w:color="auto" w:sz="0"/>
+              <w:bottom w:val="single" w:color="D9D4CB" w:sz="4"/>
+              <w:right w:val="none" w:color="auto" w:sz="0"/>
+            </w:tcBorders>
+            <w:shd w:fill="FBFAF8" w:color="auto" w:val="clear"/>
+            <w:tcMar>
+              <w:top w:type="dxa" w:w="52"/>
+              <w:left w:type="dxa" w:w="100"/>
+              <w:bottom w:type="dxa" w:w="52"/>
+              <w:right w:type="dxa" w:w="100"/>
+            </w:tcMar>
+            <w:vAlign w:val="center"/>
+          </w:tcPr>
+          <w:p>
+            <w:pPr>
+              <w:spacing w:after="0" w:line="240" w:lineRule="auto"/>
+              <w:jc w:val="center"/>
+            </w:pPr>
+            <w:r>
+              <w:rPr>
+                <w:rFonts w:ascii="Arial" w:cs="Arial" w:eastAsia="Arial" w:hAnsi="Arial"/>
+                <w:b w:val="false"/>
+                <w:bCs w:val="false"/>
+                <w:i w:val="false"/>
+                <w:iCs w:val="false"/>
+                <w:color w:val="2A2E38"/>
+                <w:sz w:val="17"/>
+                <w:szCs w:val="17"/>
+              </w:rPr>
+              <w:t xml:space="preserve">−6,1 м² · −2,4 млн ₽</w:t>
+            </w:r>
+          </w:p>
+        </w:tc>
+        <w:tc>
+          <w:tcPr>
+            <w:tcW w:type="dxa" w:w="1238"/>
+            <w:tcBorders>
+              <w:top w:val="single" w:color="D9D4CB" w:sz="4"/>
+              <w:left w:val="none" w:color="auto" w:sz="0"/>
+              <w:bottom w:val="single" w:color="D9D4CB" w:sz="4"/>
+              <w:right w:val="none" w:color="auto" w:sz="0"/>
+            </w:tcBorders>
+            <w:shd w:fill="FBFAF8" w:color="auto" w:val="clear"/>
+            <w:tcMar>
+              <w:top w:type="dxa" w:w="52"/>
+              <w:left w:type="dxa" w:w="100"/>
+              <w:bottom w:type="dxa" w:w="52"/>
+              <w:right w:type="dxa" w:w="100"/>
+            </w:tcMar>
+            <w:vAlign w:val="center"/>
+          </w:tcPr>
+          <w:p>
+            <w:pPr>
+              <w:spacing w:after="0" w:line="240" w:lineRule="auto"/>
+              <w:jc w:val="center"/>
+            </w:pPr>
+            <w:hyperlink w:history="1" r:id="rIdddqldxkz635ftynkyymms">
+              <w:r>
+                <w:rPr>
+                  <w:rFonts w:ascii="Arial" w:cs="Arial" w:eastAsia="Arial" w:hAnsi="Arial"/>
+                  <w:b w:val="false"/>
+                  <w:bCs w:val="false"/>
+                  <w:i w:val="false"/>
+                  <w:iCs w:val="false"/>
+                  <w:color w:val="2C5FA8"/>
+                  <w:sz w:val="17"/>
+                  <w:szCs w:val="17"/>
+                </w:rPr>
+                <w:t xml:space="preserve">Циан →</w:t>
+              </w:r>
+            </w:hyperlink>
+          </w:p>
+        </w:tc>
+      </w:tr>
+      <w:tr>
+        <w:tc>
+          <w:tcPr>
+            <w:tcW w:type="dxa" w:w="2000"/>
+            <w:tcBorders>
+              <w:top w:val="single" w:color="D9D4CB" w:sz="4"/>
+              <w:left w:val="none" w:color="auto" w:sz="0"/>
+              <w:bottom w:val="single" w:color="D9D4CB" w:sz="4"/>
+              <w:right w:val="none" w:color="auto" w:sz="0"/>
+            </w:tcBorders>
+            <w:tcMar>
+              <w:top w:type="dxa" w:w="52"/>
+              <w:left w:type="dxa" w:w="100"/>
+              <w:bottom w:type="dxa" w:w="52"/>
+              <w:right w:type="dxa" w:w="100"/>
+            </w:tcMar>
+            <w:vAlign w:val="center"/>
+          </w:tcPr>
+          <w:p>
+            <w:pPr>
+              <w:spacing w:after="0" w:line="240" w:lineRule="auto"/>
+              <w:jc w:val="left"/>
+            </w:pPr>
+            <w:r>
+              <w:rPr>
+                <w:rFonts w:ascii="Arial" w:cs="Arial" w:eastAsia="Arial" w:hAnsi="Arial"/>
+                <w:b/>
+                <w:bCs/>
+                <w:i w:val="false"/>
+                <w:iCs w:val="false"/>
+                <w:color w:val="2A2E38"/>
+                <w:sz w:val="17"/>
+                <w:szCs w:val="17"/>
+              </w:rPr>
+              <w:t xml:space="preserve">HIGH LIFE, K1 SOUL</w:t>
+            </w:r>
+          </w:p>
+        </w:tc>
+        <w:tc>
+          <w:tcPr>
+            <w:tcW w:type="dxa" w:w="1500"/>
+            <w:tcBorders>
+              <w:top w:val="single" w:color="D9D4CB" w:sz="4"/>
+              <w:left w:val="none" w:color="auto" w:sz="0"/>
+              <w:bottom w:val="single" w:color="D9D4CB" w:sz="4"/>
+              <w:right w:val="none" w:color="auto" w:sz="0"/>
+            </w:tcBorders>
+            <w:tcMar>
+              <w:top w:type="dxa" w:w="52"/>
+              <w:left w:type="dxa" w:w="100"/>
+              <w:bottom w:type="dxa" w:w="52"/>
+              <w:right w:type="dxa" w:w="100"/>
+            </w:tcMar>
+            <w:vAlign w:val="center"/>
+          </w:tcPr>
+          <w:p>
+            <w:pPr>
+              <w:spacing w:after="0" w:line="240" w:lineRule="auto"/>
+              <w:jc w:val="center"/>
+            </w:pPr>
+            <w:r>
+              <w:rPr>
+                <w:rFonts w:ascii="Arial" w:cs="Arial" w:eastAsia="Arial" w:hAnsi="Arial"/>
+                <w:b w:val="false"/>
+                <w:bCs w:val="false"/>
+                <w:i w:val="false"/>
+                <w:iCs w:val="false"/>
+                <w:color w:val="2A2E38"/>
+                <w:sz w:val="17"/>
+                <w:szCs w:val="17"/>
+              </w:rPr>
+              <w:t xml:space="preserve">119,4 м², эт. 8/32</w:t>
+            </w:r>
+          </w:p>
+        </w:tc>
+        <w:tc>
+          <w:tcPr>
+            <w:tcW w:type="dxa" w:w="2200"/>
+            <w:tcBorders>
+              <w:top w:val="single" w:color="D9D4CB" w:sz="4"/>
+              <w:left w:val="none" w:color="auto" w:sz="0"/>
+              <w:bottom w:val="single" w:color="D9D4CB" w:sz="4"/>
+              <w:right w:val="none" w:color="auto" w:sz="0"/>
+            </w:tcBorders>
+            <w:tcMar>
+              <w:top w:type="dxa" w:w="52"/>
+              <w:left w:type="dxa" w:w="100"/>
+              <w:bottom w:type="dxa" w:w="52"/>
+              <w:right w:type="dxa" w:w="100"/>
+            </w:tcMar>
+            <w:vAlign w:val="center"/>
+          </w:tcPr>
+          <w:p>
+            <w:pPr>
+              <w:spacing w:after="0" w:line="240" w:lineRule="auto"/>
+              <w:jc w:val="center"/>
+            </w:pPr>
+            <w:r>
+              <w:rPr>
+                <w:rFonts w:ascii="Arial" w:cs="Arial" w:eastAsia="Arial" w:hAnsi="Arial"/>
+                <w:b w:val="false"/>
+                <w:bCs w:val="false"/>
+                <w:i w:val="false"/>
+                <w:iCs w:val="false"/>
+                <w:color w:val="2A2E38"/>
+                <w:sz w:val="17"/>
+                <w:szCs w:val="17"/>
+              </w:rPr>
+              <w:t xml:space="preserve">бетон → 116,9 под ключ</w:t>
+            </w:r>
+          </w:p>
+        </w:tc>
+        <w:tc>
+          <w:tcPr>
+            <w:tcW w:type="dxa" w:w="900"/>
+            <w:tcBorders>
+              <w:top w:val="single" w:color="D9D4CB" w:sz="4"/>
+              <w:left w:val="none" w:color="auto" w:sz="0"/>
+              <w:bottom w:val="single" w:color="D9D4CB" w:sz="4"/>
+              <w:right w:val="none" w:color="auto" w:sz="0"/>
+            </w:tcBorders>
+            <w:tcMar>
+              <w:top w:type="dxa" w:w="52"/>
+              <w:left w:type="dxa" w:w="100"/>
+              <w:bottom w:type="dxa" w:w="52"/>
+              <w:right w:type="dxa" w:w="100"/>
+            </w:tcMar>
+            <w:vAlign w:val="center"/>
+          </w:tcPr>
+          <w:p>
+            <w:pPr>
+              <w:spacing w:after="0" w:line="240" w:lineRule="auto"/>
+              <w:jc w:val="center"/>
+            </w:pPr>
+            <w:r>
+              <w:rPr>
+                <w:rFonts w:ascii="Arial" w:cs="Arial" w:eastAsia="Arial" w:hAnsi="Arial"/>
+                <w:b w:val="false"/>
+                <w:bCs w:val="false"/>
+                <w:i w:val="false"/>
+                <w:iCs w:val="false"/>
+                <w:color w:val="2A2E38"/>
+                <w:sz w:val="17"/>
+                <w:szCs w:val="17"/>
+              </w:rPr>
+              <w:t xml:space="preserve">93,0</w:t>
+            </w:r>
+          </w:p>
+        </w:tc>
+        <w:tc>
+          <w:tcPr>
+            <w:tcW w:type="dxa" w:w="1800"/>
+            <w:tcBorders>
+              <w:top w:val="single" w:color="D9D4CB" w:sz="4"/>
+              <w:left w:val="none" w:color="auto" w:sz="0"/>
+              <w:bottom w:val="single" w:color="D9D4CB" w:sz="4"/>
+              <w:right w:val="none" w:color="auto" w:sz="0"/>
+            </w:tcBorders>
+            <w:tcMar>
+              <w:top w:type="dxa" w:w="52"/>
+              <w:left w:type="dxa" w:w="100"/>
+              <w:bottom w:type="dxa" w:w="52"/>
+              <w:right w:type="dxa" w:w="100"/>
+            </w:tcMar>
+            <w:vAlign w:val="center"/>
+          </w:tcPr>
+          <w:p>
+            <w:pPr>
+              <w:spacing w:after="0" w:line="240" w:lineRule="auto"/>
+              <w:jc w:val="center"/>
+            </w:pPr>
+            <w:r>
+              <w:rPr>
+                <w:rFonts w:ascii="Arial" w:cs="Arial" w:eastAsia="Arial" w:hAnsi="Arial"/>
+                <w:b w:val="false"/>
+                <w:bCs w:val="false"/>
+                <w:i w:val="false"/>
+                <w:iCs w:val="false"/>
+                <w:color w:val="2A2E38"/>
+                <w:sz w:val="17"/>
+                <w:szCs w:val="17"/>
+              </w:rPr>
+              <w:t xml:space="preserve">−5,7 м² · +20,9 млн ₽</w:t>
+            </w:r>
+          </w:p>
+        </w:tc>
+        <w:tc>
+          <w:tcPr>
+            <w:tcW w:type="dxa" w:w="1238"/>
+            <w:tcBorders>
+              <w:top w:val="single" w:color="D9D4CB" w:sz="4"/>
+              <w:left w:val="none" w:color="auto" w:sz="0"/>
+              <w:bottom w:val="single" w:color="D9D4CB" w:sz="4"/>
+              <w:right w:val="none" w:color="auto" w:sz="0"/>
+            </w:tcBorders>
+            <w:tcMar>
+              <w:top w:type="dxa" w:w="52"/>
+              <w:left w:type="dxa" w:w="100"/>
+              <w:bottom w:type="dxa" w:w="52"/>
+              <w:right w:type="dxa" w:w="100"/>
+            </w:tcMar>
+            <w:vAlign w:val="center"/>
+          </w:tcPr>
+          <w:p>
+            <w:pPr>
+              <w:spacing w:after="0" w:line="240" w:lineRule="auto"/>
+              <w:jc w:val="center"/>
+            </w:pPr>
+            <w:hyperlink w:history="1" r:id="rIdayboreedzvdx72_4id3ey">
+              <w:r>
+                <w:rPr>
+                  <w:rFonts w:ascii="Arial" w:cs="Arial" w:eastAsia="Arial" w:hAnsi="Arial"/>
+                  <w:b w:val="false"/>
+                  <w:bCs w:val="false"/>
+                  <w:i w:val="false"/>
+                  <w:iCs w:val="false"/>
+                  <w:color w:val="2C5FA8"/>
+                  <w:sz w:val="17"/>
+                  <w:szCs w:val="17"/>
+                </w:rPr>
+                <w:t xml:space="preserve">Циан →</w:t>
+              </w:r>
+            </w:hyperlink>
+          </w:p>
+        </w:tc>
+      </w:tr>
+      <w:tr>
+        <w:tc>
+          <w:tcPr>
+            <w:tcW w:type="dxa" w:w="2000"/>
+            <w:tcBorders>
+              <w:top w:val="single" w:color="D9D4CB" w:sz="4"/>
+              <w:left w:val="none" w:color="auto" w:sz="0"/>
+              <w:bottom w:val="single" w:color="D9D4CB" w:sz="4"/>
+              <w:right w:val="none" w:color="auto" w:sz="0"/>
+            </w:tcBorders>
+            <w:shd w:fill="FBFAF8" w:color="auto" w:val="clear"/>
+            <w:tcMar>
+              <w:top w:type="dxa" w:w="52"/>
+              <w:left w:type="dxa" w:w="100"/>
+              <w:bottom w:type="dxa" w:w="52"/>
+              <w:right w:type="dxa" w:w="100"/>
+            </w:tcMar>
+            <w:vAlign w:val="center"/>
+          </w:tcPr>
+          <w:p>
+            <w:pPr>
+              <w:spacing w:after="0" w:line="240" w:lineRule="auto"/>
+              <w:jc w:val="left"/>
+            </w:pPr>
+            <w:r>
+              <w:rPr>
+                <w:rFonts w:ascii="Arial" w:cs="Arial" w:eastAsia="Arial" w:hAnsi="Arial"/>
+                <w:b/>
+                <w:bCs/>
+                <w:i w:val="false"/>
+                <w:iCs w:val="false"/>
+                <w:color w:val="2A2E38"/>
+                <w:sz w:val="17"/>
+                <w:szCs w:val="17"/>
+              </w:rPr>
+              <w:t xml:space="preserve">HIGH LIFE, K6 FAITH</w:t>
+            </w:r>
+          </w:p>
+        </w:tc>
+        <w:tc>
+          <w:tcPr>
+            <w:tcW w:type="dxa" w:w="1500"/>
+            <w:tcBorders>
+              <w:top w:val="single" w:color="D9D4CB" w:sz="4"/>
+              <w:left w:val="none" w:color="auto" w:sz="0"/>
+              <w:bottom w:val="single" w:color="D9D4CB" w:sz="4"/>
+              <w:right w:val="none" w:color="auto" w:sz="0"/>
+            </w:tcBorders>
+            <w:shd w:fill="FBFAF8" w:color="auto" w:val="clear"/>
+            <w:tcMar>
+              <w:top w:type="dxa" w:w="52"/>
+              <w:left w:type="dxa" w:w="100"/>
+              <w:bottom w:type="dxa" w:w="52"/>
+              <w:right w:type="dxa" w:w="100"/>
+            </w:tcMar>
+            <w:vAlign w:val="center"/>
+          </w:tcPr>
+          <w:p>
+            <w:pPr>
+              <w:spacing w:after="0" w:line="240" w:lineRule="auto"/>
+              <w:jc w:val="center"/>
+            </w:pPr>
+            <w:r>
+              <w:rPr>
+                <w:rFonts w:ascii="Arial" w:cs="Arial" w:eastAsia="Arial" w:hAnsi="Arial"/>
+                <w:b w:val="false"/>
+                <w:bCs w:val="false"/>
+                <w:i w:val="false"/>
+                <w:iCs w:val="false"/>
+                <w:color w:val="2A2E38"/>
+                <w:sz w:val="17"/>
+                <w:szCs w:val="17"/>
+              </w:rPr>
+              <w:t xml:space="preserve">110,0 м², эт. 16/39</w:t>
+            </w:r>
+          </w:p>
+        </w:tc>
+        <w:tc>
+          <w:tcPr>
+            <w:tcW w:type="dxa" w:w="2200"/>
+            <w:tcBorders>
+              <w:top w:val="single" w:color="D9D4CB" w:sz="4"/>
+              <w:left w:val="none" w:color="auto" w:sz="0"/>
+              <w:bottom w:val="single" w:color="D9D4CB" w:sz="4"/>
+              <w:right w:val="none" w:color="auto" w:sz="0"/>
+            </w:tcBorders>
+            <w:shd w:fill="FBFAF8" w:color="auto" w:val="clear"/>
+            <w:tcMar>
+              <w:top w:type="dxa" w:w="52"/>
+              <w:left w:type="dxa" w:w="100"/>
+              <w:bottom w:type="dxa" w:w="52"/>
+              <w:right w:type="dxa" w:w="100"/>
+            </w:tcMar>
+            <w:vAlign w:val="center"/>
+          </w:tcPr>
+          <w:p>
+            <w:pPr>
+              <w:spacing w:after="0" w:line="240" w:lineRule="auto"/>
+              <w:jc w:val="center"/>
+            </w:pPr>
+            <w:r>
+              <w:rPr>
+                <w:rFonts w:ascii="Arial" w:cs="Arial" w:eastAsia="Arial" w:hAnsi="Arial"/>
+                <w:b w:val="false"/>
+                <w:bCs w:val="false"/>
+                <w:i w:val="false"/>
+                <w:iCs w:val="false"/>
+                <w:color w:val="2A2E38"/>
+                <w:sz w:val="17"/>
+                <w:szCs w:val="17"/>
+              </w:rPr>
+              <w:t xml:space="preserve">отделка от застройщика, сдача IV кв. 2027</w:t>
+            </w:r>
+          </w:p>
+        </w:tc>
+        <w:tc>
+          <w:tcPr>
+            <w:tcW w:type="dxa" w:w="900"/>
+            <w:tcBorders>
+              <w:top w:val="single" w:color="D9D4CB" w:sz="4"/>
+              <w:left w:val="none" w:color="auto" w:sz="0"/>
+              <w:bottom w:val="single" w:color="D9D4CB" w:sz="4"/>
+              <w:right w:val="none" w:color="auto" w:sz="0"/>
+            </w:tcBorders>
+            <w:shd w:fill="FBFAF8" w:color="auto" w:val="clear"/>
+            <w:tcMar>
+              <w:top w:type="dxa" w:w="52"/>
+              <w:left w:type="dxa" w:w="100"/>
+              <w:bottom w:type="dxa" w:w="52"/>
+              <w:right w:type="dxa" w:w="100"/>
+            </w:tcMar>
+            <w:vAlign w:val="center"/>
+          </w:tcPr>
+          <w:p>
+            <w:pPr>
+              <w:spacing w:after="0" w:line="240" w:lineRule="auto"/>
+              <w:jc w:val="center"/>
+            </w:pPr>
+            <w:r>
+              <w:rPr>
+                <w:rFonts w:ascii="Arial" w:cs="Arial" w:eastAsia="Arial" w:hAnsi="Arial"/>
+                <w:b w:val="false"/>
+                <w:bCs w:val="false"/>
+                <w:i w:val="false"/>
+                <w:iCs w:val="false"/>
+                <w:color w:val="2A2E38"/>
+                <w:sz w:val="17"/>
+                <w:szCs w:val="17"/>
+              </w:rPr>
+              <w:t xml:space="preserve">92,7</w:t>
+            </w:r>
+          </w:p>
+        </w:tc>
+        <w:tc>
+          <w:tcPr>
+            <w:tcW w:type="dxa" w:w="1800"/>
+            <w:tcBorders>
+              <w:top w:val="single" w:color="D9D4CB" w:sz="4"/>
+              <w:left w:val="none" w:color="auto" w:sz="0"/>
+              <w:bottom w:val="single" w:color="D9D4CB" w:sz="4"/>
+              <w:right w:val="none" w:color="auto" w:sz="0"/>
+            </w:tcBorders>
+            <w:shd w:fill="FBFAF8" w:color="auto" w:val="clear"/>
+            <w:tcMar>
+              <w:top w:type="dxa" w:w="52"/>
+              <w:left w:type="dxa" w:w="100"/>
+              <w:bottom w:type="dxa" w:w="52"/>
+              <w:right w:type="dxa" w:w="100"/>
+            </w:tcMar>
+            <w:vAlign w:val="center"/>
+          </w:tcPr>
+          <w:p>
+            <w:pPr>
+              <w:spacing w:after="0" w:line="240" w:lineRule="auto"/>
+              <w:jc w:val="center"/>
+            </w:pPr>
+            <w:r>
+              <w:rPr>
+                <w:rFonts w:ascii="Arial" w:cs="Arial" w:eastAsia="Arial" w:hAnsi="Arial"/>
+                <w:b w:val="false"/>
+                <w:bCs w:val="false"/>
+                <w:i w:val="false"/>
+                <w:iCs w:val="false"/>
+                <w:color w:val="2A2E38"/>
+                <w:sz w:val="17"/>
+                <w:szCs w:val="17"/>
+              </w:rPr>
+              <w:t xml:space="preserve">−15,1 м² · −3,3 млн ₽</w:t>
+            </w:r>
+          </w:p>
+        </w:tc>
+        <w:tc>
+          <w:tcPr>
+            <w:tcW w:type="dxa" w:w="1238"/>
+            <w:tcBorders>
+              <w:top w:val="single" w:color="D9D4CB" w:sz="4"/>
+              <w:left w:val="none" w:color="auto" w:sz="0"/>
+              <w:bottom w:val="single" w:color="D9D4CB" w:sz="4"/>
+              <w:right w:val="none" w:color="auto" w:sz="0"/>
+            </w:tcBorders>
+            <w:shd w:fill="FBFAF8" w:color="auto" w:val="clear"/>
+            <w:tcMar>
+              <w:top w:type="dxa" w:w="52"/>
+              <w:left w:type="dxa" w:w="100"/>
+              <w:bottom w:type="dxa" w:w="52"/>
+              <w:right w:type="dxa" w:w="100"/>
+            </w:tcMar>
+            <w:vAlign w:val="center"/>
+          </w:tcPr>
+          <w:p>
+            <w:pPr>
+              <w:spacing w:after="0" w:line="240" w:lineRule="auto"/>
+              <w:jc w:val="center"/>
+            </w:pPr>
+            <w:hyperlink w:history="1" r:id="rIdfsnjnrljiolkealmfheyp">
+              <w:r>
+                <w:rPr>
+                  <w:rFonts w:ascii="Arial" w:cs="Arial" w:eastAsia="Arial" w:hAnsi="Arial"/>
+                  <w:b w:val="false"/>
+                  <w:bCs w:val="false"/>
+                  <w:i w:val="false"/>
+                  <w:iCs w:val="false"/>
+                  <w:color w:val="2C5FA8"/>
+                  <w:sz w:val="17"/>
+                  <w:szCs w:val="17"/>
+                </w:rPr>
+                <w:t xml:space="preserve">Циан →</w:t>
+              </w:r>
+            </w:hyperlink>
+          </w:p>
+        </w:tc>
+      </w:tr>
+      <w:tr>
+        <w:tc>
+          <w:tcPr>
+            <w:tcW w:type="dxa" w:w="2000"/>
+            <w:tcBorders>
+              <w:top w:val="single" w:color="D9D4CB" w:sz="4"/>
+              <w:left w:val="none" w:color="auto" w:sz="0"/>
+              <w:bottom w:val="single" w:color="D9D4CB" w:sz="4"/>
+              <w:right w:val="none" w:color="auto" w:sz="0"/>
+            </w:tcBorders>
+            <w:tcMar>
+              <w:top w:type="dxa" w:w="52"/>
+              <w:left w:type="dxa" w:w="100"/>
+              <w:bottom w:type="dxa" w:w="52"/>
+              <w:right w:type="dxa" w:w="100"/>
+            </w:tcMar>
+            <w:vAlign w:val="center"/>
+          </w:tcPr>
+          <w:p>
+            <w:pPr>
+              <w:spacing w:after="0" w:line="240" w:lineRule="auto"/>
+              <w:jc w:val="left"/>
+            </w:pPr>
+            <w:r>
+              <w:rPr>
+                <w:rFonts w:ascii="Arial" w:cs="Arial" w:eastAsia="Arial" w:hAnsi="Arial"/>
+                <w:b/>
+                <w:bCs/>
+                <w:i w:val="false"/>
+                <w:iCs w:val="false"/>
+                <w:color w:val="2A2E38"/>
+                <w:sz w:val="17"/>
+                <w:szCs w:val="17"/>
+              </w:rPr>
+              <w:t xml:space="preserve">Левел Павелецкая Сити</w:t>
+            </w:r>
+          </w:p>
+        </w:tc>
+        <w:tc>
+          <w:tcPr>
+            <w:tcW w:type="dxa" w:w="1500"/>
+            <w:tcBorders>
+              <w:top w:val="single" w:color="D9D4CB" w:sz="4"/>
+              <w:left w:val="none" w:color="auto" w:sz="0"/>
+              <w:bottom w:val="single" w:color="D9D4CB" w:sz="4"/>
+              <w:right w:val="none" w:color="auto" w:sz="0"/>
+            </w:tcBorders>
+            <w:tcMar>
+              <w:top w:type="dxa" w:w="52"/>
+              <w:left w:type="dxa" w:w="100"/>
+              <w:bottom w:type="dxa" w:w="52"/>
+              <w:right w:type="dxa" w:w="100"/>
+            </w:tcMar>
+            <w:vAlign w:val="center"/>
+          </w:tcPr>
+          <w:p>
+            <w:pPr>
+              <w:spacing w:after="0" w:line="240" w:lineRule="auto"/>
+              <w:jc w:val="center"/>
+            </w:pPr>
+            <w:r>
+              <w:rPr>
+                <w:rFonts w:ascii="Arial" w:cs="Arial" w:eastAsia="Arial" w:hAnsi="Arial"/>
+                <w:b w:val="false"/>
+                <w:bCs w:val="false"/>
+                <w:i w:val="false"/>
+                <w:iCs w:val="false"/>
+                <w:color w:val="2A2E38"/>
+                <w:sz w:val="17"/>
+                <w:szCs w:val="17"/>
+              </w:rPr>
+              <w:t xml:space="preserve">93,0 м², эт. 41/46</w:t>
+            </w:r>
+          </w:p>
+        </w:tc>
+        <w:tc>
+          <w:tcPr>
+            <w:tcW w:type="dxa" w:w="2200"/>
+            <w:tcBorders>
+              <w:top w:val="single" w:color="D9D4CB" w:sz="4"/>
+              <w:left w:val="none" w:color="auto" w:sz="0"/>
+              <w:bottom w:val="single" w:color="D9D4CB" w:sz="4"/>
+              <w:right w:val="none" w:color="auto" w:sz="0"/>
+            </w:tcBorders>
+            <w:tcMar>
+              <w:top w:type="dxa" w:w="52"/>
+              <w:left w:type="dxa" w:w="100"/>
+              <w:bottom w:type="dxa" w:w="52"/>
+              <w:right w:type="dxa" w:w="100"/>
+            </w:tcMar>
+            <w:vAlign w:val="center"/>
+          </w:tcPr>
+          <w:p>
+            <w:pPr>
+              <w:spacing w:after="0" w:line="240" w:lineRule="auto"/>
+              <w:jc w:val="center"/>
+            </w:pPr>
+            <w:r>
+              <w:rPr>
+                <w:rFonts w:ascii="Arial" w:cs="Arial" w:eastAsia="Arial" w:hAnsi="Arial"/>
+                <w:b w:val="false"/>
+                <w:bCs w:val="false"/>
+                <w:i w:val="false"/>
+                <w:iCs w:val="false"/>
+                <w:color w:val="2A2E38"/>
+                <w:sz w:val="17"/>
+                <w:szCs w:val="17"/>
+              </w:rPr>
+              <w:t xml:space="preserve">дизайнерский, с мебелью</w:t>
+            </w:r>
+          </w:p>
+        </w:tc>
+        <w:tc>
+          <w:tcPr>
+            <w:tcW w:type="dxa" w:w="900"/>
+            <w:tcBorders>
+              <w:top w:val="single" w:color="D9D4CB" w:sz="4"/>
+              <w:left w:val="none" w:color="auto" w:sz="0"/>
+              <w:bottom w:val="single" w:color="D9D4CB" w:sz="4"/>
+              <w:right w:val="none" w:color="auto" w:sz="0"/>
+            </w:tcBorders>
+            <w:tcMar>
+              <w:top w:type="dxa" w:w="52"/>
+              <w:left w:type="dxa" w:w="100"/>
+              <w:bottom w:type="dxa" w:w="52"/>
+              <w:right w:type="dxa" w:w="100"/>
+            </w:tcMar>
+            <w:vAlign w:val="center"/>
+          </w:tcPr>
+          <w:p>
+            <w:pPr>
+              <w:spacing w:after="0" w:line="240" w:lineRule="auto"/>
+              <w:jc w:val="center"/>
+            </w:pPr>
+            <w:r>
+              <w:rPr>
+                <w:rFonts w:ascii="Arial" w:cs="Arial" w:eastAsia="Arial" w:hAnsi="Arial"/>
+                <w:b w:val="false"/>
+                <w:bCs w:val="false"/>
+                <w:i w:val="false"/>
+                <w:iCs w:val="false"/>
+                <w:color w:val="2A2E38"/>
+                <w:sz w:val="17"/>
+                <w:szCs w:val="17"/>
+              </w:rPr>
+              <w:t xml:space="preserve">90,0</w:t>
+            </w:r>
+          </w:p>
+        </w:tc>
+        <w:tc>
+          <w:tcPr>
+            <w:tcW w:type="dxa" w:w="1800"/>
+            <w:tcBorders>
+              <w:top w:val="single" w:color="D9D4CB" w:sz="4"/>
+              <w:left w:val="none" w:color="auto" w:sz="0"/>
+              <w:bottom w:val="single" w:color="D9D4CB" w:sz="4"/>
+              <w:right w:val="none" w:color="auto" w:sz="0"/>
+            </w:tcBorders>
+            <w:tcMar>
+              <w:top w:type="dxa" w:w="52"/>
+              <w:left w:type="dxa" w:w="100"/>
+              <w:bottom w:type="dxa" w:w="52"/>
+              <w:right w:type="dxa" w:w="100"/>
+            </w:tcMar>
+            <w:vAlign w:val="center"/>
+          </w:tcPr>
+          <w:p>
+            <w:pPr>
+              <w:spacing w:after="0" w:line="240" w:lineRule="auto"/>
+              <w:jc w:val="center"/>
+            </w:pPr>
+            <w:r>
+              <w:rPr>
+                <w:rFonts w:ascii="Arial" w:cs="Arial" w:eastAsia="Arial" w:hAnsi="Arial"/>
+                <w:b w:val="false"/>
+                <w:bCs w:val="false"/>
+                <w:i w:val="false"/>
+                <w:iCs w:val="false"/>
+                <w:color w:val="2A2E38"/>
+                <w:sz w:val="17"/>
+                <w:szCs w:val="17"/>
+              </w:rPr>
+              <w:t xml:space="preserve">−32,1 м² · −6,0 млн ₽</w:t>
+            </w:r>
+          </w:p>
+        </w:tc>
+        <w:tc>
+          <w:tcPr>
+            <w:tcW w:type="dxa" w:w="1238"/>
+            <w:tcBorders>
+              <w:top w:val="single" w:color="D9D4CB" w:sz="4"/>
+              <w:left w:val="none" w:color="auto" w:sz="0"/>
+              <w:bottom w:val="single" w:color="D9D4CB" w:sz="4"/>
+              <w:right w:val="none" w:color="auto" w:sz="0"/>
+            </w:tcBorders>
+            <w:tcMar>
+              <w:top w:type="dxa" w:w="52"/>
+              <w:left w:type="dxa" w:w="100"/>
+              <w:bottom w:type="dxa" w:w="52"/>
+              <w:right w:type="dxa" w:w="100"/>
+            </w:tcMar>
+            <w:vAlign w:val="center"/>
+          </w:tcPr>
+          <w:p>
+            <w:pPr>
+              <w:spacing w:after="0" w:line="240" w:lineRule="auto"/>
+              <w:jc w:val="center"/>
+            </w:pPr>
+            <w:hyperlink w:history="1" r:id="rIddhibyrlbaqnrinquhjyxm">
               <w:r>
                 <w:rPr>
                   <w:rFonts w:ascii="Arial" w:cs="Arial" w:eastAsia="Arial" w:hAnsi="Arial"/>
@@ -31429,7 +32712,7 @@
                 <w:sz w:val="17"/>
                 <w:szCs w:val="17"/>
               </w:rPr>
-              <w:t xml:space="preserve">HIGH LIFE, K1 SOUL</w:t>
+              <w:t xml:space="preserve">HIGH LIFE, K4 SENSE</w:t>
             </w:r>
           </w:p>
         </w:tc>
@@ -31467,7 +32750,7 @@
                 <w:sz w:val="17"/>
                 <w:szCs w:val="17"/>
               </w:rPr>
-              <w:t xml:space="preserve">120,0 м², эт. 8/32</w:t>
+              <w:t xml:space="preserve">125,6 м², эт. 24/47</w:t>
             </w:r>
           </w:p>
         </w:tc>
@@ -31505,7 +32788,7 @@
                 <w:sz w:val="17"/>
                 <w:szCs w:val="17"/>
               </w:rPr>
-              <w:t xml:space="preserve">ремонт «для себя» + техника</w:t>
+              <w:t xml:space="preserve">бетон, прайс застройщика → 115,1 под ключ</w:t>
             </w:r>
           </w:p>
         </w:tc>
@@ -31543,7 +32826,7 @@
                 <w:sz w:val="17"/>
                 <w:szCs w:val="17"/>
               </w:rPr>
-              <w:t xml:space="preserve">99,0</w:t>
+              <w:t xml:space="preserve">90,0</w:t>
             </w:r>
           </w:p>
         </w:tc>
@@ -31581,7 +32864,7 @@
                 <w:sz w:val="17"/>
                 <w:szCs w:val="17"/>
               </w:rPr>
-              <w:t xml:space="preserve">−5,1 м² · +3,0 млн ₽</w:t>
+              <w:t xml:space="preserve">+0,5 м² · +19,1 млн ₽</w:t>
             </w:r>
           </w:p>
         </w:tc>
@@ -31608,7 +32891,7 @@
               <w:spacing w:after="0" w:line="240" w:lineRule="auto"/>
               <w:jc w:val="center"/>
             </w:pPr>
-            <w:hyperlink w:history="1" r:id="rId6yg0dct9rypi0-_5ripid">
+            <w:hyperlink w:history="1" r:id="rIdubypksf-lsjabzgvxmeh2">
               <w:r>
                 <w:rPr>
                   <w:rFonts w:ascii="Arial" w:cs="Arial" w:eastAsia="Arial" w:hAnsi="Arial"/>
@@ -31660,7 +32943,7 @@
                 <w:sz w:val="17"/>
                 <w:szCs w:val="17"/>
               </w:rPr>
-              <w:t xml:space="preserve">HIGH LIFE, K3 HEART</w:t>
+              <w:t xml:space="preserve">ЖК «Эра», корпус 6</w:t>
             </w:r>
           </w:p>
         </w:tc>
@@ -31697,7 +32980,7 @@
                 <w:sz w:val="17"/>
                 <w:szCs w:val="17"/>
               </w:rPr>
-              <w:t xml:space="preserve">119,4 м², эт. 15/32</w:t>
+              <w:t xml:space="preserve">112,2 м², эт. 26/32</w:t>
             </w:r>
           </w:p>
         </w:tc>
@@ -31734,7 +33017,7 @@
                 <w:sz w:val="17"/>
                 <w:szCs w:val="17"/>
               </w:rPr>
-              <w:t xml:space="preserve">дизайнерский ремонт</w:t>
+              <w:t xml:space="preserve">бетон, прайс застройщика → 112,3 под ключ</w:t>
             </w:r>
           </w:p>
         </w:tc>
@@ -31771,7 +33054,7 @@
                 <w:sz w:val="17"/>
                 <w:szCs w:val="17"/>
               </w:rPr>
-              <w:t xml:space="preserve">96,0</w:t>
+              <w:t xml:space="preserve">89,9</w:t>
             </w:r>
           </w:p>
         </w:tc>
@@ -31808,7 +33091,7 @@
                 <w:sz w:val="17"/>
                 <w:szCs w:val="17"/>
               </w:rPr>
-              <w:t xml:space="preserve">−5,7 м² · 0,0 млн ₽</w:t>
+              <w:t xml:space="preserve">−12,9 м² · +16,3 млн ₽</w:t>
             </w:r>
           </w:p>
         </w:tc>
@@ -31834,697 +33117,7 @@
               <w:spacing w:after="0" w:line="240" w:lineRule="auto"/>
               <w:jc w:val="center"/>
             </w:pPr>
-            <w:hyperlink w:history="1" r:id="rIdrhnknl2mtqpp_q1hxwxku">
-              <w:r>
-                <w:rPr>
-                  <w:rFonts w:ascii="Arial" w:cs="Arial" w:eastAsia="Arial" w:hAnsi="Arial"/>
-                  <w:b w:val="false"/>
-                  <w:bCs w:val="false"/>
-                  <w:i w:val="false"/>
-                  <w:iCs w:val="false"/>
-                  <w:color w:val="2C5FA8"/>
-                  <w:sz w:val="17"/>
-                  <w:szCs w:val="17"/>
-                </w:rPr>
-                <w:t xml:space="preserve">Циан →</w:t>
-              </w:r>
-            </w:hyperlink>
-          </w:p>
-        </w:tc>
-      </w:tr>
-      <w:tr>
-        <w:tc>
-          <w:tcPr>
-            <w:tcW w:type="dxa" w:w="2000"/>
-            <w:tcBorders>
-              <w:top w:val="single" w:color="D9D4CB" w:sz="4"/>
-              <w:left w:val="none" w:color="auto" w:sz="0"/>
-              <w:bottom w:val="single" w:color="D9D4CB" w:sz="4"/>
-              <w:right w:val="none" w:color="auto" w:sz="0"/>
-            </w:tcBorders>
-            <w:shd w:fill="FBFAF8" w:color="auto" w:val="clear"/>
-            <w:tcMar>
-              <w:top w:type="dxa" w:w="52"/>
-              <w:left w:type="dxa" w:w="100"/>
-              <w:bottom w:type="dxa" w:w="52"/>
-              <w:right w:type="dxa" w:w="100"/>
-            </w:tcMar>
-            <w:vAlign w:val="center"/>
-          </w:tcPr>
-          <w:p>
-            <w:pPr>
-              <w:spacing w:after="0" w:line="240" w:lineRule="auto"/>
-              <w:jc w:val="left"/>
-            </w:pPr>
-            <w:r>
-              <w:rPr>
-                <w:rFonts w:ascii="Arial" w:cs="Arial" w:eastAsia="Arial" w:hAnsi="Arial"/>
-                <w:b/>
-                <w:bCs/>
-                <w:i w:val="false"/>
-                <w:iCs w:val="false"/>
-                <w:color w:val="2A2E38"/>
-                <w:sz w:val="17"/>
-                <w:szCs w:val="17"/>
-              </w:rPr>
-              <w:t xml:space="preserve">HIGH LIFE, K1 SOUL</w:t>
-            </w:r>
-          </w:p>
-        </w:tc>
-        <w:tc>
-          <w:tcPr>
-            <w:tcW w:type="dxa" w:w="1500"/>
-            <w:tcBorders>
-              <w:top w:val="single" w:color="D9D4CB" w:sz="4"/>
-              <w:left w:val="none" w:color="auto" w:sz="0"/>
-              <w:bottom w:val="single" w:color="D9D4CB" w:sz="4"/>
-              <w:right w:val="none" w:color="auto" w:sz="0"/>
-            </w:tcBorders>
-            <w:shd w:fill="FBFAF8" w:color="auto" w:val="clear"/>
-            <w:tcMar>
-              <w:top w:type="dxa" w:w="52"/>
-              <w:left w:type="dxa" w:w="100"/>
-              <w:bottom w:type="dxa" w:w="52"/>
-              <w:right w:type="dxa" w:w="100"/>
-            </w:tcMar>
-            <w:vAlign w:val="center"/>
-          </w:tcPr>
-          <w:p>
-            <w:pPr>
-              <w:spacing w:after="0" w:line="240" w:lineRule="auto"/>
-              <w:jc w:val="center"/>
-            </w:pPr>
-            <w:r>
-              <w:rPr>
-                <w:rFonts w:ascii="Arial" w:cs="Arial" w:eastAsia="Arial" w:hAnsi="Arial"/>
-                <w:b w:val="false"/>
-                <w:bCs w:val="false"/>
-                <w:i w:val="false"/>
-                <w:iCs w:val="false"/>
-                <w:color w:val="2A2E38"/>
-                <w:sz w:val="17"/>
-                <w:szCs w:val="17"/>
-              </w:rPr>
-              <w:t xml:space="preserve">118,5 м², эт. 3/32</w:t>
-            </w:r>
-          </w:p>
-        </w:tc>
-        <w:tc>
-          <w:tcPr>
-            <w:tcW w:type="dxa" w:w="2200"/>
-            <w:tcBorders>
-              <w:top w:val="single" w:color="D9D4CB" w:sz="4"/>
-              <w:left w:val="none" w:color="auto" w:sz="0"/>
-              <w:bottom w:val="single" w:color="D9D4CB" w:sz="4"/>
-              <w:right w:val="none" w:color="auto" w:sz="0"/>
-            </w:tcBorders>
-            <w:shd w:fill="FBFAF8" w:color="auto" w:val="clear"/>
-            <w:tcMar>
-              <w:top w:type="dxa" w:w="52"/>
-              <w:left w:type="dxa" w:w="100"/>
-              <w:bottom w:type="dxa" w:w="52"/>
-              <w:right w:type="dxa" w:w="100"/>
-            </w:tcMar>
-            <w:vAlign w:val="center"/>
-          </w:tcPr>
-          <w:p>
-            <w:pPr>
-              <w:spacing w:after="0" w:line="240" w:lineRule="auto"/>
-              <w:jc w:val="center"/>
-            </w:pPr>
-            <w:r>
-              <w:rPr>
-                <w:rFonts w:ascii="Arial" w:cs="Arial" w:eastAsia="Arial" w:hAnsi="Arial"/>
-                <w:b w:val="false"/>
-                <w:bCs w:val="false"/>
-                <w:i w:val="false"/>
-                <w:iCs w:val="false"/>
-                <w:color w:val="2A2E38"/>
-                <w:sz w:val="17"/>
-                <w:szCs w:val="17"/>
-              </w:rPr>
-              <w:t xml:space="preserve">дизайнерский ремонт</w:t>
-            </w:r>
-          </w:p>
-        </w:tc>
-        <w:tc>
-          <w:tcPr>
-            <w:tcW w:type="dxa" w:w="900"/>
-            <w:tcBorders>
-              <w:top w:val="single" w:color="D9D4CB" w:sz="4"/>
-              <w:left w:val="none" w:color="auto" w:sz="0"/>
-              <w:bottom w:val="single" w:color="D9D4CB" w:sz="4"/>
-              <w:right w:val="none" w:color="auto" w:sz="0"/>
-            </w:tcBorders>
-            <w:shd w:fill="FBFAF8" w:color="auto" w:val="clear"/>
-            <w:tcMar>
-              <w:top w:type="dxa" w:w="52"/>
-              <w:left w:type="dxa" w:w="100"/>
-              <w:bottom w:type="dxa" w:w="52"/>
-              <w:right w:type="dxa" w:w="100"/>
-            </w:tcMar>
-            <w:vAlign w:val="center"/>
-          </w:tcPr>
-          <w:p>
-            <w:pPr>
-              <w:spacing w:after="0" w:line="240" w:lineRule="auto"/>
-              <w:jc w:val="center"/>
-            </w:pPr>
-            <w:r>
-              <w:rPr>
-                <w:rFonts w:ascii="Arial" w:cs="Arial" w:eastAsia="Arial" w:hAnsi="Arial"/>
-                <w:b w:val="false"/>
-                <w:bCs w:val="false"/>
-                <w:i w:val="false"/>
-                <w:iCs w:val="false"/>
-                <w:color w:val="2A2E38"/>
-                <w:sz w:val="17"/>
-                <w:szCs w:val="17"/>
-              </w:rPr>
-              <w:t xml:space="preserve">93,9</w:t>
-            </w:r>
-          </w:p>
-        </w:tc>
-        <w:tc>
-          <w:tcPr>
-            <w:tcW w:type="dxa" w:w="1800"/>
-            <w:tcBorders>
-              <w:top w:val="single" w:color="D9D4CB" w:sz="4"/>
-              <w:left w:val="none" w:color="auto" w:sz="0"/>
-              <w:bottom w:val="single" w:color="D9D4CB" w:sz="4"/>
-              <w:right w:val="none" w:color="auto" w:sz="0"/>
-            </w:tcBorders>
-            <w:shd w:fill="FBFAF8" w:color="auto" w:val="clear"/>
-            <w:tcMar>
-              <w:top w:type="dxa" w:w="52"/>
-              <w:left w:type="dxa" w:w="100"/>
-              <w:bottom w:type="dxa" w:w="52"/>
-              <w:right w:type="dxa" w:w="100"/>
-            </w:tcMar>
-            <w:vAlign w:val="center"/>
-          </w:tcPr>
-          <w:p>
-            <w:pPr>
-              <w:spacing w:after="0" w:line="240" w:lineRule="auto"/>
-              <w:jc w:val="center"/>
-            </w:pPr>
-            <w:r>
-              <w:rPr>
-                <w:rFonts w:ascii="Arial" w:cs="Arial" w:eastAsia="Arial" w:hAnsi="Arial"/>
-                <w:b w:val="false"/>
-                <w:bCs w:val="false"/>
-                <w:i w:val="false"/>
-                <w:iCs w:val="false"/>
-                <w:color w:val="2A2E38"/>
-                <w:sz w:val="17"/>
-                <w:szCs w:val="17"/>
-              </w:rPr>
-              <w:t xml:space="preserve">−6,6 м² · −2,1 млн ₽</w:t>
-            </w:r>
-          </w:p>
-        </w:tc>
-        <w:tc>
-          <w:tcPr>
-            <w:tcW w:type="dxa" w:w="1238"/>
-            <w:tcBorders>
-              <w:top w:val="single" w:color="D9D4CB" w:sz="4"/>
-              <w:left w:val="none" w:color="auto" w:sz="0"/>
-              <w:bottom w:val="single" w:color="D9D4CB" w:sz="4"/>
-              <w:right w:val="none" w:color="auto" w:sz="0"/>
-            </w:tcBorders>
-            <w:shd w:fill="FBFAF8" w:color="auto" w:val="clear"/>
-            <w:tcMar>
-              <w:top w:type="dxa" w:w="52"/>
-              <w:left w:type="dxa" w:w="100"/>
-              <w:bottom w:type="dxa" w:w="52"/>
-              <w:right w:type="dxa" w:w="100"/>
-            </w:tcMar>
-            <w:vAlign w:val="center"/>
-          </w:tcPr>
-          <w:p>
-            <w:pPr>
-              <w:spacing w:after="0" w:line="240" w:lineRule="auto"/>
-              <w:jc w:val="center"/>
-            </w:pPr>
-            <w:hyperlink w:history="1" r:id="rIdqnzaac0ybaixk88muprpv">
-              <w:r>
-                <w:rPr>
-                  <w:rFonts w:ascii="Arial" w:cs="Arial" w:eastAsia="Arial" w:hAnsi="Arial"/>
-                  <w:b w:val="false"/>
-                  <w:bCs w:val="false"/>
-                  <w:i w:val="false"/>
-                  <w:iCs w:val="false"/>
-                  <w:color w:val="2C5FA8"/>
-                  <w:sz w:val="17"/>
-                  <w:szCs w:val="17"/>
-                </w:rPr>
-                <w:t xml:space="preserve">Циан →</w:t>
-              </w:r>
-            </w:hyperlink>
-          </w:p>
-        </w:tc>
-      </w:tr>
-      <w:tr>
-        <w:tc>
-          <w:tcPr>
-            <w:tcW w:type="dxa" w:w="2000"/>
-            <w:tcBorders>
-              <w:top w:val="single" w:color="D9D4CB" w:sz="4"/>
-              <w:left w:val="none" w:color="auto" w:sz="0"/>
-              <w:bottom w:val="single" w:color="D9D4CB" w:sz="4"/>
-              <w:right w:val="none" w:color="auto" w:sz="0"/>
-            </w:tcBorders>
-            <w:tcMar>
-              <w:top w:type="dxa" w:w="52"/>
-              <w:left w:type="dxa" w:w="100"/>
-              <w:bottom w:type="dxa" w:w="52"/>
-              <w:right w:type="dxa" w:w="100"/>
-            </w:tcMar>
-            <w:vAlign w:val="center"/>
-          </w:tcPr>
-          <w:p>
-            <w:pPr>
-              <w:spacing w:after="0" w:line="240" w:lineRule="auto"/>
-              <w:jc w:val="left"/>
-            </w:pPr>
-            <w:r>
-              <w:rPr>
-                <w:rFonts w:ascii="Arial" w:cs="Arial" w:eastAsia="Arial" w:hAnsi="Arial"/>
-                <w:b/>
-                <w:bCs/>
-                <w:i w:val="false"/>
-                <w:iCs w:val="false"/>
-                <w:color w:val="2A2E38"/>
-                <w:sz w:val="17"/>
-                <w:szCs w:val="17"/>
-              </w:rPr>
-              <w:t xml:space="preserve">HIGH LIFE, K3 HEART</w:t>
-            </w:r>
-          </w:p>
-        </w:tc>
-        <w:tc>
-          <w:tcPr>
-            <w:tcW w:type="dxa" w:w="1500"/>
-            <w:tcBorders>
-              <w:top w:val="single" w:color="D9D4CB" w:sz="4"/>
-              <w:left w:val="none" w:color="auto" w:sz="0"/>
-              <w:bottom w:val="single" w:color="D9D4CB" w:sz="4"/>
-              <w:right w:val="none" w:color="auto" w:sz="0"/>
-            </w:tcBorders>
-            <w:tcMar>
-              <w:top w:type="dxa" w:w="52"/>
-              <w:left w:type="dxa" w:w="100"/>
-              <w:bottom w:type="dxa" w:w="52"/>
-              <w:right w:type="dxa" w:w="100"/>
-            </w:tcMar>
-            <w:vAlign w:val="center"/>
-          </w:tcPr>
-          <w:p>
-            <w:pPr>
-              <w:spacing w:after="0" w:line="240" w:lineRule="auto"/>
-              <w:jc w:val="center"/>
-            </w:pPr>
-            <w:r>
-              <w:rPr>
-                <w:rFonts w:ascii="Arial" w:cs="Arial" w:eastAsia="Arial" w:hAnsi="Arial"/>
-                <w:b w:val="false"/>
-                <w:bCs w:val="false"/>
-                <w:i w:val="false"/>
-                <w:iCs w:val="false"/>
-                <w:color w:val="2A2E38"/>
-                <w:sz w:val="17"/>
-                <w:szCs w:val="17"/>
-              </w:rPr>
-              <w:t xml:space="preserve">119,0 м², эт. 3/32</w:t>
-            </w:r>
-          </w:p>
-        </w:tc>
-        <w:tc>
-          <w:tcPr>
-            <w:tcW w:type="dxa" w:w="2200"/>
-            <w:tcBorders>
-              <w:top w:val="single" w:color="D9D4CB" w:sz="4"/>
-              <w:left w:val="none" w:color="auto" w:sz="0"/>
-              <w:bottom w:val="single" w:color="D9D4CB" w:sz="4"/>
-              <w:right w:val="none" w:color="auto" w:sz="0"/>
-            </w:tcBorders>
-            <w:tcMar>
-              <w:top w:type="dxa" w:w="52"/>
-              <w:left w:type="dxa" w:w="100"/>
-              <w:bottom w:type="dxa" w:w="52"/>
-              <w:right w:type="dxa" w:w="100"/>
-            </w:tcMar>
-            <w:vAlign w:val="center"/>
-          </w:tcPr>
-          <w:p>
-            <w:pPr>
-              <w:spacing w:after="0" w:line="240" w:lineRule="auto"/>
-              <w:jc w:val="center"/>
-            </w:pPr>
-            <w:r>
-              <w:rPr>
-                <w:rFonts w:ascii="Arial" w:cs="Arial" w:eastAsia="Arial" w:hAnsi="Arial"/>
-                <w:b w:val="false"/>
-                <w:bCs w:val="false"/>
-                <w:i w:val="false"/>
-                <w:iCs w:val="false"/>
-                <w:color w:val="2A2E38"/>
-                <w:sz w:val="17"/>
-                <w:szCs w:val="17"/>
-              </w:rPr>
-              <w:t xml:space="preserve">отделка от застройщика</w:t>
-            </w:r>
-          </w:p>
-        </w:tc>
-        <w:tc>
-          <w:tcPr>
-            <w:tcW w:type="dxa" w:w="900"/>
-            <w:tcBorders>
-              <w:top w:val="single" w:color="D9D4CB" w:sz="4"/>
-              <w:left w:val="none" w:color="auto" w:sz="0"/>
-              <w:bottom w:val="single" w:color="D9D4CB" w:sz="4"/>
-              <w:right w:val="none" w:color="auto" w:sz="0"/>
-            </w:tcBorders>
-            <w:tcMar>
-              <w:top w:type="dxa" w:w="52"/>
-              <w:left w:type="dxa" w:w="100"/>
-              <w:bottom w:type="dxa" w:w="52"/>
-              <w:right w:type="dxa" w:w="100"/>
-            </w:tcMar>
-            <w:vAlign w:val="center"/>
-          </w:tcPr>
-          <w:p>
-            <w:pPr>
-              <w:spacing w:after="0" w:line="240" w:lineRule="auto"/>
-              <w:jc w:val="center"/>
-            </w:pPr>
-            <w:r>
-              <w:rPr>
-                <w:rFonts w:ascii="Arial" w:cs="Arial" w:eastAsia="Arial" w:hAnsi="Arial"/>
-                <w:b w:val="false"/>
-                <w:bCs w:val="false"/>
-                <w:i w:val="false"/>
-                <w:iCs w:val="false"/>
-                <w:color w:val="2A2E38"/>
-                <w:sz w:val="17"/>
-                <w:szCs w:val="17"/>
-              </w:rPr>
-              <w:t xml:space="preserve">93,6</w:t>
-            </w:r>
-          </w:p>
-        </w:tc>
-        <w:tc>
-          <w:tcPr>
-            <w:tcW w:type="dxa" w:w="1800"/>
-            <w:tcBorders>
-              <w:top w:val="single" w:color="D9D4CB" w:sz="4"/>
-              <w:left w:val="none" w:color="auto" w:sz="0"/>
-              <w:bottom w:val="single" w:color="D9D4CB" w:sz="4"/>
-              <w:right w:val="none" w:color="auto" w:sz="0"/>
-            </w:tcBorders>
-            <w:tcMar>
-              <w:top w:type="dxa" w:w="52"/>
-              <w:left w:type="dxa" w:w="100"/>
-              <w:bottom w:type="dxa" w:w="52"/>
-              <w:right w:type="dxa" w:w="100"/>
-            </w:tcMar>
-            <w:vAlign w:val="center"/>
-          </w:tcPr>
-          <w:p>
-            <w:pPr>
-              <w:spacing w:after="0" w:line="240" w:lineRule="auto"/>
-              <w:jc w:val="center"/>
-            </w:pPr>
-            <w:r>
-              <w:rPr>
-                <w:rFonts w:ascii="Arial" w:cs="Arial" w:eastAsia="Arial" w:hAnsi="Arial"/>
-                <w:b w:val="false"/>
-                <w:bCs w:val="false"/>
-                <w:i w:val="false"/>
-                <w:iCs w:val="false"/>
-                <w:color w:val="2A2E38"/>
-                <w:sz w:val="17"/>
-                <w:szCs w:val="17"/>
-              </w:rPr>
-              <w:t xml:space="preserve">−6,1 м² · −2,4 млн ₽</w:t>
-            </w:r>
-          </w:p>
-        </w:tc>
-        <w:tc>
-          <w:tcPr>
-            <w:tcW w:type="dxa" w:w="1238"/>
-            <w:tcBorders>
-              <w:top w:val="single" w:color="D9D4CB" w:sz="4"/>
-              <w:left w:val="none" w:color="auto" w:sz="0"/>
-              <w:bottom w:val="single" w:color="D9D4CB" w:sz="4"/>
-              <w:right w:val="none" w:color="auto" w:sz="0"/>
-            </w:tcBorders>
-            <w:tcMar>
-              <w:top w:type="dxa" w:w="52"/>
-              <w:left w:type="dxa" w:w="100"/>
-              <w:bottom w:type="dxa" w:w="52"/>
-              <w:right w:type="dxa" w:w="100"/>
-            </w:tcMar>
-            <w:vAlign w:val="center"/>
-          </w:tcPr>
-          <w:p>
-            <w:pPr>
-              <w:spacing w:after="0" w:line="240" w:lineRule="auto"/>
-              <w:jc w:val="center"/>
-            </w:pPr>
-            <w:hyperlink w:history="1" r:id="rIdmscrtq1hyay0qaaz_zemd">
-              <w:r>
-                <w:rPr>
-                  <w:rFonts w:ascii="Arial" w:cs="Arial" w:eastAsia="Arial" w:hAnsi="Arial"/>
-                  <w:b w:val="false"/>
-                  <w:bCs w:val="false"/>
-                  <w:i w:val="false"/>
-                  <w:iCs w:val="false"/>
-                  <w:color w:val="2C5FA8"/>
-                  <w:sz w:val="17"/>
-                  <w:szCs w:val="17"/>
-                </w:rPr>
-                <w:t xml:space="preserve">Циан →</w:t>
-              </w:r>
-            </w:hyperlink>
-          </w:p>
-        </w:tc>
-      </w:tr>
-      <w:tr>
-        <w:tc>
-          <w:tcPr>
-            <w:tcW w:type="dxa" w:w="2000"/>
-            <w:tcBorders>
-              <w:top w:val="single" w:color="D9D4CB" w:sz="4"/>
-              <w:left w:val="none" w:color="auto" w:sz="0"/>
-              <w:bottom w:val="single" w:color="D9D4CB" w:sz="4"/>
-              <w:right w:val="none" w:color="auto" w:sz="0"/>
-            </w:tcBorders>
-            <w:shd w:fill="FBFAF8" w:color="auto" w:val="clear"/>
-            <w:tcMar>
-              <w:top w:type="dxa" w:w="52"/>
-              <w:left w:type="dxa" w:w="100"/>
-              <w:bottom w:type="dxa" w:w="52"/>
-              <w:right w:type="dxa" w:w="100"/>
-            </w:tcMar>
-            <w:vAlign w:val="center"/>
-          </w:tcPr>
-          <w:p>
-            <w:pPr>
-              <w:spacing w:after="0" w:line="240" w:lineRule="auto"/>
-              <w:jc w:val="left"/>
-            </w:pPr>
-            <w:r>
-              <w:rPr>
-                <w:rFonts w:ascii="Arial" w:cs="Arial" w:eastAsia="Arial" w:hAnsi="Arial"/>
-                <w:b/>
-                <w:bCs/>
-                <w:i w:val="false"/>
-                <w:iCs w:val="false"/>
-                <w:color w:val="2A2E38"/>
-                <w:sz w:val="17"/>
-                <w:szCs w:val="17"/>
-              </w:rPr>
-              <w:t xml:space="preserve">HIGH LIFE, K1 SOUL</w:t>
-            </w:r>
-          </w:p>
-        </w:tc>
-        <w:tc>
-          <w:tcPr>
-            <w:tcW w:type="dxa" w:w="1500"/>
-            <w:tcBorders>
-              <w:top w:val="single" w:color="D9D4CB" w:sz="4"/>
-              <w:left w:val="none" w:color="auto" w:sz="0"/>
-              <w:bottom w:val="single" w:color="D9D4CB" w:sz="4"/>
-              <w:right w:val="none" w:color="auto" w:sz="0"/>
-            </w:tcBorders>
-            <w:shd w:fill="FBFAF8" w:color="auto" w:val="clear"/>
-            <w:tcMar>
-              <w:top w:type="dxa" w:w="52"/>
-              <w:left w:type="dxa" w:w="100"/>
-              <w:bottom w:type="dxa" w:w="52"/>
-              <w:right w:type="dxa" w:w="100"/>
-            </w:tcMar>
-            <w:vAlign w:val="center"/>
-          </w:tcPr>
-          <w:p>
-            <w:pPr>
-              <w:spacing w:after="0" w:line="240" w:lineRule="auto"/>
-              <w:jc w:val="center"/>
-            </w:pPr>
-            <w:r>
-              <w:rPr>
-                <w:rFonts w:ascii="Arial" w:cs="Arial" w:eastAsia="Arial" w:hAnsi="Arial"/>
-                <w:b w:val="false"/>
-                <w:bCs w:val="false"/>
-                <w:i w:val="false"/>
-                <w:iCs w:val="false"/>
-                <w:color w:val="2A2E38"/>
-                <w:sz w:val="17"/>
-                <w:szCs w:val="17"/>
-              </w:rPr>
-              <w:t xml:space="preserve">119,0 м², эт. 8/32</w:t>
-            </w:r>
-          </w:p>
-        </w:tc>
-        <w:tc>
-          <w:tcPr>
-            <w:tcW w:type="dxa" w:w="2200"/>
-            <w:tcBorders>
-              <w:top w:val="single" w:color="D9D4CB" w:sz="4"/>
-              <w:left w:val="none" w:color="auto" w:sz="0"/>
-              <w:bottom w:val="single" w:color="D9D4CB" w:sz="4"/>
-              <w:right w:val="none" w:color="auto" w:sz="0"/>
-            </w:tcBorders>
-            <w:shd w:fill="FBFAF8" w:color="auto" w:val="clear"/>
-            <w:tcMar>
-              <w:top w:type="dxa" w:w="52"/>
-              <w:left w:type="dxa" w:w="100"/>
-              <w:bottom w:type="dxa" w:w="52"/>
-              <w:right w:type="dxa" w:w="100"/>
-            </w:tcMar>
-            <w:vAlign w:val="center"/>
-          </w:tcPr>
-          <w:p>
-            <w:pPr>
-              <w:spacing w:after="0" w:line="240" w:lineRule="auto"/>
-              <w:jc w:val="center"/>
-            </w:pPr>
-            <w:r>
-              <w:rPr>
-                <w:rFonts w:ascii="Arial" w:cs="Arial" w:eastAsia="Arial" w:hAnsi="Arial"/>
-                <w:b w:val="false"/>
-                <w:bCs w:val="false"/>
-                <w:i w:val="false"/>
-                <w:iCs w:val="false"/>
-                <w:color w:val="2A2E38"/>
-                <w:sz w:val="17"/>
-                <w:szCs w:val="17"/>
-              </w:rPr>
-              <w:t xml:space="preserve">под чистовую, 2 м/места</w:t>
-            </w:r>
-          </w:p>
-        </w:tc>
-        <w:tc>
-          <w:tcPr>
-            <w:tcW w:type="dxa" w:w="900"/>
-            <w:tcBorders>
-              <w:top w:val="single" w:color="D9D4CB" w:sz="4"/>
-              <w:left w:val="none" w:color="auto" w:sz="0"/>
-              <w:bottom w:val="single" w:color="D9D4CB" w:sz="4"/>
-              <w:right w:val="none" w:color="auto" w:sz="0"/>
-            </w:tcBorders>
-            <w:shd w:fill="FBFAF8" w:color="auto" w:val="clear"/>
-            <w:tcMar>
-              <w:top w:type="dxa" w:w="52"/>
-              <w:left w:type="dxa" w:w="100"/>
-              <w:bottom w:type="dxa" w:w="52"/>
-              <w:right w:type="dxa" w:w="100"/>
-            </w:tcMar>
-            <w:vAlign w:val="center"/>
-          </w:tcPr>
-          <w:p>
-            <w:pPr>
-              <w:spacing w:after="0" w:line="240" w:lineRule="auto"/>
-              <w:jc w:val="center"/>
-            </w:pPr>
-            <w:r>
-              <w:rPr>
-                <w:rFonts w:ascii="Arial" w:cs="Arial" w:eastAsia="Arial" w:hAnsi="Arial"/>
-                <w:b w:val="false"/>
-                <w:bCs w:val="false"/>
-                <w:i w:val="false"/>
-                <w:iCs w:val="false"/>
-                <w:color w:val="2A2E38"/>
-                <w:sz w:val="17"/>
-                <w:szCs w:val="17"/>
-              </w:rPr>
-              <w:t xml:space="preserve">93,0</w:t>
-            </w:r>
-          </w:p>
-        </w:tc>
-        <w:tc>
-          <w:tcPr>
-            <w:tcW w:type="dxa" w:w="1800"/>
-            <w:tcBorders>
-              <w:top w:val="single" w:color="D9D4CB" w:sz="4"/>
-              <w:left w:val="none" w:color="auto" w:sz="0"/>
-              <w:bottom w:val="single" w:color="D9D4CB" w:sz="4"/>
-              <w:right w:val="none" w:color="auto" w:sz="0"/>
-            </w:tcBorders>
-            <w:shd w:fill="FBFAF8" w:color="auto" w:val="clear"/>
-            <w:tcMar>
-              <w:top w:type="dxa" w:w="52"/>
-              <w:left w:type="dxa" w:w="100"/>
-              <w:bottom w:type="dxa" w:w="52"/>
-              <w:right w:type="dxa" w:w="100"/>
-            </w:tcMar>
-            <w:vAlign w:val="center"/>
-          </w:tcPr>
-          <w:p>
-            <w:pPr>
-              <w:spacing w:after="0" w:line="240" w:lineRule="auto"/>
-              <w:jc w:val="center"/>
-            </w:pPr>
-            <w:r>
-              <w:rPr>
-                <w:rFonts w:ascii="Arial" w:cs="Arial" w:eastAsia="Arial" w:hAnsi="Arial"/>
-                <w:b w:val="false"/>
-                <w:bCs w:val="false"/>
-                <w:i w:val="false"/>
-                <w:iCs w:val="false"/>
-                <w:color w:val="2A2E38"/>
-                <w:sz w:val="17"/>
-                <w:szCs w:val="17"/>
-              </w:rPr>
-              <w:t xml:space="preserve">−6,1 м² · −3,0 млн ₽</w:t>
-            </w:r>
-          </w:p>
-        </w:tc>
-        <w:tc>
-          <w:tcPr>
-            <w:tcW w:type="dxa" w:w="1238"/>
-            <w:tcBorders>
-              <w:top w:val="single" w:color="D9D4CB" w:sz="4"/>
-              <w:left w:val="none" w:color="auto" w:sz="0"/>
-              <w:bottom w:val="single" w:color="D9D4CB" w:sz="4"/>
-              <w:right w:val="none" w:color="auto" w:sz="0"/>
-            </w:tcBorders>
-            <w:shd w:fill="FBFAF8" w:color="auto" w:val="clear"/>
-            <w:tcMar>
-              <w:top w:type="dxa" w:w="52"/>
-              <w:left w:type="dxa" w:w="100"/>
-              <w:bottom w:type="dxa" w:w="52"/>
-              <w:right w:type="dxa" w:w="100"/>
-            </w:tcMar>
-            <w:vAlign w:val="center"/>
-          </w:tcPr>
-          <w:p>
-            <w:pPr>
-              <w:spacing w:after="0" w:line="240" w:lineRule="auto"/>
-              <w:jc w:val="center"/>
-            </w:pPr>
-            <w:hyperlink w:history="1" r:id="rIdn_uhxinjljkvlg-9onqtc">
+            <w:hyperlink w:history="1" r:id="rIdsq_teuemickougt8_uxm2">
               <w:r>
                 <w:rPr>
                   <w:rFonts w:ascii="Arial" w:cs="Arial" w:eastAsia="Arial" w:hAnsi="Arial"/>
@@ -32552,6 +33145,7 @@
               <w:bottom w:val="single" w:color="D9D4CB" w:sz="4"/>
               <w:right w:val="none" w:color="auto" w:sz="0"/>
             </w:tcBorders>
+            <w:shd w:fill="FBFAF8" w:color="auto" w:val="clear"/>
             <w:tcMar>
               <w:top w:type="dxa" w:w="52"/>
               <w:left w:type="dxa" w:w="100"/>
@@ -32576,7 +33170,7 @@
                 <w:sz w:val="17"/>
                 <w:szCs w:val="17"/>
               </w:rPr>
-              <w:t xml:space="preserve">HIGH LIFE, K6 FAITH</w:t>
+              <w:t xml:space="preserve">HIGH LIFE, K1 SOUL</w:t>
             </w:r>
           </w:p>
         </w:tc>
@@ -32589,31 +33183,32 @@
               <w:bottom w:val="single" w:color="D9D4CB" w:sz="4"/>
               <w:right w:val="none" w:color="auto" w:sz="0"/>
             </w:tcBorders>
-            <w:tcMar>
-              <w:top w:type="dxa" w:w="52"/>
-              <w:left w:type="dxa" w:w="100"/>
-              <w:bottom w:type="dxa" w:w="52"/>
-              <w:right w:type="dxa" w:w="100"/>
-            </w:tcMar>
-            <w:vAlign w:val="center"/>
-          </w:tcPr>
-          <w:p>
-            <w:pPr>
-              <w:spacing w:after="0" w:line="240" w:lineRule="auto"/>
-              <w:jc w:val="center"/>
-            </w:pPr>
-            <w:r>
-              <w:rPr>
-                <w:rFonts w:ascii="Arial" w:cs="Arial" w:eastAsia="Arial" w:hAnsi="Arial"/>
-                <w:b w:val="false"/>
-                <w:bCs w:val="false"/>
-                <w:i w:val="false"/>
-                <w:iCs w:val="false"/>
-                <w:color w:val="2A2E38"/>
-                <w:sz w:val="17"/>
-                <w:szCs w:val="17"/>
-              </w:rPr>
-              <w:t xml:space="preserve">110,0 м², эт. 16/39</w:t>
+            <w:shd w:fill="FBFAF8" w:color="auto" w:val="clear"/>
+            <w:tcMar>
+              <w:top w:type="dxa" w:w="52"/>
+              <w:left w:type="dxa" w:w="100"/>
+              <w:bottom w:type="dxa" w:w="52"/>
+              <w:right w:type="dxa" w:w="100"/>
+            </w:tcMar>
+            <w:vAlign w:val="center"/>
+          </w:tcPr>
+          <w:p>
+            <w:pPr>
+              <w:spacing w:after="0" w:line="240" w:lineRule="auto"/>
+              <w:jc w:val="center"/>
+            </w:pPr>
+            <w:r>
+              <w:rPr>
+                <w:rFonts w:ascii="Arial" w:cs="Arial" w:eastAsia="Arial" w:hAnsi="Arial"/>
+                <w:b w:val="false"/>
+                <w:bCs w:val="false"/>
+                <w:i w:val="false"/>
+                <w:iCs w:val="false"/>
+                <w:color w:val="2A2E38"/>
+                <w:sz w:val="17"/>
+                <w:szCs w:val="17"/>
+              </w:rPr>
+              <w:t xml:space="preserve">96,1 м², эт. 6/32</w:t>
             </w:r>
           </w:p>
         </w:tc>
@@ -32626,31 +33221,32 @@
               <w:bottom w:val="single" w:color="D9D4CB" w:sz="4"/>
               <w:right w:val="none" w:color="auto" w:sz="0"/>
             </w:tcBorders>
-            <w:tcMar>
-              <w:top w:type="dxa" w:w="52"/>
-              <w:left w:type="dxa" w:w="100"/>
-              <w:bottom w:type="dxa" w:w="52"/>
-              <w:right w:type="dxa" w:w="100"/>
-            </w:tcMar>
-            <w:vAlign w:val="center"/>
-          </w:tcPr>
-          <w:p>
-            <w:pPr>
-              <w:spacing w:after="0" w:line="240" w:lineRule="auto"/>
-              <w:jc w:val="center"/>
-            </w:pPr>
-            <w:r>
-              <w:rPr>
-                <w:rFonts w:ascii="Arial" w:cs="Arial" w:eastAsia="Arial" w:hAnsi="Arial"/>
-                <w:b w:val="false"/>
-                <w:bCs w:val="false"/>
-                <w:i w:val="false"/>
-                <w:iCs w:val="false"/>
-                <w:color w:val="2A2E38"/>
-                <w:sz w:val="17"/>
-                <w:szCs w:val="17"/>
-              </w:rPr>
-              <w:t xml:space="preserve">чистовая от застройщика</w:t>
+            <w:shd w:fill="FBFAF8" w:color="auto" w:val="clear"/>
+            <w:tcMar>
+              <w:top w:type="dxa" w:w="52"/>
+              <w:left w:type="dxa" w:w="100"/>
+              <w:bottom w:type="dxa" w:w="52"/>
+              <w:right w:type="dxa" w:w="100"/>
+            </w:tcMar>
+            <w:vAlign w:val="center"/>
+          </w:tcPr>
+          <w:p>
+            <w:pPr>
+              <w:spacing w:after="0" w:line="240" w:lineRule="auto"/>
+              <w:jc w:val="center"/>
+            </w:pPr>
+            <w:r>
+              <w:rPr>
+                <w:rFonts w:ascii="Arial" w:cs="Arial" w:eastAsia="Arial" w:hAnsi="Arial"/>
+                <w:b w:val="false"/>
+                <w:bCs w:val="false"/>
+                <w:i w:val="false"/>
+                <w:iCs w:val="false"/>
+                <w:color w:val="2A2E38"/>
+                <w:sz w:val="17"/>
+                <w:szCs w:val="17"/>
+              </w:rPr>
+              <w:t xml:space="preserve">отделка от застройщика, без мебели</w:t>
             </w:r>
           </w:p>
         </w:tc>
@@ -32663,31 +33259,32 @@
               <w:bottom w:val="single" w:color="D9D4CB" w:sz="4"/>
               <w:right w:val="none" w:color="auto" w:sz="0"/>
             </w:tcBorders>
-            <w:tcMar>
-              <w:top w:type="dxa" w:w="52"/>
-              <w:left w:type="dxa" w:w="100"/>
-              <w:bottom w:type="dxa" w:w="52"/>
-              <w:right w:type="dxa" w:w="100"/>
-            </w:tcMar>
-            <w:vAlign w:val="center"/>
-          </w:tcPr>
-          <w:p>
-            <w:pPr>
-              <w:spacing w:after="0" w:line="240" w:lineRule="auto"/>
-              <w:jc w:val="center"/>
-            </w:pPr>
-            <w:r>
-              <w:rPr>
-                <w:rFonts w:ascii="Arial" w:cs="Arial" w:eastAsia="Arial" w:hAnsi="Arial"/>
-                <w:b w:val="false"/>
-                <w:bCs w:val="false"/>
-                <w:i w:val="false"/>
-                <w:iCs w:val="false"/>
-                <w:color w:val="2A2E38"/>
-                <w:sz w:val="17"/>
-                <w:szCs w:val="17"/>
-              </w:rPr>
-              <w:t xml:space="preserve">92,7</w:t>
+            <w:shd w:fill="FBFAF8" w:color="auto" w:val="clear"/>
+            <w:tcMar>
+              <w:top w:type="dxa" w:w="52"/>
+              <w:left w:type="dxa" w:w="100"/>
+              <w:bottom w:type="dxa" w:w="52"/>
+              <w:right w:type="dxa" w:w="100"/>
+            </w:tcMar>
+            <w:vAlign w:val="center"/>
+          </w:tcPr>
+          <w:p>
+            <w:pPr>
+              <w:spacing w:after="0" w:line="240" w:lineRule="auto"/>
+              <w:jc w:val="center"/>
+            </w:pPr>
+            <w:r>
+              <w:rPr>
+                <w:rFonts w:ascii="Arial" w:cs="Arial" w:eastAsia="Arial" w:hAnsi="Arial"/>
+                <w:b w:val="false"/>
+                <w:bCs w:val="false"/>
+                <w:i w:val="false"/>
+                <w:iCs w:val="false"/>
+                <w:color w:val="2A2E38"/>
+                <w:sz w:val="17"/>
+                <w:szCs w:val="17"/>
+              </w:rPr>
+              <w:t xml:space="preserve">77,0</w:t>
             </w:r>
           </w:p>
         </w:tc>
@@ -32700,31 +33297,32 @@
               <w:bottom w:val="single" w:color="D9D4CB" w:sz="4"/>
               <w:right w:val="none" w:color="auto" w:sz="0"/>
             </w:tcBorders>
-            <w:tcMar>
-              <w:top w:type="dxa" w:w="52"/>
-              <w:left w:type="dxa" w:w="100"/>
-              <w:bottom w:type="dxa" w:w="52"/>
-              <w:right w:type="dxa" w:w="100"/>
-            </w:tcMar>
-            <w:vAlign w:val="center"/>
-          </w:tcPr>
-          <w:p>
-            <w:pPr>
-              <w:spacing w:after="0" w:line="240" w:lineRule="auto"/>
-              <w:jc w:val="center"/>
-            </w:pPr>
-            <w:r>
-              <w:rPr>
-                <w:rFonts w:ascii="Arial" w:cs="Arial" w:eastAsia="Arial" w:hAnsi="Arial"/>
-                <w:b w:val="false"/>
-                <w:bCs w:val="false"/>
-                <w:i w:val="false"/>
-                <w:iCs w:val="false"/>
-                <w:color w:val="2A2E38"/>
-                <w:sz w:val="17"/>
-                <w:szCs w:val="17"/>
-              </w:rPr>
-              <w:t xml:space="preserve">−15,1 м² · −3,3 млн ₽</w:t>
+            <w:shd w:fill="FBFAF8" w:color="auto" w:val="clear"/>
+            <w:tcMar>
+              <w:top w:type="dxa" w:w="52"/>
+              <w:left w:type="dxa" w:w="100"/>
+              <w:bottom w:type="dxa" w:w="52"/>
+              <w:right w:type="dxa" w:w="100"/>
+            </w:tcMar>
+            <w:vAlign w:val="center"/>
+          </w:tcPr>
+          <w:p>
+            <w:pPr>
+              <w:spacing w:after="0" w:line="240" w:lineRule="auto"/>
+              <w:jc w:val="center"/>
+            </w:pPr>
+            <w:r>
+              <w:rPr>
+                <w:rFonts w:ascii="Arial" w:cs="Arial" w:eastAsia="Arial" w:hAnsi="Arial"/>
+                <w:b w:val="false"/>
+                <w:bCs w:val="false"/>
+                <w:i w:val="false"/>
+                <w:iCs w:val="false"/>
+                <w:color w:val="2A2E38"/>
+                <w:sz w:val="17"/>
+                <w:szCs w:val="17"/>
+              </w:rPr>
+              <w:t xml:space="preserve">−29,0 м² · −19,0 млн ₽</w:t>
             </w:r>
           </w:p>
         </w:tc>
@@ -32737,47 +33335,6 @@
               <w:bottom w:val="single" w:color="D9D4CB" w:sz="4"/>
               <w:right w:val="none" w:color="auto" w:sz="0"/>
             </w:tcBorders>
-            <w:tcMar>
-              <w:top w:type="dxa" w:w="52"/>
-              <w:left w:type="dxa" w:w="100"/>
-              <w:bottom w:type="dxa" w:w="52"/>
-              <w:right w:type="dxa" w:w="100"/>
-            </w:tcMar>
-            <w:vAlign w:val="center"/>
-          </w:tcPr>
-          <w:p>
-            <w:pPr>
-              <w:spacing w:after="0" w:line="240" w:lineRule="auto"/>
-              <w:jc w:val="center"/>
-            </w:pPr>
-            <w:hyperlink w:history="1" r:id="rId7zujlclzoyh9lupf10_p9">
-              <w:r>
-                <w:rPr>
-                  <w:rFonts w:ascii="Arial" w:cs="Arial" w:eastAsia="Arial" w:hAnsi="Arial"/>
-                  <w:b w:val="false"/>
-                  <w:bCs w:val="false"/>
-                  <w:i w:val="false"/>
-                  <w:iCs w:val="false"/>
-                  <w:color w:val="2C5FA8"/>
-                  <w:sz w:val="17"/>
-                  <w:szCs w:val="17"/>
-                </w:rPr>
-                <w:t xml:space="preserve">Циан →</w:t>
-              </w:r>
-            </w:hyperlink>
-          </w:p>
-        </w:tc>
-      </w:tr>
-      <w:tr>
-        <w:tc>
-          <w:tcPr>
-            <w:tcW w:type="dxa" w:w="2000"/>
-            <w:tcBorders>
-              <w:top w:val="single" w:color="D9D4CB" w:sz="4"/>
-              <w:left w:val="none" w:color="auto" w:sz="0"/>
-              <w:bottom w:val="single" w:color="D9D4CB" w:sz="4"/>
-              <w:right w:val="none" w:color="auto" w:sz="0"/>
-            </w:tcBorders>
             <w:shd w:fill="FBFAF8" w:color="auto" w:val="clear"/>
             <w:tcMar>
               <w:top w:type="dxa" w:w="52"/>
@@ -32790,199 +33347,9 @@
           <w:p>
             <w:pPr>
               <w:spacing w:after="0" w:line="240" w:lineRule="auto"/>
-              <w:jc w:val="left"/>
-            </w:pPr>
-            <w:r>
-              <w:rPr>
-                <w:rFonts w:ascii="Arial" w:cs="Arial" w:eastAsia="Arial" w:hAnsi="Arial"/>
-                <w:b/>
-                <w:bCs/>
-                <w:i w:val="false"/>
-                <w:iCs w:val="false"/>
-                <w:color w:val="2A2E38"/>
-                <w:sz w:val="17"/>
-                <w:szCs w:val="17"/>
-              </w:rPr>
-              <w:t xml:space="preserve">Левел Павелецкая Сити</w:t>
-            </w:r>
-          </w:p>
-        </w:tc>
-        <w:tc>
-          <w:tcPr>
-            <w:tcW w:type="dxa" w:w="1500"/>
-            <w:tcBorders>
-              <w:top w:val="single" w:color="D9D4CB" w:sz="4"/>
-              <w:left w:val="none" w:color="auto" w:sz="0"/>
-              <w:bottom w:val="single" w:color="D9D4CB" w:sz="4"/>
-              <w:right w:val="none" w:color="auto" w:sz="0"/>
-            </w:tcBorders>
-            <w:shd w:fill="FBFAF8" w:color="auto" w:val="clear"/>
-            <w:tcMar>
-              <w:top w:type="dxa" w:w="52"/>
-              <w:left w:type="dxa" w:w="100"/>
-              <w:bottom w:type="dxa" w:w="52"/>
-              <w:right w:type="dxa" w:w="100"/>
-            </w:tcMar>
-            <w:vAlign w:val="center"/>
-          </w:tcPr>
-          <w:p>
-            <w:pPr>
-              <w:spacing w:after="0" w:line="240" w:lineRule="auto"/>
-              <w:jc w:val="center"/>
-            </w:pPr>
-            <w:r>
-              <w:rPr>
-                <w:rFonts w:ascii="Arial" w:cs="Arial" w:eastAsia="Arial" w:hAnsi="Arial"/>
-                <w:b w:val="false"/>
-                <w:bCs w:val="false"/>
-                <w:i w:val="false"/>
-                <w:iCs w:val="false"/>
-                <w:color w:val="2A2E38"/>
-                <w:sz w:val="17"/>
-                <w:szCs w:val="17"/>
-              </w:rPr>
-              <w:t xml:space="preserve">93,0 м², эт. 41/46</w:t>
-            </w:r>
-          </w:p>
-        </w:tc>
-        <w:tc>
-          <w:tcPr>
-            <w:tcW w:type="dxa" w:w="2200"/>
-            <w:tcBorders>
-              <w:top w:val="single" w:color="D9D4CB" w:sz="4"/>
-              <w:left w:val="none" w:color="auto" w:sz="0"/>
-              <w:bottom w:val="single" w:color="D9D4CB" w:sz="4"/>
-              <w:right w:val="none" w:color="auto" w:sz="0"/>
-            </w:tcBorders>
-            <w:shd w:fill="FBFAF8" w:color="auto" w:val="clear"/>
-            <w:tcMar>
-              <w:top w:type="dxa" w:w="52"/>
-              <w:left w:type="dxa" w:w="100"/>
-              <w:bottom w:type="dxa" w:w="52"/>
-              <w:right w:type="dxa" w:w="100"/>
-            </w:tcMar>
-            <w:vAlign w:val="center"/>
-          </w:tcPr>
-          <w:p>
-            <w:pPr>
-              <w:spacing w:after="0" w:line="240" w:lineRule="auto"/>
-              <w:jc w:val="center"/>
-            </w:pPr>
-            <w:r>
-              <w:rPr>
-                <w:rFonts w:ascii="Arial" w:cs="Arial" w:eastAsia="Arial" w:hAnsi="Arial"/>
-                <w:b w:val="false"/>
-                <w:bCs w:val="false"/>
-                <w:i w:val="false"/>
-                <w:iCs w:val="false"/>
-                <w:color w:val="2A2E38"/>
-                <w:sz w:val="17"/>
-                <w:szCs w:val="17"/>
-              </w:rPr>
-              <w:t xml:space="preserve">дизайнерский, с мебелью</w:t>
-            </w:r>
-          </w:p>
-        </w:tc>
-        <w:tc>
-          <w:tcPr>
-            <w:tcW w:type="dxa" w:w="900"/>
-            <w:tcBorders>
-              <w:top w:val="single" w:color="D9D4CB" w:sz="4"/>
-              <w:left w:val="none" w:color="auto" w:sz="0"/>
-              <w:bottom w:val="single" w:color="D9D4CB" w:sz="4"/>
-              <w:right w:val="none" w:color="auto" w:sz="0"/>
-            </w:tcBorders>
-            <w:shd w:fill="FBFAF8" w:color="auto" w:val="clear"/>
-            <w:tcMar>
-              <w:top w:type="dxa" w:w="52"/>
-              <w:left w:type="dxa" w:w="100"/>
-              <w:bottom w:type="dxa" w:w="52"/>
-              <w:right w:type="dxa" w:w="100"/>
-            </w:tcMar>
-            <w:vAlign w:val="center"/>
-          </w:tcPr>
-          <w:p>
-            <w:pPr>
-              <w:spacing w:after="0" w:line="240" w:lineRule="auto"/>
-              <w:jc w:val="center"/>
-            </w:pPr>
-            <w:r>
-              <w:rPr>
-                <w:rFonts w:ascii="Arial" w:cs="Arial" w:eastAsia="Arial" w:hAnsi="Arial"/>
-                <w:b w:val="false"/>
-                <w:bCs w:val="false"/>
-                <w:i w:val="false"/>
-                <w:iCs w:val="false"/>
-                <w:color w:val="2A2E38"/>
-                <w:sz w:val="17"/>
-                <w:szCs w:val="17"/>
-              </w:rPr>
-              <w:t xml:space="preserve">90,0</w:t>
-            </w:r>
-          </w:p>
-        </w:tc>
-        <w:tc>
-          <w:tcPr>
-            <w:tcW w:type="dxa" w:w="1800"/>
-            <w:tcBorders>
-              <w:top w:val="single" w:color="D9D4CB" w:sz="4"/>
-              <w:left w:val="none" w:color="auto" w:sz="0"/>
-              <w:bottom w:val="single" w:color="D9D4CB" w:sz="4"/>
-              <w:right w:val="none" w:color="auto" w:sz="0"/>
-            </w:tcBorders>
-            <w:shd w:fill="FBFAF8" w:color="auto" w:val="clear"/>
-            <w:tcMar>
-              <w:top w:type="dxa" w:w="52"/>
-              <w:left w:type="dxa" w:w="100"/>
-              <w:bottom w:type="dxa" w:w="52"/>
-              <w:right w:type="dxa" w:w="100"/>
-            </w:tcMar>
-            <w:vAlign w:val="center"/>
-          </w:tcPr>
-          <w:p>
-            <w:pPr>
-              <w:spacing w:after="0" w:line="240" w:lineRule="auto"/>
-              <w:jc w:val="center"/>
-            </w:pPr>
-            <w:r>
-              <w:rPr>
-                <w:rFonts w:ascii="Arial" w:cs="Arial" w:eastAsia="Arial" w:hAnsi="Arial"/>
-                <w:b w:val="false"/>
-                <w:bCs w:val="false"/>
-                <w:i w:val="false"/>
-                <w:iCs w:val="false"/>
-                <w:color w:val="2A2E38"/>
-                <w:sz w:val="17"/>
-                <w:szCs w:val="17"/>
-              </w:rPr>
-              <w:t xml:space="preserve">−32,1 м² · −6,0 млн ₽</w:t>
-            </w:r>
-          </w:p>
-        </w:tc>
-        <w:tc>
-          <w:tcPr>
-            <w:tcW w:type="dxa" w:w="1238"/>
-            <w:tcBorders>
-              <w:top w:val="single" w:color="D9D4CB" w:sz="4"/>
-              <w:left w:val="none" w:color="auto" w:sz="0"/>
-              <w:bottom w:val="single" w:color="D9D4CB" w:sz="4"/>
-              <w:right w:val="none" w:color="auto" w:sz="0"/>
-            </w:tcBorders>
-            <w:shd w:fill="FBFAF8" w:color="auto" w:val="clear"/>
-            <w:tcMar>
-              <w:top w:type="dxa" w:w="52"/>
-              <w:left w:type="dxa" w:w="100"/>
-              <w:bottom w:type="dxa" w:w="52"/>
-              <w:right w:type="dxa" w:w="100"/>
-            </w:tcMar>
-            <w:vAlign w:val="center"/>
-          </w:tcPr>
-          <w:p>
-            <w:pPr>
-              <w:spacing w:after="0" w:line="240" w:lineRule="auto"/>
-              <w:jc w:val="center"/>
-            </w:pPr>
-            <w:hyperlink w:history="1" r:id="rIdwjaknzc2a2y_lrd5qedhx">
+              <w:jc w:val="center"/>
+            </w:pPr>
+            <w:hyperlink w:history="1" r:id="rIddodbo2kbghvpyzdnk1qry">
               <w:r>
                 <w:rPr>
                   <w:rFonts w:ascii="Arial" w:cs="Arial" w:eastAsia="Arial" w:hAnsi="Arial"/>
@@ -33034,7 +33401,7 @@
                 <w:sz w:val="17"/>
                 <w:szCs w:val="17"/>
               </w:rPr>
-              <w:t xml:space="preserve">HIGH LIFE, K4 SENSE</w:t>
+              <w:t xml:space="preserve">Левел Павелецкая Сити</w:t>
             </w:r>
           </w:p>
         </w:tc>
@@ -33071,7 +33438,7 @@
                 <w:sz w:val="17"/>
                 <w:szCs w:val="17"/>
               </w:rPr>
-              <w:t xml:space="preserve">125,6 м², эт. 24/47</w:t>
+              <w:t xml:space="preserve">97,0 м², эт. 34/46</w:t>
             </w:r>
           </w:p>
         </w:tc>
@@ -33108,7 +33475,7 @@
                 <w:sz w:val="17"/>
                 <w:szCs w:val="17"/>
               </w:rPr>
-              <w:t xml:space="preserve">бетон, прайс застройщика → 115,1 под ключ</w:t>
+              <w:t xml:space="preserve">дизайнерский, с мебелью</w:t>
             </w:r>
           </w:p>
         </w:tc>
@@ -33145,7 +33512,7 @@
                 <w:sz w:val="17"/>
                 <w:szCs w:val="17"/>
               </w:rPr>
-              <w:t xml:space="preserve">90,0</w:t>
+              <w:t xml:space="preserve">63,8</w:t>
             </w:r>
           </w:p>
         </w:tc>
@@ -33182,7 +33549,7 @@
                 <w:sz w:val="17"/>
                 <w:szCs w:val="17"/>
               </w:rPr>
-              <w:t xml:space="preserve">+0,5 м² · +19,1 млн ₽</w:t>
+              <w:t xml:space="preserve">−28,1 м² · −32,2 млн ₽</w:t>
             </w:r>
           </w:p>
         </w:tc>
@@ -33208,697 +33575,7 @@
               <w:spacing w:after="0" w:line="240" w:lineRule="auto"/>
               <w:jc w:val="center"/>
             </w:pPr>
-            <w:hyperlink w:history="1" r:id="rIdfmw3sxmbnmnhj10xgtorm">
-              <w:r>
-                <w:rPr>
-                  <w:rFonts w:ascii="Arial" w:cs="Arial" w:eastAsia="Arial" w:hAnsi="Arial"/>
-                  <w:b w:val="false"/>
-                  <w:bCs w:val="false"/>
-                  <w:i w:val="false"/>
-                  <w:iCs w:val="false"/>
-                  <w:color w:val="2C5FA8"/>
-                  <w:sz w:val="17"/>
-                  <w:szCs w:val="17"/>
-                </w:rPr>
-                <w:t xml:space="preserve">Циан →</w:t>
-              </w:r>
-            </w:hyperlink>
-          </w:p>
-        </w:tc>
-      </w:tr>
-      <w:tr>
-        <w:tc>
-          <w:tcPr>
-            <w:tcW w:type="dxa" w:w="2000"/>
-            <w:tcBorders>
-              <w:top w:val="single" w:color="D9D4CB" w:sz="4"/>
-              <w:left w:val="none" w:color="auto" w:sz="0"/>
-              <w:bottom w:val="single" w:color="D9D4CB" w:sz="4"/>
-              <w:right w:val="none" w:color="auto" w:sz="0"/>
-            </w:tcBorders>
-            <w:shd w:fill="FBFAF8" w:color="auto" w:val="clear"/>
-            <w:tcMar>
-              <w:top w:type="dxa" w:w="52"/>
-              <w:left w:type="dxa" w:w="100"/>
-              <w:bottom w:type="dxa" w:w="52"/>
-              <w:right w:type="dxa" w:w="100"/>
-            </w:tcMar>
-            <w:vAlign w:val="center"/>
-          </w:tcPr>
-          <w:p>
-            <w:pPr>
-              <w:spacing w:after="0" w:line="240" w:lineRule="auto"/>
-              <w:jc w:val="left"/>
-            </w:pPr>
-            <w:r>
-              <w:rPr>
-                <w:rFonts w:ascii="Arial" w:cs="Arial" w:eastAsia="Arial" w:hAnsi="Arial"/>
-                <w:b/>
-                <w:bCs/>
-                <w:i w:val="false"/>
-                <w:iCs w:val="false"/>
-                <w:color w:val="2A2E38"/>
-                <w:sz w:val="17"/>
-                <w:szCs w:val="17"/>
-              </w:rPr>
-              <w:t xml:space="preserve">ЖК «Эра», корпус 6</w:t>
-            </w:r>
-          </w:p>
-        </w:tc>
-        <w:tc>
-          <w:tcPr>
-            <w:tcW w:type="dxa" w:w="1500"/>
-            <w:tcBorders>
-              <w:top w:val="single" w:color="D9D4CB" w:sz="4"/>
-              <w:left w:val="none" w:color="auto" w:sz="0"/>
-              <w:bottom w:val="single" w:color="D9D4CB" w:sz="4"/>
-              <w:right w:val="none" w:color="auto" w:sz="0"/>
-            </w:tcBorders>
-            <w:shd w:fill="FBFAF8" w:color="auto" w:val="clear"/>
-            <w:tcMar>
-              <w:top w:type="dxa" w:w="52"/>
-              <w:left w:type="dxa" w:w="100"/>
-              <w:bottom w:type="dxa" w:w="52"/>
-              <w:right w:type="dxa" w:w="100"/>
-            </w:tcMar>
-            <w:vAlign w:val="center"/>
-          </w:tcPr>
-          <w:p>
-            <w:pPr>
-              <w:spacing w:after="0" w:line="240" w:lineRule="auto"/>
-              <w:jc w:val="center"/>
-            </w:pPr>
-            <w:r>
-              <w:rPr>
-                <w:rFonts w:ascii="Arial" w:cs="Arial" w:eastAsia="Arial" w:hAnsi="Arial"/>
-                <w:b w:val="false"/>
-                <w:bCs w:val="false"/>
-                <w:i w:val="false"/>
-                <w:iCs w:val="false"/>
-                <w:color w:val="2A2E38"/>
-                <w:sz w:val="17"/>
-                <w:szCs w:val="17"/>
-              </w:rPr>
-              <w:t xml:space="preserve">112,2 м², эт. 26/32</w:t>
-            </w:r>
-          </w:p>
-        </w:tc>
-        <w:tc>
-          <w:tcPr>
-            <w:tcW w:type="dxa" w:w="2200"/>
-            <w:tcBorders>
-              <w:top w:val="single" w:color="D9D4CB" w:sz="4"/>
-              <w:left w:val="none" w:color="auto" w:sz="0"/>
-              <w:bottom w:val="single" w:color="D9D4CB" w:sz="4"/>
-              <w:right w:val="none" w:color="auto" w:sz="0"/>
-            </w:tcBorders>
-            <w:shd w:fill="FBFAF8" w:color="auto" w:val="clear"/>
-            <w:tcMar>
-              <w:top w:type="dxa" w:w="52"/>
-              <w:left w:type="dxa" w:w="100"/>
-              <w:bottom w:type="dxa" w:w="52"/>
-              <w:right w:type="dxa" w:w="100"/>
-            </w:tcMar>
-            <w:vAlign w:val="center"/>
-          </w:tcPr>
-          <w:p>
-            <w:pPr>
-              <w:spacing w:after="0" w:line="240" w:lineRule="auto"/>
-              <w:jc w:val="center"/>
-            </w:pPr>
-            <w:r>
-              <w:rPr>
-                <w:rFonts w:ascii="Arial" w:cs="Arial" w:eastAsia="Arial" w:hAnsi="Arial"/>
-                <w:b w:val="false"/>
-                <w:bCs w:val="false"/>
-                <w:i w:val="false"/>
-                <w:iCs w:val="false"/>
-                <w:color w:val="2A2E38"/>
-                <w:sz w:val="17"/>
-                <w:szCs w:val="17"/>
-              </w:rPr>
-              <w:t xml:space="preserve">бетон, прайс застройщика → 112,3 под ключ</w:t>
-            </w:r>
-          </w:p>
-        </w:tc>
-        <w:tc>
-          <w:tcPr>
-            <w:tcW w:type="dxa" w:w="900"/>
-            <w:tcBorders>
-              <w:top w:val="single" w:color="D9D4CB" w:sz="4"/>
-              <w:left w:val="none" w:color="auto" w:sz="0"/>
-              <w:bottom w:val="single" w:color="D9D4CB" w:sz="4"/>
-              <w:right w:val="none" w:color="auto" w:sz="0"/>
-            </w:tcBorders>
-            <w:shd w:fill="FBFAF8" w:color="auto" w:val="clear"/>
-            <w:tcMar>
-              <w:top w:type="dxa" w:w="52"/>
-              <w:left w:type="dxa" w:w="100"/>
-              <w:bottom w:type="dxa" w:w="52"/>
-              <w:right w:type="dxa" w:w="100"/>
-            </w:tcMar>
-            <w:vAlign w:val="center"/>
-          </w:tcPr>
-          <w:p>
-            <w:pPr>
-              <w:spacing w:after="0" w:line="240" w:lineRule="auto"/>
-              <w:jc w:val="center"/>
-            </w:pPr>
-            <w:r>
-              <w:rPr>
-                <w:rFonts w:ascii="Arial" w:cs="Arial" w:eastAsia="Arial" w:hAnsi="Arial"/>
-                <w:b w:val="false"/>
-                <w:bCs w:val="false"/>
-                <w:i w:val="false"/>
-                <w:iCs w:val="false"/>
-                <w:color w:val="2A2E38"/>
-                <w:sz w:val="17"/>
-                <w:szCs w:val="17"/>
-              </w:rPr>
-              <w:t xml:space="preserve">89,9</w:t>
-            </w:r>
-          </w:p>
-        </w:tc>
-        <w:tc>
-          <w:tcPr>
-            <w:tcW w:type="dxa" w:w="1800"/>
-            <w:tcBorders>
-              <w:top w:val="single" w:color="D9D4CB" w:sz="4"/>
-              <w:left w:val="none" w:color="auto" w:sz="0"/>
-              <w:bottom w:val="single" w:color="D9D4CB" w:sz="4"/>
-              <w:right w:val="none" w:color="auto" w:sz="0"/>
-            </w:tcBorders>
-            <w:shd w:fill="FBFAF8" w:color="auto" w:val="clear"/>
-            <w:tcMar>
-              <w:top w:type="dxa" w:w="52"/>
-              <w:left w:type="dxa" w:w="100"/>
-              <w:bottom w:type="dxa" w:w="52"/>
-              <w:right w:type="dxa" w:w="100"/>
-            </w:tcMar>
-            <w:vAlign w:val="center"/>
-          </w:tcPr>
-          <w:p>
-            <w:pPr>
-              <w:spacing w:after="0" w:line="240" w:lineRule="auto"/>
-              <w:jc w:val="center"/>
-            </w:pPr>
-            <w:r>
-              <w:rPr>
-                <w:rFonts w:ascii="Arial" w:cs="Arial" w:eastAsia="Arial" w:hAnsi="Arial"/>
-                <w:b w:val="false"/>
-                <w:bCs w:val="false"/>
-                <w:i w:val="false"/>
-                <w:iCs w:val="false"/>
-                <w:color w:val="2A2E38"/>
-                <w:sz w:val="17"/>
-                <w:szCs w:val="17"/>
-              </w:rPr>
-              <w:t xml:space="preserve">−12,9 м² · +16,3 млн ₽</w:t>
-            </w:r>
-          </w:p>
-        </w:tc>
-        <w:tc>
-          <w:tcPr>
-            <w:tcW w:type="dxa" w:w="1238"/>
-            <w:tcBorders>
-              <w:top w:val="single" w:color="D9D4CB" w:sz="4"/>
-              <w:left w:val="none" w:color="auto" w:sz="0"/>
-              <w:bottom w:val="single" w:color="D9D4CB" w:sz="4"/>
-              <w:right w:val="none" w:color="auto" w:sz="0"/>
-            </w:tcBorders>
-            <w:shd w:fill="FBFAF8" w:color="auto" w:val="clear"/>
-            <w:tcMar>
-              <w:top w:type="dxa" w:w="52"/>
-              <w:left w:type="dxa" w:w="100"/>
-              <w:bottom w:type="dxa" w:w="52"/>
-              <w:right w:type="dxa" w:w="100"/>
-            </w:tcMar>
-            <w:vAlign w:val="center"/>
-          </w:tcPr>
-          <w:p>
-            <w:pPr>
-              <w:spacing w:after="0" w:line="240" w:lineRule="auto"/>
-              <w:jc w:val="center"/>
-            </w:pPr>
-            <w:hyperlink w:history="1" r:id="rIdyfzlrsqvuyrefxzeyxgpa">
-              <w:r>
-                <w:rPr>
-                  <w:rFonts w:ascii="Arial" w:cs="Arial" w:eastAsia="Arial" w:hAnsi="Arial"/>
-                  <w:b w:val="false"/>
-                  <w:bCs w:val="false"/>
-                  <w:i w:val="false"/>
-                  <w:iCs w:val="false"/>
-                  <w:color w:val="2C5FA8"/>
-                  <w:sz w:val="17"/>
-                  <w:szCs w:val="17"/>
-                </w:rPr>
-                <w:t xml:space="preserve">Яндекс →</w:t>
-              </w:r>
-            </w:hyperlink>
-          </w:p>
-        </w:tc>
-      </w:tr>
-      <w:tr>
-        <w:tc>
-          <w:tcPr>
-            <w:tcW w:type="dxa" w:w="2000"/>
-            <w:tcBorders>
-              <w:top w:val="single" w:color="D9D4CB" w:sz="4"/>
-              <w:left w:val="none" w:color="auto" w:sz="0"/>
-              <w:bottom w:val="single" w:color="D9D4CB" w:sz="4"/>
-              <w:right w:val="none" w:color="auto" w:sz="0"/>
-            </w:tcBorders>
-            <w:tcMar>
-              <w:top w:type="dxa" w:w="52"/>
-              <w:left w:type="dxa" w:w="100"/>
-              <w:bottom w:type="dxa" w:w="52"/>
-              <w:right w:type="dxa" w:w="100"/>
-            </w:tcMar>
-            <w:vAlign w:val="center"/>
-          </w:tcPr>
-          <w:p>
-            <w:pPr>
-              <w:spacing w:after="0" w:line="240" w:lineRule="auto"/>
-              <w:jc w:val="left"/>
-            </w:pPr>
-            <w:r>
-              <w:rPr>
-                <w:rFonts w:ascii="Arial" w:cs="Arial" w:eastAsia="Arial" w:hAnsi="Arial"/>
-                <w:b/>
-                <w:bCs/>
-                <w:i w:val="false"/>
-                <w:iCs w:val="false"/>
-                <w:color w:val="2A2E38"/>
-                <w:sz w:val="17"/>
-                <w:szCs w:val="17"/>
-              </w:rPr>
-              <w:t xml:space="preserve">HIGH LIFE, K1 SOUL</w:t>
-            </w:r>
-          </w:p>
-        </w:tc>
-        <w:tc>
-          <w:tcPr>
-            <w:tcW w:type="dxa" w:w="1500"/>
-            <w:tcBorders>
-              <w:top w:val="single" w:color="D9D4CB" w:sz="4"/>
-              <w:left w:val="none" w:color="auto" w:sz="0"/>
-              <w:bottom w:val="single" w:color="D9D4CB" w:sz="4"/>
-              <w:right w:val="none" w:color="auto" w:sz="0"/>
-            </w:tcBorders>
-            <w:tcMar>
-              <w:top w:type="dxa" w:w="52"/>
-              <w:left w:type="dxa" w:w="100"/>
-              <w:bottom w:type="dxa" w:w="52"/>
-              <w:right w:type="dxa" w:w="100"/>
-            </w:tcMar>
-            <w:vAlign w:val="center"/>
-          </w:tcPr>
-          <w:p>
-            <w:pPr>
-              <w:spacing w:after="0" w:line="240" w:lineRule="auto"/>
-              <w:jc w:val="center"/>
-            </w:pPr>
-            <w:r>
-              <w:rPr>
-                <w:rFonts w:ascii="Arial" w:cs="Arial" w:eastAsia="Arial" w:hAnsi="Arial"/>
-                <w:b w:val="false"/>
-                <w:bCs w:val="false"/>
-                <w:i w:val="false"/>
-                <w:iCs w:val="false"/>
-                <w:color w:val="2A2E38"/>
-                <w:sz w:val="17"/>
-                <w:szCs w:val="17"/>
-              </w:rPr>
-              <w:t xml:space="preserve">96,1 м², эт. 6/32</w:t>
-            </w:r>
-          </w:p>
-        </w:tc>
-        <w:tc>
-          <w:tcPr>
-            <w:tcW w:type="dxa" w:w="2200"/>
-            <w:tcBorders>
-              <w:top w:val="single" w:color="D9D4CB" w:sz="4"/>
-              <w:left w:val="none" w:color="auto" w:sz="0"/>
-              <w:bottom w:val="single" w:color="D9D4CB" w:sz="4"/>
-              <w:right w:val="none" w:color="auto" w:sz="0"/>
-            </w:tcBorders>
-            <w:tcMar>
-              <w:top w:type="dxa" w:w="52"/>
-              <w:left w:type="dxa" w:w="100"/>
-              <w:bottom w:type="dxa" w:w="52"/>
-              <w:right w:type="dxa" w:w="100"/>
-            </w:tcMar>
-            <w:vAlign w:val="center"/>
-          </w:tcPr>
-          <w:p>
-            <w:pPr>
-              <w:spacing w:after="0" w:line="240" w:lineRule="auto"/>
-              <w:jc w:val="center"/>
-            </w:pPr>
-            <w:r>
-              <w:rPr>
-                <w:rFonts w:ascii="Arial" w:cs="Arial" w:eastAsia="Arial" w:hAnsi="Arial"/>
-                <w:b w:val="false"/>
-                <w:bCs w:val="false"/>
-                <w:i w:val="false"/>
-                <w:iCs w:val="false"/>
-                <w:color w:val="2A2E38"/>
-                <w:sz w:val="17"/>
-                <w:szCs w:val="17"/>
-              </w:rPr>
-              <w:t xml:space="preserve">дизайнерский, с мебелью</w:t>
-            </w:r>
-          </w:p>
-        </w:tc>
-        <w:tc>
-          <w:tcPr>
-            <w:tcW w:type="dxa" w:w="900"/>
-            <w:tcBorders>
-              <w:top w:val="single" w:color="D9D4CB" w:sz="4"/>
-              <w:left w:val="none" w:color="auto" w:sz="0"/>
-              <w:bottom w:val="single" w:color="D9D4CB" w:sz="4"/>
-              <w:right w:val="none" w:color="auto" w:sz="0"/>
-            </w:tcBorders>
-            <w:tcMar>
-              <w:top w:type="dxa" w:w="52"/>
-              <w:left w:type="dxa" w:w="100"/>
-              <w:bottom w:type="dxa" w:w="52"/>
-              <w:right w:type="dxa" w:w="100"/>
-            </w:tcMar>
-            <w:vAlign w:val="center"/>
-          </w:tcPr>
-          <w:p>
-            <w:pPr>
-              <w:spacing w:after="0" w:line="240" w:lineRule="auto"/>
-              <w:jc w:val="center"/>
-            </w:pPr>
-            <w:r>
-              <w:rPr>
-                <w:rFonts w:ascii="Arial" w:cs="Arial" w:eastAsia="Arial" w:hAnsi="Arial"/>
-                <w:b w:val="false"/>
-                <w:bCs w:val="false"/>
-                <w:i w:val="false"/>
-                <w:iCs w:val="false"/>
-                <w:color w:val="2A2E38"/>
-                <w:sz w:val="17"/>
-                <w:szCs w:val="17"/>
-              </w:rPr>
-              <w:t xml:space="preserve">77,0</w:t>
-            </w:r>
-          </w:p>
-        </w:tc>
-        <w:tc>
-          <w:tcPr>
-            <w:tcW w:type="dxa" w:w="1800"/>
-            <w:tcBorders>
-              <w:top w:val="single" w:color="D9D4CB" w:sz="4"/>
-              <w:left w:val="none" w:color="auto" w:sz="0"/>
-              <w:bottom w:val="single" w:color="D9D4CB" w:sz="4"/>
-              <w:right w:val="none" w:color="auto" w:sz="0"/>
-            </w:tcBorders>
-            <w:tcMar>
-              <w:top w:type="dxa" w:w="52"/>
-              <w:left w:type="dxa" w:w="100"/>
-              <w:bottom w:type="dxa" w:w="52"/>
-              <w:right w:type="dxa" w:w="100"/>
-            </w:tcMar>
-            <w:vAlign w:val="center"/>
-          </w:tcPr>
-          <w:p>
-            <w:pPr>
-              <w:spacing w:after="0" w:line="240" w:lineRule="auto"/>
-              <w:jc w:val="center"/>
-            </w:pPr>
-            <w:r>
-              <w:rPr>
-                <w:rFonts w:ascii="Arial" w:cs="Arial" w:eastAsia="Arial" w:hAnsi="Arial"/>
-                <w:b w:val="false"/>
-                <w:bCs w:val="false"/>
-                <w:i w:val="false"/>
-                <w:iCs w:val="false"/>
-                <w:color w:val="2A2E38"/>
-                <w:sz w:val="17"/>
-                <w:szCs w:val="17"/>
-              </w:rPr>
-              <w:t xml:space="preserve">−29,0 м² · −19,0 млн ₽</w:t>
-            </w:r>
-          </w:p>
-        </w:tc>
-        <w:tc>
-          <w:tcPr>
-            <w:tcW w:type="dxa" w:w="1238"/>
-            <w:tcBorders>
-              <w:top w:val="single" w:color="D9D4CB" w:sz="4"/>
-              <w:left w:val="none" w:color="auto" w:sz="0"/>
-              <w:bottom w:val="single" w:color="D9D4CB" w:sz="4"/>
-              <w:right w:val="none" w:color="auto" w:sz="0"/>
-            </w:tcBorders>
-            <w:tcMar>
-              <w:top w:type="dxa" w:w="52"/>
-              <w:left w:type="dxa" w:w="100"/>
-              <w:bottom w:type="dxa" w:w="52"/>
-              <w:right w:type="dxa" w:w="100"/>
-            </w:tcMar>
-            <w:vAlign w:val="center"/>
-          </w:tcPr>
-          <w:p>
-            <w:pPr>
-              <w:spacing w:after="0" w:line="240" w:lineRule="auto"/>
-              <w:jc w:val="center"/>
-            </w:pPr>
-            <w:hyperlink w:history="1" r:id="rIds06dsdwjpadtsxckutnag">
-              <w:r>
-                <w:rPr>
-                  <w:rFonts w:ascii="Arial" w:cs="Arial" w:eastAsia="Arial" w:hAnsi="Arial"/>
-                  <w:b w:val="false"/>
-                  <w:bCs w:val="false"/>
-                  <w:i w:val="false"/>
-                  <w:iCs w:val="false"/>
-                  <w:color w:val="2C5FA8"/>
-                  <w:sz w:val="17"/>
-                  <w:szCs w:val="17"/>
-                </w:rPr>
-                <w:t xml:space="preserve">Яндекс →</w:t>
-              </w:r>
-            </w:hyperlink>
-          </w:p>
-        </w:tc>
-      </w:tr>
-      <w:tr>
-        <w:tc>
-          <w:tcPr>
-            <w:tcW w:type="dxa" w:w="2000"/>
-            <w:tcBorders>
-              <w:top w:val="single" w:color="D9D4CB" w:sz="4"/>
-              <w:left w:val="none" w:color="auto" w:sz="0"/>
-              <w:bottom w:val="single" w:color="D9D4CB" w:sz="4"/>
-              <w:right w:val="none" w:color="auto" w:sz="0"/>
-            </w:tcBorders>
-            <w:shd w:fill="FBFAF8" w:color="auto" w:val="clear"/>
-            <w:tcMar>
-              <w:top w:type="dxa" w:w="52"/>
-              <w:left w:type="dxa" w:w="100"/>
-              <w:bottom w:type="dxa" w:w="52"/>
-              <w:right w:type="dxa" w:w="100"/>
-            </w:tcMar>
-            <w:vAlign w:val="center"/>
-          </w:tcPr>
-          <w:p>
-            <w:pPr>
-              <w:spacing w:after="0" w:line="240" w:lineRule="auto"/>
-              <w:jc w:val="left"/>
-            </w:pPr>
-            <w:r>
-              <w:rPr>
-                <w:rFonts w:ascii="Arial" w:cs="Arial" w:eastAsia="Arial" w:hAnsi="Arial"/>
-                <w:b/>
-                <w:bCs/>
-                <w:i w:val="false"/>
-                <w:iCs w:val="false"/>
-                <w:color w:val="2A2E38"/>
-                <w:sz w:val="17"/>
-                <w:szCs w:val="17"/>
-              </w:rPr>
-              <w:t xml:space="preserve">Левел Павелецкая Сити</w:t>
-            </w:r>
-          </w:p>
-        </w:tc>
-        <w:tc>
-          <w:tcPr>
-            <w:tcW w:type="dxa" w:w="1500"/>
-            <w:tcBorders>
-              <w:top w:val="single" w:color="D9D4CB" w:sz="4"/>
-              <w:left w:val="none" w:color="auto" w:sz="0"/>
-              <w:bottom w:val="single" w:color="D9D4CB" w:sz="4"/>
-              <w:right w:val="none" w:color="auto" w:sz="0"/>
-            </w:tcBorders>
-            <w:shd w:fill="FBFAF8" w:color="auto" w:val="clear"/>
-            <w:tcMar>
-              <w:top w:type="dxa" w:w="52"/>
-              <w:left w:type="dxa" w:w="100"/>
-              <w:bottom w:type="dxa" w:w="52"/>
-              <w:right w:type="dxa" w:w="100"/>
-            </w:tcMar>
-            <w:vAlign w:val="center"/>
-          </w:tcPr>
-          <w:p>
-            <w:pPr>
-              <w:spacing w:after="0" w:line="240" w:lineRule="auto"/>
-              <w:jc w:val="center"/>
-            </w:pPr>
-            <w:r>
-              <w:rPr>
-                <w:rFonts w:ascii="Arial" w:cs="Arial" w:eastAsia="Arial" w:hAnsi="Arial"/>
-                <w:b w:val="false"/>
-                <w:bCs w:val="false"/>
-                <w:i w:val="false"/>
-                <w:iCs w:val="false"/>
-                <w:color w:val="2A2E38"/>
-                <w:sz w:val="17"/>
-                <w:szCs w:val="17"/>
-              </w:rPr>
-              <w:t xml:space="preserve">97,0 м², эт. 34/46</w:t>
-            </w:r>
-          </w:p>
-        </w:tc>
-        <w:tc>
-          <w:tcPr>
-            <w:tcW w:type="dxa" w:w="2200"/>
-            <w:tcBorders>
-              <w:top w:val="single" w:color="D9D4CB" w:sz="4"/>
-              <w:left w:val="none" w:color="auto" w:sz="0"/>
-              <w:bottom w:val="single" w:color="D9D4CB" w:sz="4"/>
-              <w:right w:val="none" w:color="auto" w:sz="0"/>
-            </w:tcBorders>
-            <w:shd w:fill="FBFAF8" w:color="auto" w:val="clear"/>
-            <w:tcMar>
-              <w:top w:type="dxa" w:w="52"/>
-              <w:left w:type="dxa" w:w="100"/>
-              <w:bottom w:type="dxa" w:w="52"/>
-              <w:right w:type="dxa" w:w="100"/>
-            </w:tcMar>
-            <w:vAlign w:val="center"/>
-          </w:tcPr>
-          <w:p>
-            <w:pPr>
-              <w:spacing w:after="0" w:line="240" w:lineRule="auto"/>
-              <w:jc w:val="center"/>
-            </w:pPr>
-            <w:r>
-              <w:rPr>
-                <w:rFonts w:ascii="Arial" w:cs="Arial" w:eastAsia="Arial" w:hAnsi="Arial"/>
-                <w:b w:val="false"/>
-                <w:bCs w:val="false"/>
-                <w:i w:val="false"/>
-                <w:iCs w:val="false"/>
-                <w:color w:val="2A2E38"/>
-                <w:sz w:val="17"/>
-                <w:szCs w:val="17"/>
-              </w:rPr>
-              <w:t xml:space="preserve">дизайнерский, с мебелью</w:t>
-            </w:r>
-          </w:p>
-        </w:tc>
-        <w:tc>
-          <w:tcPr>
-            <w:tcW w:type="dxa" w:w="900"/>
-            <w:tcBorders>
-              <w:top w:val="single" w:color="D9D4CB" w:sz="4"/>
-              <w:left w:val="none" w:color="auto" w:sz="0"/>
-              <w:bottom w:val="single" w:color="D9D4CB" w:sz="4"/>
-              <w:right w:val="none" w:color="auto" w:sz="0"/>
-            </w:tcBorders>
-            <w:shd w:fill="FBFAF8" w:color="auto" w:val="clear"/>
-            <w:tcMar>
-              <w:top w:type="dxa" w:w="52"/>
-              <w:left w:type="dxa" w:w="100"/>
-              <w:bottom w:type="dxa" w:w="52"/>
-              <w:right w:type="dxa" w:w="100"/>
-            </w:tcMar>
-            <w:vAlign w:val="center"/>
-          </w:tcPr>
-          <w:p>
-            <w:pPr>
-              <w:spacing w:after="0" w:line="240" w:lineRule="auto"/>
-              <w:jc w:val="center"/>
-            </w:pPr>
-            <w:r>
-              <w:rPr>
-                <w:rFonts w:ascii="Arial" w:cs="Arial" w:eastAsia="Arial" w:hAnsi="Arial"/>
-                <w:b w:val="false"/>
-                <w:bCs w:val="false"/>
-                <w:i w:val="false"/>
-                <w:iCs w:val="false"/>
-                <w:color w:val="2A2E38"/>
-                <w:sz w:val="17"/>
-                <w:szCs w:val="17"/>
-              </w:rPr>
-              <w:t xml:space="preserve">63,8</w:t>
-            </w:r>
-          </w:p>
-        </w:tc>
-        <w:tc>
-          <w:tcPr>
-            <w:tcW w:type="dxa" w:w="1800"/>
-            <w:tcBorders>
-              <w:top w:val="single" w:color="D9D4CB" w:sz="4"/>
-              <w:left w:val="none" w:color="auto" w:sz="0"/>
-              <w:bottom w:val="single" w:color="D9D4CB" w:sz="4"/>
-              <w:right w:val="none" w:color="auto" w:sz="0"/>
-            </w:tcBorders>
-            <w:shd w:fill="FBFAF8" w:color="auto" w:val="clear"/>
-            <w:tcMar>
-              <w:top w:type="dxa" w:w="52"/>
-              <w:left w:type="dxa" w:w="100"/>
-              <w:bottom w:type="dxa" w:w="52"/>
-              <w:right w:type="dxa" w:w="100"/>
-            </w:tcMar>
-            <w:vAlign w:val="center"/>
-          </w:tcPr>
-          <w:p>
-            <w:pPr>
-              <w:spacing w:after="0" w:line="240" w:lineRule="auto"/>
-              <w:jc w:val="center"/>
-            </w:pPr>
-            <w:r>
-              <w:rPr>
-                <w:rFonts w:ascii="Arial" w:cs="Arial" w:eastAsia="Arial" w:hAnsi="Arial"/>
-                <w:b w:val="false"/>
-                <w:bCs w:val="false"/>
-                <w:i w:val="false"/>
-                <w:iCs w:val="false"/>
-                <w:color w:val="2A2E38"/>
-                <w:sz w:val="17"/>
-                <w:szCs w:val="17"/>
-              </w:rPr>
-              <w:t xml:space="preserve">−28,1 м² · −32,2 млн ₽</w:t>
-            </w:r>
-          </w:p>
-        </w:tc>
-        <w:tc>
-          <w:tcPr>
-            <w:tcW w:type="dxa" w:w="1238"/>
-            <w:tcBorders>
-              <w:top w:val="single" w:color="D9D4CB" w:sz="4"/>
-              <w:left w:val="none" w:color="auto" w:sz="0"/>
-              <w:bottom w:val="single" w:color="D9D4CB" w:sz="4"/>
-              <w:right w:val="none" w:color="auto" w:sz="0"/>
-            </w:tcBorders>
-            <w:shd w:fill="FBFAF8" w:color="auto" w:val="clear"/>
-            <w:tcMar>
-              <w:top w:type="dxa" w:w="52"/>
-              <w:left w:type="dxa" w:w="100"/>
-              <w:bottom w:type="dxa" w:w="52"/>
-              <w:right w:type="dxa" w:w="100"/>
-            </w:tcMar>
-            <w:vAlign w:val="center"/>
-          </w:tcPr>
-          <w:p>
-            <w:pPr>
-              <w:spacing w:after="0" w:line="240" w:lineRule="auto"/>
-              <w:jc w:val="center"/>
-            </w:pPr>
-            <w:hyperlink w:history="1" r:id="rId7otdwc-nsuye-s_j-yayv">
+            <w:hyperlink w:history="1" r:id="rIdwnb9bpqdm-6lipivpoefs">
               <w:r>
                 <w:rPr>
                   <w:rFonts w:ascii="Arial" w:cs="Arial" w:eastAsia="Arial" w:hAnsi="Arial"/>
@@ -34001,7 +33678,7 @@
           <w:sz w:val="19"/>
           <w:szCs w:val="19"/>
         </w:rPr>
-        <w:t xml:space="preserve">Главный конкурент — 119,4 м² на 15-м этаже за те же 96,0 млн ₽ с дизайнерским ремонтом. </w:t>
+        <w:t xml:space="preserve">Главный конкурент — 120,0 м² на нашем же 8-м этаже за 99,0 млн ₽ под ключ, с мебелью и техникой. </w:t>
       </w:r>
       <w:r>
         <w:rPr>
@@ -34014,7 +33691,7 @@
           <w:sz w:val="19"/>
           <w:szCs w:val="19"/>
         </w:rPr>
-        <w:t xml:space="preserve">На 5,7 м² меньше, но на семь этажей выше и с настоящим ремонтом, а не отделкой от застройщика. Ровно та же цена.</w:t>
+        <w:t xml:space="preserve">Наш лот дешевле на 3,0 млн ₽ и больше на 5,1 м², но пустой. Обставить 125 метров стоит заметно дороже трёх миллионов, поэтому по деньгам покупателя эти два лота примерно равны — а по усилиям нет.</w:t>
       </w:r>
     </w:p>
     <w:p>
@@ -34046,7 +33723,20 @@
           <w:sz w:val="19"/>
           <w:szCs w:val="19"/>
         </w:rPr>
-        <w:t xml:space="preserve">96,1 м² на 6-м этаже с дизайнерским ремонтом и мебелью — 77,0 млн ₽. Это на 19,0 млн ₽ дешевле нашего лота. Покупателю, которому 96 м² достаточно, наш метраж не нужен ни за какие деньги.</w:t>
+        <w:t xml:space="preserve">Пять лотов идут с ровно той же отделкой, что наш, и три из них дешевле. </w:t>
+      </w:r>
+      <w:r>
+        <w:rPr>
+          <w:rFonts w:ascii="Arial" w:cs="Arial" w:eastAsia="Arial" w:hAnsi="Arial"/>
+          <w:b/>
+          <w:bCs/>
+          <w:i w:val="false"/>
+          <w:iCs w:val="false"/>
+          <w:color w:val="2A2E38"/>
+          <w:sz w:val="19"/>
+          <w:szCs w:val="19"/>
+        </w:rPr>
+        <w:t xml:space="preserve">118,5 м² за 93,9 млн ₽, 119,0 м² за 93,6 млн ₽ и 110,0 м² за 92,7 млн ₽. Наши 96,0 млн ₽ — верх этой группы, и покупатель, который считает деньгами, начинает не с нас.</w:t>
       </w:r>
     </w:p>
     <w:p>
@@ -34078,7 +33768,20 @@
           <w:sz w:val="19"/>
           <w:szCs w:val="19"/>
         </w:rPr>
-        <w:t xml:space="preserve">«Левел Павелецкая Сити»: 97,0 м² с дизайнерским ремонтом и мебелью за 63,8 млн ₽ — на 32,2 млн ₽ дешевле. Другой класс и другой дом, но для покупателя это живая альтернатива.</w:t>
+        <w:t xml:space="preserve">Зато лишние метры мы отдаём вдвое дешевле рынка. </w:t>
+      </w:r>
+      <w:r>
+        <w:rPr>
+          <w:rFonts w:ascii="Arial" w:cs="Arial" w:eastAsia="Arial" w:hAnsi="Arial"/>
+          <w:b/>
+          <w:bCs/>
+          <w:i w:val="false"/>
+          <w:iCs w:val="false"/>
+          <w:color w:val="2A2E38"/>
+          <w:sz w:val="19"/>
+          <w:szCs w:val="19"/>
+        </w:rPr>
+        <w:t xml:space="preserve">Против 119,0 м² за 93,6 млн ₽ мы просим +2,4 млн ₽ за +6,1 м² — это 393 тыс. ₽ за метр разницы. Против 118,5 м² за 93,9 млн ₽ — 318 тыс. ₽ за метр. При том что метр готовой квартиры в квартале стоит в среднем 893 тыс. ₽. Это и есть главный счётный аргумент в переговорах.</w:t>
       </w:r>
     </w:p>
     <w:p>
@@ -34110,8 +33813,27 @@
           <w:sz w:val="19"/>
           <w:szCs w:val="19"/>
         </w:rPr>
-        <w:t xml:space="preserve">Зато против бетона мы выигрываем с запасом. </w:t>
+        <w:t xml:space="preserve">И против бетона мы выигрываем с запасом. </w:t>
       </w:r>
+      <w:r>
+        <w:rPr>
+          <w:rFonts w:ascii="Arial" w:cs="Arial" w:eastAsia="Arial" w:hAnsi="Arial"/>
+          <w:b w:val="false"/>
+          <w:bCs w:val="false"/>
+          <w:i w:val="false"/>
+          <w:iCs w:val="false"/>
+          <w:color w:val="2A2E38"/>
+          <w:sz w:val="19"/>
+          <w:szCs w:val="19"/>
+        </w:rPr>
+        <w:t xml:space="preserve">119,4 м² в нашем же корпусе за 93,0 млн ₽ — это 116,9 млн ₽ «под ключ», на 20,9 млн ₽ дороже нас. 125,6 м² от застройщика за 90,0 млн ₽ — 115,1 млн ₽, на 19,1 млн ₽ дороже. 112,2 м² в «Эре» за 89,9 млн ₽ — 112,3 млн ₽, на 16,3 млн ₽ дороже.</w:t>
+      </w:r>
+    </w:p>
+    <w:p>
+      <w:pPr>
+        <w:spacing w:after="58" w:line="252" w:lineRule="auto"/>
+        <w:ind w:left="170" w:right="1560" w:hanging="170"/>
+      </w:pPr>
       <w:r>
         <w:rPr>
           <w:rFonts w:ascii="Arial" w:cs="Arial" w:eastAsia="Arial" w:hAnsi="Arial"/>
@@ -34119,11 +33841,24 @@
           <w:bCs/>
           <w:i w:val="false"/>
           <w:iCs w:val="false"/>
+          <w:color w:val="A9762F"/>
+          <w:sz w:val="19"/>
+          <w:szCs w:val="19"/>
+        </w:rPr>
+        <w:t xml:space="preserve">—   </w:t>
+      </w:r>
+      <w:r>
+        <w:rPr>
+          <w:rFonts w:ascii="Arial" w:cs="Arial" w:eastAsia="Arial" w:hAnsi="Arial"/>
+          <w:b w:val="false"/>
+          <w:bCs w:val="false"/>
+          <w:i w:val="false"/>
+          <w:iCs w:val="false"/>
           <w:color w:val="2A2E38"/>
           <w:sz w:val="19"/>
           <w:szCs w:val="19"/>
         </w:rPr>
-        <w:t xml:space="preserve">125,6 м² от застройщика за 90,0 млн ₽ — это 115,1 млн ₽ «под ключ», на 19,1 млн ₽ дороже нас. 112,2 м² в «Эре» за 89,9 млн ₽ — 112,3 млн ₽ «под ключ», на 16,3 млн ₽ дороже. Это и есть правильная база для сравнения при переговорах.</w:t>
+        <w:t xml:space="preserve">96,1 м² на 6-м этаже с той же отделкой — 77,0 млн ₽, на 19,0 млн ₽ дешевле. Покупателю, которому хватает 96 метров, наш метраж не нужен ни за какие деньги: это другой покупатель, и бороться за него бессмысленно.</w:t>
       </w:r>
     </w:p>
     <w:p>
@@ -38270,7 +38005,7 @@
           <w:sz w:val="19"/>
           <w:szCs w:val="19"/>
         </w:rPr>
-        <w:t xml:space="preserve">Лот стоит дешевле модели по дому и дешевле любой другой готовой квартиры своего размера в квартале. Значит, снижение цены — не первый шаг, а последний, и небольшой торг тут вообще ничего не решает. Порядок действий — от бесплатного к дорогому.</w:t>
+        <w:t xml:space="preserve">Метр выставлен правильно, но абсолютная цена стоит наверху группы одинаковых по отделке квартир. Значит, работать нужно с двух сторон: объяснять, за что берётся разница, и убрать сам разрыв. Порядок действий — от бесплатного к дорогому.</w:t>
       </w:r>
     </w:p>
     <w:tbl>
@@ -38385,7 +38120,7 @@
                 <w:sz w:val="27"/>
                 <w:szCs w:val="27"/>
               </w:rPr>
-              <w:t xml:space="preserve">99,0 млн ₽</w:t>
+              <w:t xml:space="preserve">93,6 млн ₽</w:t>
             </w:r>
           </w:p>
           <w:p>
@@ -38405,7 +38140,7 @@
                 <w:sz w:val="13"/>
                 <w:szCs w:val="13"/>
               </w:rPr>
-              <w:t xml:space="preserve">Прайс застройщика с отсрочкой</w:t>
+              <w:t xml:space="preserve">Дешевле нас с той же отделкой</w:t>
             </w:r>
           </w:p>
         </w:tc>
@@ -38442,7 +38177,7 @@
                 <w:sz w:val="27"/>
                 <w:szCs w:val="27"/>
               </w:rPr>
-              <w:t xml:space="preserve">89–91</w:t>
+              <w:t xml:space="preserve">91–93</w:t>
             </w:r>
           </w:p>
           <w:p>
@@ -38462,7 +38197,7 @@
                 <w:sz w:val="13"/>
                 <w:szCs w:val="13"/>
               </w:rPr>
-              <w:t xml:space="preserve">Если двигать цену, млн ₽</w:t>
+              <w:t xml:space="preserve">Куда двигать цену, млн ₽</w:t>
             </w:r>
           </w:p>
         </w:tc>
@@ -38499,7 +38234,7 @@
                 <w:sz w:val="27"/>
                 <w:szCs w:val="27"/>
               </w:rPr>
-              <w:t xml:space="preserve">711–727</w:t>
+              <w:t xml:space="preserve">727–743</w:t>
             </w:r>
           </w:p>
           <w:p>
@@ -38572,7 +38307,7 @@
           <w:sz w:val="19"/>
           <w:szCs w:val="19"/>
         </w:rPr>
-        <w:t xml:space="preserve">Шаг первый — понять, с чем на самом деле идёт конкуренция. </w:t>
+        <w:t xml:space="preserve">Шаг первый — считать за покупателя цену лишнего метра. </w:t>
       </w:r>
       <w:r>
         <w:rPr>
@@ -38585,7 +38320,7 @@
           <w:sz w:val="19"/>
           <w:szCs w:val="19"/>
         </w:rPr>
-        <w:t xml:space="preserve">Не с прайсом застройщика: по цене метра мы его уже обыгрываем. Конкуренция идёт с его рассрочкой, а против неё у частного продавца есть ровно два ответа — итоговая сумма и срок. Квартира застройщика того же размера обойдётся в 110–115 млн ₽ «под ключ» и будет готова через 15–17 месяцев; наша стоит 96,0 млн ₽ и готова сейчас. Именно эти две цифры должны стоять в переговорах, а не цена метра.</w:t>
+        <w:t xml:space="preserve">Внутри группы с одинаковой отделкой мы дороже на 2,1–2,4 млн ₽, но крупнее на 6,1–6,6 м². Это 318–393 тыс. ₽ за метр разницы при рыночных 893 тыс. ₽ за метр готовой квартиры в квартале. То есть лишние метры мы отдаём в два с половиной раза дешевле рынка — и это единственная арифметика, которая работает в нашу пользу без снижения цены.</w:t>
       </w:r>
     </w:p>
     <w:p>
@@ -38617,20 +38352,20 @@
           <w:sz w:val="19"/>
           <w:szCs w:val="19"/>
         </w:rPr>
-        <w:t xml:space="preserve">Шаг второй — продавать скорость входа, а не квадратные метры. </w:t>
+        <w:t xml:space="preserve">Шаг второй — правильно выбрать, с чем сравнивать. </w:t>
       </w:r>
       <w:r>
         <w:rPr>
           <w:rFonts w:ascii="Arial" w:cs="Arial" w:eastAsia="Arial" w:hAnsi="Arial"/>
-          <w:b/>
-          <w:bCs/>
+          <w:b w:val="false"/>
+          <w:bCs w:val="false"/>
           <w:i w:val="false"/>
           <w:iCs w:val="false"/>
           <w:color w:val="2A2E38"/>
           <w:sz w:val="19"/>
           <w:szCs w:val="19"/>
         </w:rPr>
-        <w:t xml:space="preserve">Единственное, чего нет ни у застройщика, ни у семи из девяти конкурентов, — возможность жить здесь через месяц. Вторая очередь HIGH LIFE — 15–17 месяцев ожидания, «Монблан» — 18–20, ЖК «А» — 27–29, «ЛОТ» — три года. Пятнадцать месяцев аренды равноценной квартиры — это и есть содержательный ответ на беспроцентную рассрочку.</w:t>
+        <w:t xml:space="preserve">Не с прайсом застройщика: по цене метра мы его обыгрываем. Против его рассрочки есть два ответа — итоговая сумма и срок: квартира застройщика того же размера обойдётся в 110–115 млн ₽ «под ключ» и будет готова через 15–17 месяцев, наша стоит 96,0 млн ₽ и готова сейчас.</w:t>
       </w:r>
     </w:p>
     <w:p>
@@ -38662,7 +38397,52 @@
           <w:sz w:val="19"/>
           <w:szCs w:val="19"/>
         </w:rPr>
-        <w:t xml:space="preserve">Шаг третий — машиноместо. </w:t>
+        <w:t xml:space="preserve">Шаг третий — продавать скорость входа. </w:t>
+      </w:r>
+      <w:r>
+        <w:rPr>
+          <w:rFonts w:ascii="Arial" w:cs="Arial" w:eastAsia="Arial" w:hAnsi="Arial"/>
+          <w:b/>
+          <w:bCs/>
+          <w:i w:val="false"/>
+          <w:iCs w:val="false"/>
+          <w:color w:val="2A2E38"/>
+          <w:sz w:val="19"/>
+          <w:szCs w:val="19"/>
+        </w:rPr>
+        <w:t xml:space="preserve">Возможности жить здесь через месяц нет ни у застройщика, ни у семи из девяти конкурентов: вторая очередь HIGH LIFE — 15–17 месяцев ожидания, «Монблан» — 18–20, ЖК «А» — 27–29, «ЛОТ» — три года. Это же отделяет нас и от лота за 92,7 млн ₽: он дешевле, но в корпусе K6 со сдачей в конце 2027 года.</w:t>
+      </w:r>
+    </w:p>
+    <w:p>
+      <w:pPr>
+        <w:spacing w:after="58" w:line="252" w:lineRule="auto"/>
+        <w:ind w:left="170" w:right="1560" w:hanging="170"/>
+      </w:pPr>
+      <w:r>
+        <w:rPr>
+          <w:rFonts w:ascii="Arial" w:cs="Arial" w:eastAsia="Arial" w:hAnsi="Arial"/>
+          <w:b/>
+          <w:bCs/>
+          <w:i w:val="false"/>
+          <w:iCs w:val="false"/>
+          <w:color w:val="A9762F"/>
+          <w:sz w:val="19"/>
+          <w:szCs w:val="19"/>
+        </w:rPr>
+        <w:t xml:space="preserve">—   </w:t>
+      </w:r>
+      <w:r>
+        <w:rPr>
+          <w:rFonts w:ascii="Arial" w:cs="Arial" w:eastAsia="Arial" w:hAnsi="Arial"/>
+          <w:b w:val="false"/>
+          <w:bCs w:val="false"/>
+          <w:i w:val="false"/>
+          <w:iCs w:val="false"/>
+          <w:color w:val="2A2E38"/>
+          <w:sz w:val="19"/>
+          <w:szCs w:val="19"/>
+        </w:rPr>
+        <w:t xml:space="preserve">Шаг четвёртый — машиноместо. </w:t>
       </w:r>
       <w:r>
         <w:rPr>
@@ -38707,7 +38487,7 @@
           <w:sz w:val="19"/>
           <w:szCs w:val="19"/>
         </w:rPr>
-        <w:t xml:space="preserve">Шаг четвёртый, и только если первые три не сработали, — цена. </w:t>
+        <w:t xml:space="preserve">Шаг пятый — цена, и теперь у неё есть точная цель. </w:t>
       </w:r>
       <w:r>
         <w:rPr>
@@ -38720,39 +38500,7 @@
           <w:sz w:val="19"/>
           <w:szCs w:val="19"/>
         </w:rPr>
-        <w:t xml:space="preserve">Двигаться на 2–3 млн ₽ бессмысленно: приведённый к «заехать можно» метр застройщика после вычета бесплатной отсрочки стоит 791 тыс. ₽, то есть 99,0 млн ₽ за нашу площадь, и мы уже дешевле этого всего на 3 %. Разница, которую покупатель заметит, начинается с 89–91 млн ₽ (711–727 тыс. ₽/м²) — это на 8–10 % ниже эффективного прайса застройщика. Шаг — 5,0–7,0 млн ₽ сразу, а не тремя уступками по два.</w:t>
-      </w:r>
-    </w:p>
-    <w:p>
-      <w:pPr>
-        <w:spacing w:after="58" w:line="252" w:lineRule="auto"/>
-        <w:ind w:left="170" w:right="1560" w:hanging="170"/>
-      </w:pPr>
-      <w:r>
-        <w:rPr>
-          <w:rFonts w:ascii="Arial" w:cs="Arial" w:eastAsia="Arial" w:hAnsi="Arial"/>
-          <w:b/>
-          <w:bCs/>
-          <w:i w:val="false"/>
-          <w:iCs w:val="false"/>
-          <w:color w:val="A9762F"/>
-          <w:sz w:val="19"/>
-          <w:szCs w:val="19"/>
-        </w:rPr>
-        <w:t xml:space="preserve">—   </w:t>
-      </w:r>
-      <w:r>
-        <w:rPr>
-          <w:rFonts w:ascii="Arial" w:cs="Arial" w:eastAsia="Arial" w:hAnsi="Arial"/>
-          <w:b w:val="false"/>
-          <w:bCs w:val="false"/>
-          <w:i w:val="false"/>
-          <w:iCs w:val="false"/>
-          <w:color w:val="2A2E38"/>
-          <w:sz w:val="19"/>
-          <w:szCs w:val="19"/>
-        </w:rPr>
-        <w:t xml:space="preserve">Ниже 89 млн ₽ идти незачем: там лот уходит под цену переуступок в бетоне и начинает выглядеть проблемным, а конкуренции с рассрочкой это всё равно не снимает — застройщик даёт не скидку, а отсрочку.</w:t>
+        <w:t xml:space="preserve">93,0 млн ₽ (743 тыс. ₽/м²) делают лот дешевле всех квартир с такой же отделкой в сданных корпусах — 93,6 и 93,9 млн ₽ — и при этом он остаётся самым крупным из них. Это стоит 3,0 млн ₽ и меняет позицию в списке с последней на первую. Глубже, до 91,0 млн ₽ (727 тыс. ₽/м²), имеет смысл идти, только если нужно обойти ещё и эффективный прайс застройщика — там лот становится на 8 % дешевле его 99,0 млн ₽. Ниже 91 млн ₽ идти незачем — там лот уходит под цену переуступок в бетоне и начинает выглядеть проблемным.</w:t>
       </w:r>
     </w:p>
     <w:p>
@@ -38861,7 +38609,7 @@
     </w:p>
     <w:p>
       <w:pPr>
-        <w:spacing w:after="45" w:line="220" w:lineRule="auto"/>
+        <w:spacing w:after="30" w:line="206" w:lineRule="auto"/>
         <w:ind w:left="170" w:right="1560" w:hanging="170"/>
       </w:pPr>
       <w:r>
@@ -38893,7 +38641,7 @@
     </w:p>
     <w:p>
       <w:pPr>
-        <w:spacing w:after="45" w:line="220" w:lineRule="auto"/>
+        <w:spacing w:after="30" w:line="206" w:lineRule="auto"/>
         <w:ind w:left="170" w:right="1560" w:hanging="170"/>
       </w:pPr>
       <w:r>
@@ -38920,12 +38668,12 @@
           <w:sz w:val="16"/>
           <w:szCs w:val="16"/>
         </w:rPr>
-        <w:t xml:space="preserve">Циан — выгрузки по локации на 30.07.2026: «Эра» 324 лота, «Павелецкая от Гранель» 212, «Левел Павелецкая Сити» 169, «Воксхолл» 90, «Монблан» и «ОПУС» по 88, «ЛОТ от Аквилон» 84, ЖК «А» 63, «Стремянный 2» 13, «Левел Павелецкая» 5</w:t>
+        <w:t xml:space="preserve">Циан — выгрузки по десяти проектам локации на 30.07.2026, всего 1414 лотов</w:t>
       </w:r>
     </w:p>
     <w:p>
       <w:pPr>
-        <w:spacing w:after="45" w:line="220" w:lineRule="auto"/>
+        <w:spacing w:after="30" w:line="206" w:lineRule="auto"/>
         <w:ind w:left="170" w:right="1560" w:hanging="170"/>
       </w:pPr>
       <w:r>
@@ -38954,7 +38702,7 @@
         </w:rPr>
         <w:t xml:space="preserve">Объявление по нашему лоту — </w:t>
       </w:r>
-      <w:hyperlink w:history="1" r:id="rIdqi3vtdnzj2onvndlly_zm">
+      <w:hyperlink w:history="1" r:id="rIdkxorhiupkntxtm6g3g7wm">
         <w:r>
           <w:rPr>
             <w:rFonts w:ascii="Arial" w:cs="Arial" w:eastAsia="Arial" w:hAnsi="Arial"/>
@@ -38972,7 +38720,7 @@
     </w:p>
     <w:p>
       <w:pPr>
-        <w:spacing w:after="45" w:line="220" w:lineRule="auto"/>
+        <w:spacing w:after="30" w:line="206" w:lineRule="auto"/>
         <w:ind w:left="170" w:right="1560" w:hanging="170"/>
       </w:pPr>
       <w:r>
@@ -39001,7 +38749,7 @@
         </w:rPr>
         <w:t xml:space="preserve">Фотографии и часть цен — Яндекс Недвижимость — </w:t>
       </w:r>
-      <w:hyperlink w:history="1" r:id="rIddehaccqr4kqu6t4t_sck0">
+      <w:hyperlink w:history="1" r:id="rIdmz90k13qyg9eukkynaqbx">
         <w:r>
           <w:rPr>
             <w:rFonts w:ascii="Arial" w:cs="Arial" w:eastAsia="Arial" w:hAnsi="Arial"/>
@@ -39019,7 +38767,7 @@
     </w:p>
     <w:p>
       <w:pPr>
-        <w:spacing w:after="45" w:line="220" w:lineRule="auto"/>
+        <w:spacing w:after="30" w:line="206" w:lineRule="auto"/>
         <w:ind w:left="170" w:right="1560" w:hanging="170"/>
       </w:pPr>
       <w:r>
@@ -39051,7 +38799,7 @@
     </w:p>
     <w:p>
       <w:pPr>
-        <w:spacing w:after="45" w:line="220" w:lineRule="auto"/>
+        <w:spacing w:after="30" w:line="206" w:lineRule="auto"/>
         <w:ind w:left="170" w:right="1560" w:hanging="170"/>
       </w:pPr>
       <w:r>
@@ -39083,7 +38831,7 @@
     </w:p>
     <w:p>
       <w:pPr>
-        <w:spacing w:after="45" w:line="220" w:lineRule="auto"/>
+        <w:spacing w:after="30" w:line="206" w:lineRule="auto"/>
         <w:ind w:left="170" w:right="1560" w:hanging="170"/>
       </w:pPr>
       <w:r>
@@ -39112,7 +38860,7 @@
         </w:rPr>
         <w:t xml:space="preserve">Зона платной городской парковки — Московский паркинг — </w:t>
       </w:r>
-      <w:hyperlink w:history="1" r:id="rIdltznclrwoigyvhc9kxfw6">
+      <w:hyperlink w:history="1" r:id="rIdzn-on5lchrpc3whqgmt5l">
         <w:r>
           <w:rPr>
             <w:rFonts w:ascii="Arial" w:cs="Arial" w:eastAsia="Arial" w:hAnsi="Arial"/>
@@ -39130,7 +38878,7 @@
     </w:p>
     <w:p>
       <w:pPr>
-        <w:spacing w:after="45" w:line="220" w:lineRule="auto"/>
+        <w:spacing w:after="30" w:line="206" w:lineRule="auto"/>
         <w:ind w:left="170" w:right="1560" w:hanging="170"/>
       </w:pPr>
       <w:r>
@@ -39159,7 +38907,7 @@
         </w:rPr>
         <w:t xml:space="preserve">Яндекс Карты — картографическая основа — </w:t>
       </w:r>
-      <w:hyperlink w:history="1" r:id="rIdzy6hvdrnrqubocud-orr-">
+      <w:hyperlink w:history="1" r:id="rIdlzyuavmtz458piibd_dv_">
         <w:r>
           <w:rPr>
             <w:rFonts w:ascii="Arial" w:cs="Arial" w:eastAsia="Arial" w:hAnsi="Arial"/>

--- a/high-life-lot/HIGH_LIFE_аналитика_по_лоту.docx
+++ b/high-life-lot/HIGH_LIFE_аналитика_по_лоту.docx
@@ -1048,7 +1048,7 @@
           <w:sz w:val="15"/>
           <w:szCs w:val="15"/>
         </w:rPr>
-        <w:t xml:space="preserve">Циан ставит лоту метку «Чистовая» и считает до «Серпуховской» 4 минуты. Сами продавцы в HIGH LIFE пишут «до Павелецкой 10–15 минут пешком» — это честнее для расчёта пешей доступности.</w:t>
+        <w:t xml:space="preserve">Циан ставит квартире метку «Чистовая» и обещает 4 минуты до «Серпуховской». Сами продавцы в HIGH LIFE пишут «до Павелецкой 10–15 минут пешком» — это ближе к правде, если считать реальную ходьбу.</w:t>
       </w:r>
     </w:p>
     <w:p>
@@ -1151,7 +1151,7 @@
           <w:sz w:val="15"/>
           <w:szCs w:val="15"/>
         </w:rPr>
-        <w:t xml:space="preserve">Подписи — средневзвешенная цена метра по всей экспозиции проекта. Координаты сверены по геокодеру OSM. Основа: Яндекс Карты.</w:t>
+        <w:t xml:space="preserve">У каждого проекта на карте подписана его средняя цена метра — по всем квартирам, которые там сейчас продаются. Адреса сверены по картам. Основа: Яндекс Карты.</w:t>
       </w:r>
     </w:p>
     <w:p>
@@ -1509,7 +1509,7 @@
           <w:sz w:val="19"/>
           <w:szCs w:val="19"/>
         </w:rPr>
-        <w:t xml:space="preserve">Регрессия по 278 лотам HIGH LIFE (этаж и площадь) даёт для 125,1 м² на 8-м этаже 787 111 ₽/м², то есть 98,5 млн ₽. Лот просит 96,0 млн ₽ — на 2,5 % ниже модели, и это самый дешёвый метр среди двенадцати готовых квартир 110–140 м² в квартале.</w:t>
+        <w:t xml:space="preserve">Мы взяли все 278 квартир квартала и посчитали, как цена метра зависит от этажа и площади. Для квартиры 125,1 м² на 8-м этаже формула даёт 787 111 ₽ за метр, то есть 98,5 млн ₽. Просят 96,0 млн ₽ — на 2,5 % меньше расчёта. И метр здесь самый дешёвый из двенадцати готовых квартир такого же размера в квартале.</w:t>
       </w:r>
     </w:p>
     <w:p>
@@ -1631,7 +1631,7 @@
           <w:sz w:val="19"/>
           <w:szCs w:val="19"/>
         </w:rPr>
-        <w:t xml:space="preserve">А снизу — рассрочка застройщика. </w:t>
+        <w:t xml:space="preserve">А снизу поджимает рассрочка застройщика. </w:t>
       </w:r>
       <w:r>
         <w:rPr>
@@ -1644,7 +1644,7 @@
           <w:sz w:val="19"/>
           <w:szCs w:val="19"/>
         </w:rPr>
-        <w:t xml:space="preserve">Метр второй очереди стоит 924 470 ₽ «под ключ», и на бумаге мы дешевле на 17 %. Но беспроцентная рассрочка до 31.10.2027 стоит 13,9 млн ₽ живых денег — 14,4 % цены. С её учётом эффективный метр застройщика 791 080 ₽ против наших 767 386 ₽: разрыв всего 3 %.</w:t>
+        <w:t xml:space="preserve">Квартиру во второй очереди с отделкой можно посчитать по 924 470 ₽ за метр — на бумаге мы дешевле на 17 %. Но застройщик разрешает платить частями и без процентов до 31.10.2027. Возможность год с лишним не отдавать 70 % суммы стоит покупателю 13,9 млн ₽ живых денег — это 14,4 % цены. Если вычесть их, метр у застройщика выходит 791 080 ₽ против наших 767 386 ₽, и разрыв сжимается с 17 % до 3 %.</w:t>
       </w:r>
     </w:p>
     <w:p>
@@ -1731,7 +1731,7 @@
           <w:sz w:val="19"/>
           <w:szCs w:val="19"/>
         </w:rPr>
-        <w:t xml:space="preserve">Одиннадцать проектов вокруг Павелецкой, между которыми выбирает покупатель: два элитных дома, два премиальных квартала и семь проектов бизнес-класса. Всего 1414 лотов в экспозиции.</w:t>
+        <w:t xml:space="preserve">Одиннадцать проектов вокруг Павелецкой, между которыми выбирает покупатель: два элитных дома, два премиальных квартала и семь домов бизнес-класса. Всего в продаже 1414 квартир. Таблица показывает, в какой компании находится наш квартал по цене.</w:t>
       </w:r>
     </w:p>
     <w:tbl>
@@ -1909,7 +1909,7 @@
                 <w:szCs w:val="16"/>
               </w:rPr>
               <w:t xml:space="preserve">Отделка
-в экспозиции</w:t>
+у квартир в продаже</w:t>
             </w:r>
           </w:p>
         </w:tc>
@@ -2516,7 +2516,7 @@
                 <w:sz w:val="17"/>
                 <w:szCs w:val="17"/>
               </w:rPr>
-              <w:t xml:space="preserve">вся экспозиция в бетоне</w:t>
+              <w:t xml:space="preserve">все квартиры в бетоне</w:t>
             </w:r>
           </w:p>
         </w:tc>
@@ -2818,7 +2818,7 @@
                 <w:sz w:val="17"/>
                 <w:szCs w:val="17"/>
               </w:rPr>
-              <w:t xml:space="preserve">вся экспозиция в бетоне</w:t>
+              <w:t xml:space="preserve">все квартиры в бетоне</w:t>
             </w:r>
           </w:p>
         </w:tc>
@@ -3422,7 +3422,7 @@
                 <w:sz w:val="17"/>
                 <w:szCs w:val="17"/>
               </w:rPr>
-              <w:t xml:space="preserve">вся экспозиция в бетоне</w:t>
+              <w:t xml:space="preserve">все квартиры в бетоне</w:t>
             </w:r>
           </w:p>
         </w:tc>
@@ -3724,7 +3724,7 @@
                 <w:sz w:val="17"/>
                 <w:szCs w:val="17"/>
               </w:rPr>
-              <w:t xml:space="preserve">вся экспозиция в бетоне</w:t>
+              <w:t xml:space="preserve">все квартиры в бетоне</w:t>
             </w:r>
           </w:p>
         </w:tc>
@@ -4630,7 +4630,7 @@
                 <w:sz w:val="17"/>
                 <w:szCs w:val="17"/>
               </w:rPr>
-              <w:t xml:space="preserve">вся экспозиция в бетоне</w:t>
+              <w:t xml:space="preserve">все квартиры в бетоне</w:t>
             </w:r>
           </w:p>
         </w:tc>
@@ -5422,7 +5422,7 @@
           <w:sz w:val="15"/>
           <w:szCs w:val="15"/>
         </w:rPr>
-        <w:t xml:space="preserve">Средняя цена — средневзвешенная по площади, по всей экспозиции проекта на 30.07.2026. «Отделка в экспозиции» посчитана после ручной выверки по текстам объявлений: поле Циан в HIGH LIFE ошибается систематически, см. раздел о сопоставимой базе.</w:t>
+        <w:t xml:space="preserve">Средняя цена метра считается по всем квартирам проекта, которые продавались на 30.07.2026, с учётом их площади. Колонка «отделка» заполнена не по метке Циан, а по текстам объявлений: в HIGH LIFE метка Циан регулярно врёт — подробности дальше, в разделе про квартиры-конкуренты.</w:t>
       </w:r>
     </w:p>
     <w:p>
@@ -5474,7 +5474,7 @@
           <w:sz w:val="19"/>
           <w:szCs w:val="19"/>
         </w:rPr>
-        <w:t xml:space="preserve">HIGH LIFE — самая дорогая массовая экспозиция локации после двух элитных домов. </w:t>
+        <w:t xml:space="preserve">Дороже нас в районе только два элитных дома. </w:t>
       </w:r>
       <w:r>
         <w:rPr>
@@ -5487,7 +5487,7 @@
           <w:sz w:val="19"/>
           <w:szCs w:val="19"/>
         </w:rPr>
-        <w:t xml:space="preserve">905 012 ₽/м² против 1 428 996 ₽ у «Монблана» и 1 280 204 ₽ у «ОПУСа», но и против 651–762 тыс. ₽ у всего бизнес-класса вокруг.</w:t>
+        <w:t xml:space="preserve">905 012 ₽ за метр против 1 428 996 ₽ у «Монблана» и 1 280 204 ₽ у «ОПУСа» — это два элитных дома, они дороже. Зато весь бизнес-класс вокруг идёт по 651–762 тыс. ₽ за метр, то есть заметно дешевле нас.</w:t>
       </w:r>
     </w:p>
     <w:p>
@@ -5551,7 +5551,7 @@
           <w:sz w:val="19"/>
           <w:szCs w:val="19"/>
         </w:rPr>
-        <w:t xml:space="preserve">Квартир нашего размера в локации мало. </w:t>
+        <w:t xml:space="preserve">Квартир нашего размера вокруг мало. </w:t>
       </w:r>
       <w:r>
         <w:rPr>
@@ -5564,7 +5564,7 @@
           <w:sz w:val="19"/>
           <w:szCs w:val="19"/>
         </w:rPr>
-        <w:t xml:space="preserve">Из 1414 лотов только 110 попадают в диапазон 110–140 м², и 51 из них — внутри HIGH LIFE. В «Павелецкой от Гранель», «Стремянном 2» и «Левел Павелецкой» таких квартир нет вообще.</w:t>
+        <w:t xml:space="preserve">Из 1414 квартир в диапазон 110–140 м² попадают только 110, и 51 из них — внутри самого HIGH LIFE. В «Павелецкой от Гранель», «Стремянном 2» и «Левел Павелецкой» таких квартир нет вообще.</w:t>
       </w:r>
     </w:p>
     <w:p>
@@ -5635,7 +5635,7 @@
           <w:sz w:val="19"/>
           <w:szCs w:val="19"/>
         </w:rPr>
-        <w:t xml:space="preserve">Цена нашего лота, пересчитанная по средней цене метра каждого проекта, — только по восьми, где квартиры 110–140 м² есть в продаже.</w:t>
+        <w:t xml:space="preserve">Простой вопрос: если взять наши 96,0 млн ₽ и купить на них метры по цене каждого из соседних проектов — сколько метров получится? Считаем только по восьми проектам, где квартиры 110–140 м² действительно продаются.</w:t>
       </w:r>
     </w:p>
     <w:tbl>
@@ -6194,7 +6194,7 @@
           <w:sz w:val="15"/>
           <w:szCs w:val="15"/>
         </w:rPr>
-        <w:t xml:space="preserve">Расчёт по средневзвешенной цене всей экспозиции проекта на 30.07.2026. «Левел Павелецкая», «Стремянный 2» и «Павелецкая от Гранель» в плитки не вошли: квартир 110–140 м² там в продаже нет, и цифра была бы фикцией.</w:t>
+        <w:t xml:space="preserve">Считаем по средней цене метра всего проекта на 30.07.2026. «Левел Павелецкая», «Стремянный 2» и «Павелецкая от Гранель» в расчёт не вошли: квартир 110–140 м² там нет вообще, и цифра получилась бы выдуманной.</w:t>
       </w:r>
     </w:p>
     <w:p>
@@ -6236,7 +6236,7 @@
           <w:sz w:val="19"/>
           <w:szCs w:val="19"/>
         </w:rPr>
-        <w:t xml:space="preserve">HIGH LIFE — не дом, а квартал из шести башен, и 278 лотов в одной таблице не показать. Сначала — из чего состоит экспозиция.</w:t>
+        <w:t xml:space="preserve">HIGH LIFE — это не дом, а квартал из шести башен, и все 278 квартир в одну таблицу не поместить. Поэтому сначала посмотрим, из чего он состоит: какие корпуса, сколько в каждом квартир и по какой цене.</w:t>
       </w:r>
     </w:p>
     <w:tbl>
@@ -8685,7 +8685,7 @@
           <w:sz w:val="15"/>
           <w:szCs w:val="15"/>
         </w:rPr>
-        <w:t xml:space="preserve">Первая очередь (K1–K3) сдана, ключи у собственников. Корпуса K4–K6 сдаются в IV квартале 2027 года и продаются застройщиком по прайсу. Наш лот — в K1 SOUL TOWER.</w:t>
+        <w:t xml:space="preserve">Первая очередь — корпуса K1, K2 и K3 — уже сдана, ключи у собственников. Корпуса K4, K5 и K6 сдаются в конце 2027 года, их продаёт сам застройщик по своему прайс-листу. Наша квартира в K1 SOUL TOWER, то есть в сданном корпусе.</w:t>
       </w:r>
     </w:p>
     <w:p>
@@ -8705,7 +8705,7 @@
           <w:sz w:val="24"/>
           <w:szCs w:val="24"/>
         </w:rPr>
-        <w:t xml:space="preserve">Сопоставимая база: 12 готовых квартир 110–140 м²</w:t>
+        <w:t xml:space="preserve">С чем покупатель сравнивает нашу квартиру</w:t>
       </w:r>
     </w:p>
     <w:p>
@@ -8724,7 +8724,7 @@
           <w:sz w:val="19"/>
           <w:szCs w:val="19"/>
         </w:rPr>
-        <w:t xml:space="preserve">Квартиры того же размера в том же квартале, в которые можно заезжать. Цены приведены к нашему 8-му этажу по прайсу застройщика (+0,43 % за этаж). Колонка «отделка» разделяет два разных товара: квартиру с мебелью и техникой и квартиру только с отделкой застройщика.</w:t>
+        <w:t xml:space="preserve">Двенадцать квартир того же размера в том же квартале, в которые можно заехать сразу. Чтобы сравнение было честным, цены пересчитаны так, как если бы каждая квартира стояла на нашем 8-м этаже: этаж в этом доме добавляет к цене 0,43 %, поэтому квартиру с третьего этажа мы немного удорожаем, а с семнадцатого — удешевляем. Колонка «отделка» важнее всего: квартира с мебелью и техникой и квартира просто с отделкой — это два разных товара с разной ценой.</w:t>
       </w:r>
     </w:p>
     <w:tbl>
@@ -8941,7 +8941,7 @@
                 <w:sz w:val="16"/>
                 <w:szCs w:val="16"/>
               </w:rPr>
-              <w:t xml:space="preserve">Δ этажей
+              <w:t xml:space="preserve">Этажей
 до нашего</w:t>
             </w:r>
           </w:p>
@@ -8980,8 +8980,8 @@
                 <w:sz w:val="16"/>
                 <w:szCs w:val="16"/>
               </w:rPr>
-              <w:t xml:space="preserve">Приведено
-к 8 этажу, ₽</w:t>
+              <w:t xml:space="preserve">Цена метра, если
+бы был 8 этаж</w:t>
             </w:r>
           </w:p>
         </w:tc>
@@ -9344,7 +9344,7 @@
               <w:spacing w:after="0" w:line="240" w:lineRule="auto"/>
               <w:jc w:val="center"/>
             </w:pPr>
-            <w:hyperlink w:history="1" r:id="rId1lel1kk3wvpkn9vdnvz3c">
+            <w:hyperlink w:history="1" r:id="rId3si_hyz3zbzvaowruvan9">
               <w:r>
                 <w:rPr>
                   <w:rFonts w:ascii="Arial" w:cs="Arial" w:eastAsia="Arial" w:hAnsi="Arial"/>
@@ -9652,7 +9652,7 @@
               <w:spacing w:after="0" w:line="240" w:lineRule="auto"/>
               <w:jc w:val="center"/>
             </w:pPr>
-            <w:hyperlink w:history="1" r:id="rIdhranwii-7vyplte-ebpwg">
+            <w:hyperlink w:history="1" r:id="rIdiuzhzeeaviliyxx8_beeq">
               <w:r>
                 <w:rPr>
                   <w:rFonts w:ascii="Arial" w:cs="Arial" w:eastAsia="Arial" w:hAnsi="Arial"/>
@@ -9952,7 +9952,7 @@
               <w:spacing w:after="0" w:line="240" w:lineRule="auto"/>
               <w:jc w:val="center"/>
             </w:pPr>
-            <w:hyperlink w:history="1" r:id="rIdvp79tkj2vogo1uwt6vtyu">
+            <w:hyperlink w:history="1" r:id="rIdvqioyomm-zw4ks8puqtsw">
               <w:r>
                 <w:rPr>
                   <w:rFonts w:ascii="Arial" w:cs="Arial" w:eastAsia="Arial" w:hAnsi="Arial"/>
@@ -10260,7 +10260,7 @@
               <w:spacing w:after="0" w:line="240" w:lineRule="auto"/>
               <w:jc w:val="center"/>
             </w:pPr>
-            <w:hyperlink w:history="1" r:id="rIdeqgjwhfa9prbgafo-g7xt">
+            <w:hyperlink w:history="1" r:id="rIdg14byr55wssxr6pl1vlze">
               <w:r>
                 <w:rPr>
                   <w:rFonts w:ascii="Arial" w:cs="Arial" w:eastAsia="Arial" w:hAnsi="Arial"/>
@@ -10560,7 +10560,7 @@
               <w:spacing w:after="0" w:line="240" w:lineRule="auto"/>
               <w:jc w:val="center"/>
             </w:pPr>
-            <w:hyperlink w:history="1" r:id="rId51cdqxau3yhzrh6-au4qk">
+            <w:hyperlink w:history="1" r:id="rIdd09bq4mnxu3rtt5kpinp2">
               <w:r>
                 <w:rPr>
                   <w:rFonts w:ascii="Arial" w:cs="Arial" w:eastAsia="Arial" w:hAnsi="Arial"/>
@@ -10841,7 +10841,7 @@
                 <w:sz w:val="17"/>
                 <w:szCs w:val="17"/>
               </w:rPr>
-              <w:t xml:space="preserve">white box</w:t>
+              <w:t xml:space="preserve">под чистовую</w:t>
             </w:r>
           </w:p>
         </w:tc>
@@ -10868,7 +10868,7 @@
               <w:spacing w:after="0" w:line="240" w:lineRule="auto"/>
               <w:jc w:val="center"/>
             </w:pPr>
-            <w:hyperlink w:history="1" r:id="rIdfpku5guhk2q36ke46qcto">
+            <w:hyperlink w:history="1" r:id="rIdx0cw3a-xlicnybpiz_9k-">
               <w:r>
                 <w:rPr>
                   <w:rFonts w:ascii="Arial" w:cs="Arial" w:eastAsia="Arial" w:hAnsi="Arial"/>
@@ -11168,7 +11168,7 @@
               <w:spacing w:after="0" w:line="240" w:lineRule="auto"/>
               <w:jc w:val="center"/>
             </w:pPr>
-            <w:hyperlink w:history="1" r:id="rIdt2mrauipgz0fvkfnxmb2u">
+            <w:hyperlink w:history="1" r:id="rIddlsjpylj_jj1ecyoj2was">
               <w:r>
                 <w:rPr>
                   <w:rFonts w:ascii="Arial" w:cs="Arial" w:eastAsia="Arial" w:hAnsi="Arial"/>
@@ -11476,7 +11476,7 @@
               <w:spacing w:after="0" w:line="240" w:lineRule="auto"/>
               <w:jc w:val="center"/>
             </w:pPr>
-            <w:hyperlink w:history="1" r:id="rIdg9hr0rf5fg-ls6glqwosg">
+            <w:hyperlink w:history="1" r:id="rIdkhnaa8h_0v_nna88v_3qh">
               <w:r>
                 <w:rPr>
                   <w:rFonts w:ascii="Arial" w:cs="Arial" w:eastAsia="Arial" w:hAnsi="Arial"/>
@@ -11776,7 +11776,7 @@
               <w:spacing w:after="0" w:line="240" w:lineRule="auto"/>
               <w:jc w:val="center"/>
             </w:pPr>
-            <w:hyperlink w:history="1" r:id="rId5aq1bgrfm_mkpwntcav7c">
+            <w:hyperlink w:history="1" r:id="rIdhe9_k9kwunkqppo0qsqom">
               <w:r>
                 <w:rPr>
                   <w:rFonts w:ascii="Arial" w:cs="Arial" w:eastAsia="Arial" w:hAnsi="Arial"/>
@@ -12084,7 +12084,7 @@
               <w:spacing w:after="0" w:line="240" w:lineRule="auto"/>
               <w:jc w:val="center"/>
             </w:pPr>
-            <w:hyperlink w:history="1" r:id="rIdkgjbe6tiezga80nmn1ggp">
+            <w:hyperlink w:history="1" r:id="rIdvvk0ukgdpe20gvtfq4ayc">
               <w:r>
                 <w:rPr>
                   <w:rFonts w:ascii="Arial" w:cs="Arial" w:eastAsia="Arial" w:hAnsi="Arial"/>
@@ -12384,7 +12384,7 @@
               <w:spacing w:after="0" w:line="240" w:lineRule="auto"/>
               <w:jc w:val="center"/>
             </w:pPr>
-            <w:hyperlink w:history="1" r:id="rIduapnx2cyfe1hvcxb0o_kc">
+            <w:hyperlink w:history="1" r:id="rIdknziwsyh9uvjkmlembixm">
               <w:r>
                 <w:rPr>
                   <w:rFonts w:ascii="Arial" w:cs="Arial" w:eastAsia="Arial" w:hAnsi="Arial"/>
@@ -12692,7 +12692,7 @@
               <w:spacing w:after="0" w:line="240" w:lineRule="auto"/>
               <w:jc w:val="center"/>
             </w:pPr>
-            <w:hyperlink w:history="1" r:id="rIdwjb3tjrey0ze9okelytyl">
+            <w:hyperlink w:history="1" r:id="rIdu6e44avh7gqzi032jqo5t">
               <w:r>
                 <w:rPr>
                   <w:rFonts w:ascii="Arial" w:cs="Arial" w:eastAsia="Arial" w:hAnsi="Arial"/>
@@ -12745,7 +12745,7 @@
           <w:sz w:val="15"/>
           <w:szCs w:val="15"/>
         </w:rPr>
-        <w:t xml:space="preserve">«Отделка застройщика» — квартира готова, но без мебели и техники. «Под ключ» — то же плюс укомплектованная кухня, встроенная мебель и бытовая техника. «White box» — стены и коммуникации готовы, нужна финишная отделка.</w:t>
+        <w:t xml:space="preserve">Что означают слова в колонке «отделка». «Отделка застройщика» — квартира полностью готова, но пустая: ни мебели, ни техники. Ровно это у нас. «Под ключ, мебель и техника» — то же плюс укомплектованная кухня, встроенная мебель и бытовая техника: можно приезжать с чемоданом. «Под чистовую» — стены и коммуникации готовы, но нужна финишная отделка.</w:t>
       </w:r>
     </w:p>
     <w:p>
@@ -12795,7 +12795,7 @@
           <w:sz w:val="19"/>
           <w:szCs w:val="19"/>
         </w:rPr>
-        <w:t xml:space="preserve">Наш лот — 12-й из 12 по приведённой цене метра, то есть самый дешёвый метр среди готовых квартир своего размера в квартале. </w:t>
+        <w:t xml:space="preserve">Наша квартира — 12-я из 12 по цене метра с поправкой на этаж, то есть метр здесь самый дешёвый из всех готовых квартир такого размера в квартале. </w:t>
       </w:r>
       <w:r>
         <w:rPr>
@@ -12808,7 +12808,7 @@
           <w:sz w:val="19"/>
           <w:szCs w:val="19"/>
         </w:rPr>
-        <w:t xml:space="preserve">Средняя по этим двенадцати — 893 441 ₽/м², наш просит 767 386 ₽, на 14,1 % ниже.</w:t>
+        <w:t xml:space="preserve">Средняя цена по этим двенадцати — 893 441 ₽/м², наш просит 767 386 ₽, на 14,1 % ниже.</w:t>
       </w:r>
     </w:p>
     <w:p>
@@ -12840,7 +12840,7 @@
           <w:sz w:val="19"/>
           <w:szCs w:val="19"/>
         </w:rPr>
-        <w:t xml:space="preserve">Но пять квартир в квартале идут ровно с той же отделкой, что наша: от застройщика, без мебели. </w:t>
+        <w:t xml:space="preserve">Но пять квартир квартала продаются ровно с такой же отделкой, как наша: от застройщика, без мебели. </w:t>
       </w:r>
       <w:r>
         <w:rPr>
@@ -12885,7 +12885,7 @@
           <w:sz w:val="19"/>
           <w:szCs w:val="19"/>
         </w:rPr>
-        <w:t xml:space="preserve">Полностью укомплектованных квартир в базе три, и одна из них — на нашем этаже: 120,0 м² за 99,0 млн ₽ под ключ, с мебелью и техникой. </w:t>
+        <w:t xml:space="preserve">Квартир, где есть и мебель, и техника, всего три, и одна из них — на нашем же этаже: 120,0 м² за 99,0 млн ₽ под ключ, с мебелью и техникой. </w:t>
       </w:r>
       <w:r>
         <w:rPr>
@@ -12898,7 +12898,7 @@
           <w:sz w:val="19"/>
           <w:szCs w:val="19"/>
         </w:rPr>
-        <w:t xml:space="preserve">На 5,1 м² меньше и на 3,0 млн ₽ дороже, но въехать можно с чемоданом. Две другие — 125,0 м² за 162,5 млн ₽ и 120,0 м² за 116,5 млн ₽ — в другом бюджете.</w:t>
+        <w:t xml:space="preserve">На 5,1 м² меньше и на 3,0 млн ₽ дороже, но въехать можно с чемоданом. Две другие стоят 162,5 и 116,5 млн ₽ — это уже совсем другой бюджет, и они нам не конкуренты.</w:t>
       </w:r>
     </w:p>
     <w:p>
@@ -12930,7 +12930,7 @@
           <w:sz w:val="19"/>
           <w:szCs w:val="19"/>
         </w:rPr>
-        <w:t xml:space="preserve">Бетон в этом же диапазоне стоит 768 799 ₽/м². </w:t>
+        <w:t xml:space="preserve">Квартиры в бетоне того же размера стоят 768 799 ₽ за метр. </w:t>
       </w:r>
       <w:r>
         <w:rPr>
@@ -12943,7 +12943,7 @@
           <w:sz w:val="19"/>
           <w:szCs w:val="19"/>
         </w:rPr>
-        <w:t xml:space="preserve">С отделкой по 200 тыс. ₽/м² это 968 799 ₽ за метр — на 26 % дороже нашего лота. Против лотов застройщика мы выигрываем с запасом; проигрываем внутри своей же группы по абсолютной цене.</w:t>
+        <w:t xml:space="preserve">Добавим отделку по 200 тыс. ₽ за метр — получится 968 799 ₽, на 26 % дороже нас. Против бетона мы выигрываем с большим запасом. Проигрываем только внутри своей же группы и только по абсолютной цифре.</w:t>
       </w:r>
     </w:p>
     <w:p>
@@ -12963,7 +12963,7 @@
           <w:sz w:val="24"/>
           <w:szCs w:val="24"/>
         </w:rPr>
-        <w:t xml:space="preserve">Проверка ценой этажа и площадью</w:t>
+        <w:t xml:space="preserve">Проверяем: может, цена всё-таки завышена?</w:t>
       </w:r>
     </w:p>
     <w:p>
@@ -12982,7 +12982,7 @@
           <w:sz w:val="19"/>
           <w:szCs w:val="19"/>
         </w:rPr>
-        <w:t xml:space="preserve">Чтобы убедиться, что дело не в цене, надбавка за этаж и скидка за площадь измерены регрессией, а не взяты на глаз: логарифм цены метра объясняется этажом и логарифмом площади.</w:t>
+        <w:t xml:space="preserve">Чтобы не спорить на глаз, мы измерили две вещи по реальным ценам квартала: сколько стоит этаж и насколько дешевеет метр при росте площади. Дальше по этим двум цифрам считаем, сколько должна стоить наша квартира, и сравниваем с тем, что просят.</w:t>
       </w:r>
     </w:p>
     <w:tbl>
@@ -13041,7 +13041,7 @@
                 <w:sz w:val="16"/>
                 <w:szCs w:val="16"/>
               </w:rPr>
-              <w:t xml:space="preserve">База для замера</w:t>
+              <w:t xml:space="preserve">По каким квартирам считали</w:t>
             </w:r>
           </w:p>
         </w:tc>
@@ -13079,7 +13079,7 @@
                 <w:sz w:val="16"/>
                 <w:szCs w:val="16"/>
               </w:rPr>
-              <w:t xml:space="preserve">Лотов</w:t>
+              <w:t xml:space="preserve">Квартир</w:t>
             </w:r>
           </w:p>
         </w:tc>
@@ -13155,8 +13155,8 @@
                 <w:sz w:val="16"/>
                 <w:szCs w:val="16"/>
               </w:rPr>
-              <w:t xml:space="preserve">Надбавка
-за этаж</w:t>
+              <w:t xml:space="preserve">Сколько добавляет
+один этаж</w:t>
             </w:r>
           </w:p>
         </w:tc>
@@ -13346,7 +13346,7 @@
                 <w:sz w:val="17"/>
                 <w:szCs w:val="17"/>
               </w:rPr>
-              <w:t xml:space="preserve">HIGH LIFE — вся экспозиция</w:t>
+              <w:t xml:space="preserve">HIGH LIFE — все квартиры в продаже</w:t>
             </w:r>
           </w:p>
         </w:tc>
@@ -13804,7 +13804,7 @@
           <w:sz w:val="15"/>
           <w:szCs w:val="15"/>
         </w:rPr>
-        <w:t xml:space="preserve">Основная база — прайс застройщика: 193 лота, единый прайс-лист, этажи 2–43, R² = 0,44. Вся экспозиция даёт +0,55 % при R² = 0,33, наш корпус — +0,72 % при R² = 0,15 (мало лотов). «Эра» приведена для сравнения: соседний премиум-квартал такой же высотности даёт +0,61 %.</w:t>
+        <w:t xml:space="preserve">Самый надёжный замер — по прайс-листу застройщика: 193 квартиры, единая логика ценообразования, этажи со 2-го по 43-й. По всем квартирам квартала получается +0,55 % за этаж, по одному нашему корпусу +0,72 % (но там мало квартир, и цифра менее устойчива). Соседний квартал «Эра» такой же высотности даёт +0,61 % — то есть наш результат для башен типичен.</w:t>
       </w:r>
     </w:p>
     <w:p>
@@ -13854,7 +13854,7 @@
           <w:sz w:val="19"/>
           <w:szCs w:val="19"/>
         </w:rPr>
-        <w:t xml:space="preserve">Надбавка за этаж в высотках небольшая: 0,43–0,72 % за этаж. </w:t>
+        <w:t xml:space="preserve">В башнях этаж почти ничего не стоит: 0,43–0,72 % за этаж. </w:t>
       </w:r>
       <w:r>
         <w:rPr>
@@ -13867,7 +13867,7 @@
           <w:sz w:val="19"/>
           <w:szCs w:val="19"/>
         </w:rPr>
-        <w:t xml:space="preserve">Восемь этажей вверх или вниз меняют цену метра на 3–6 %, а не в разы: в башне на 32–47 этажей вид меняется плавно, и этаж почти не влияет на цену.</w:t>
+        <w:t xml:space="preserve">Восемь этажей вверх или вниз меняют цену метра всего на 3–6 %. Причина простая: в доме на 32–47 этажей вид из окна меняется плавно, резкой границы между «низко» и «высоко» нет. Для сравнения, в невысоких домах на 11 этажей тот же замер даёт 2–3 % за этаж, то есть в пять раз больше.</w:t>
       </w:r>
     </w:p>
     <w:p>
@@ -13899,7 +13899,7 @@
           <w:sz w:val="19"/>
           <w:szCs w:val="19"/>
         </w:rPr>
-        <w:t xml:space="preserve">Большая квартира стоит дешевле в пересчёте на метр: </w:t>
+        <w:t xml:space="preserve">Чем больше квартира, тем дешевле в ней метр: </w:t>
       </w:r>
       <w:r>
         <w:rPr>
@@ -13912,7 +13912,7 @@
           <w:sz w:val="19"/>
           <w:szCs w:val="19"/>
         </w:rPr>
-        <w:t xml:space="preserve">+10 % площади — это −1,8 % к цене метра. Именно поэтому наш лот на 15 % ниже средней по кварталу: он крупный, а не дешёвый.</w:t>
+        <w:t xml:space="preserve">плюс 10 % площади — минус 1,8 % к цене метра. Это обычное правило рынка. Именно поэтому наша квартира на 15 % ниже средней цены метра по кварталу: она не дешёвая, она просто крупная.</w:t>
       </w:r>
     </w:p>
     <w:p>
@@ -13944,7 +13944,7 @@
           <w:sz w:val="19"/>
           <w:szCs w:val="19"/>
         </w:rPr>
-        <w:t xml:space="preserve">С поправкой и на этаж, и на площадь модель ожидает 787 111 ₽/м² — 98,5 млн ₽ за нашу квартиру. </w:t>
+        <w:t xml:space="preserve">Вывод: с учётом и этажа, и площади квартира должна стоить 787 111 ₽ за метр, то есть 98,5 млн ₽. </w:t>
       </w:r>
       <w:r>
         <w:rPr>
@@ -13957,7 +13957,7 @@
           <w:sz w:val="19"/>
           <w:szCs w:val="19"/>
         </w:rPr>
-        <w:t xml:space="preserve">Фактическая цена 96,0 млн ₽, то есть −2,5 %. Все четыре варианта модели дают отклонение от −2,5 до −4,6 %: лот выставлен корректно, с небольшим дисконтом.</w:t>
+        <w:t xml:space="preserve">Просят 96,0 млн ₽ — на 2,5 % меньше. Мы пересчитали это четырьмя способами, по разным наборам квартир, и все четыре дают отклонение от −2,5 до −4,6 %. То есть цена выставлена аккуратно и даже с небольшим запасом вниз. Искать причину простоя в завышенной цене метра бессмысленно — её там нет.</w:t>
       </w:r>
     </w:p>
     <w:p>
@@ -13999,7 +13999,7 @@
           <w:sz w:val="19"/>
           <w:szCs w:val="19"/>
         </w:rPr>
-        <w:t xml:space="preserve">Сопоставимая база — квартиры 110–140 м² во всех одиннадцати проектах. Наш лот уже с отделкой, поэтому доплачивать нечего; там, где экспозиция соседей идёт в бетоне, к цене метра добавлено 200 тыс. ₽ — ориентир для премиум-класса Даниловского района.</w:t>
+        <w:t xml:space="preserve">Теперь сравним с соседними проектами — берём везде квартиры 110–140 м². Есть одна сложность: наша квартира уже с отделкой, а большинство соседей продаются в бетоне. Сравнивать их напрямую нельзя, поэтому к цене бетонных квартир мы добавляем стоимость отделки — 200 тыс. ₽ за метр. Получается честное сравнение: сколько стоит метр квартиры, в которую можно въехать.</w:t>
       </w:r>
     </w:p>
     <w:tbl>
@@ -14099,7 +14099,7 @@
                 <w:sz w:val="16"/>
                 <w:szCs w:val="16"/>
               </w:rPr>
-              <w:t xml:space="preserve">Лотов</w:t>
+              <w:t xml:space="preserve">Квартир</w:t>
             </w:r>
           </w:p>
         </w:tc>
@@ -14176,7 +14176,7 @@
                 <w:sz w:val="16"/>
                 <w:szCs w:val="16"/>
               </w:rPr>
-              <w:t xml:space="preserve">Цена лота
+              <w:t xml:space="preserve">Цена
 от — до, млн ₽</w:t>
             </w:r>
           </w:p>
@@ -17240,7 +17240,7 @@
           <w:sz w:val="15"/>
           <w:szCs w:val="15"/>
         </w:rPr>
-        <w:t xml:space="preserve">200 тыс. ₽/м² — стоимость отделки «под ключ» с материалами для премиум-класса Даниловского района: выше типового бизнес-класса и ниже де-люкса. У «Левел Павелецкой Сити» добавлено 100 тыс.: половина лотов диапазона уже с дизайнерским ремонтом. Три проекта без квартир 110–140 м² в расчёт не входят.</w:t>
+        <w:t xml:space="preserve">200 тыс. ₽ за метр — это сколько стоит сделать отделку с материалами в премиум-классе Даниловского района: дороже, чем в обычном бизнес-классе, и дешевле, чем в де-люксе. У «Левел Павелецкой Сити» добавили только 100 тыс.: там половина квартир уже с ремонтом. Три проекта, где квартир 110–140 м² нет вообще, в расчёт не входят.</w:t>
       </w:r>
     </w:p>
     <w:p>
@@ -17335,7 +17335,7 @@
           <w:sz w:val="19"/>
           <w:szCs w:val="19"/>
         </w:rPr>
-        <w:t xml:space="preserve">У шести проектов из восьми экспозиция нашего размера идёт в бетоне целиком: «Монблан» — 16 лотов, «Эра» — 19, «ОПУС» — 11, ЖК «А» — 5, «Воксхолл» — 3, «ЛОТ» — 1. Метр «под ключ» там приходится не измерять, а достраивать расчётом.</w:t>
+        <w:t xml:space="preserve">У шести проектов из восьми все квартиры нашего размера продаются в бетоне: «Монблан» — 16 квартир, «Эра» — 19, «ОПУС» — 11, ЖК «А» — 5, «Воксхолл» — 3, «ЛОТ» — 1. Поэтому цену готового метра там приходится не измерять, а достраивать расчётом — и это стоит держать в голове, читая последнюю колонку.</w:t>
       </w:r>
     </w:p>
     <w:p>
@@ -17367,7 +17367,7 @@
           <w:sz w:val="19"/>
           <w:szCs w:val="19"/>
         </w:rPr>
-        <w:t xml:space="preserve">В «Павелецкой от Гранель», «Стремянном 2» и «Левел Павелецкой» квартир 110–140 м² нет ни одной — эти проекты за нашего покупателя не борются вообще.</w:t>
+        <w:t xml:space="preserve">В «Павелецкой от Гранель», «Стремянном 2» и «Левел Павелецкой» квартир 110–140 м² нет ни одной. Значит, за нашего покупателя они не борются, и в дальнейших сравнениях их можно не учитывать.</w:t>
       </w:r>
     </w:p>
     <w:p>
@@ -17387,7 +17387,7 @@
           <w:sz w:val="24"/>
           <w:szCs w:val="24"/>
         </w:rPr>
-        <w:t xml:space="preserve">Метр квартиры, готовой к заселению</w:t>
+        <w:t xml:space="preserve">Сколько стоит метр квартиры, куда можно въехать</w:t>
       </w:r>
     </w:p>
     <w:p>
@@ -17452,7 +17452,7 @@
           <w:sz w:val="16"/>
           <w:szCs w:val="16"/>
         </w:rPr>
-        <w:t xml:space="preserve">Расчёт по выгрузкам Циан от 30.07.2026, квартиры 110–140 м².</w:t>
+        <w:t xml:space="preserve">Синяя часть столбика — цена самой квартиры, бронзовая — сколько нужно доплатить за отделку. Циан, 30.07.2026, квартиры 110–140 м².</w:t>
       </w:r>
     </w:p>
     <w:p>
@@ -17502,7 +17502,7 @@
           <w:sz w:val="19"/>
           <w:szCs w:val="19"/>
         </w:rPr>
-        <w:t xml:space="preserve">Наш метр — 767 386 ₽ — второй с конца из девяти. </w:t>
+        <w:t xml:space="preserve">Наш метр — 767 386 ₽ — предпоследний из девяти, то есть один из самых дешёвых. </w:t>
       </w:r>
       <w:r>
         <w:rPr>
@@ -17515,7 +17515,7 @@
           <w:sz w:val="19"/>
           <w:szCs w:val="19"/>
         </w:rPr>
-        <w:t xml:space="preserve">Дешевле только «Левел Павелецкая Сити» (677 966 ₽), и это бизнес-класс на Дубининской, а не премиум-квартал у Садового кольца.</w:t>
+        <w:t xml:space="preserve">Дешевле только «Левел Павелецкая Сити» с 677 966 ₽, но это бизнес-класс на Дубининской улице, а не премиальный квартал у Садового кольца. По соотношению «класс дома к цене метра» мы лучшие в подборке.</w:t>
       </w:r>
     </w:p>
     <w:p>
@@ -17547,7 +17547,7 @@
           <w:sz w:val="19"/>
           <w:szCs w:val="19"/>
         </w:rPr>
-        <w:t xml:space="preserve">Соседи по кварталу в среднем 879 326 ₽ за метр, «Воксхолл» с доведённым бетоном — 873 986 ₽, ЖК «А» — 883 857 ₽, «Эра» — 1 004 986 ₽. Два элитных дома идут вдвое дороже.</w:t>
+        <w:t xml:space="preserve">Соседи по нашему же кварталу в среднем просят 879 326 ₽ за метр. «Воксхолл» с учётом отделки — 873 986 ₽, ЖК «А» — 883 857 ₽, «Эра» — 1 004 986 ₽. Два элитных дома дороже нас примерно вдвое.</w:t>
       </w:r>
     </w:p>
     <w:p>
@@ -17579,7 +17579,7 @@
           <w:sz w:val="19"/>
           <w:szCs w:val="19"/>
         </w:rPr>
-        <w:t xml:space="preserve">Другими словами: за 96,0 млн ₽ покупатель получает 125,1 м² с готовой отделкой в премиум-квартале — и это лучшее соотношение цены и метража в подборке. Проблема не в том, что дорого.</w:t>
+        <w:t xml:space="preserve">Итог раздела: за 96,0 млн ₽ покупатель получает 125,1 м² с готовой отделкой в премиальном квартале — лучшее соотношение цены и метража во всей подборке. Так что проблема точно не в том, что дорого. Дальше разбираемся, в чём она.</w:t>
       </w:r>
     </w:p>
     <w:p>
@@ -17774,7 +17774,7 @@
             <w:pPr>
               <w:spacing w:after="0" w:line="216" w:lineRule="auto"/>
             </w:pPr>
-            <w:hyperlink w:history="1" r:id="rIdnixi1w6ymqmmaqs27ucpw">
+            <w:hyperlink w:history="1" r:id="rIdnks3rcmekfhr0vfta4_ej">
               <w:r>
                 <w:rPr>
                   <w:rFonts w:ascii="Arial" w:cs="Arial" w:eastAsia="Arial" w:hAnsi="Arial"/>
@@ -17924,7 +17924,7 @@
             <w:pPr>
               <w:spacing w:after="0" w:line="216" w:lineRule="auto"/>
             </w:pPr>
-            <w:hyperlink w:history="1" r:id="rIdyt65ni5po-niivdvjsd_i">
+            <w:hyperlink w:history="1" r:id="rIdrpsfp8bpinvwk1a1pi0_r">
               <w:r>
                 <w:rPr>
                   <w:rFonts w:ascii="Arial" w:cs="Arial" w:eastAsia="Arial" w:hAnsi="Arial"/>
@@ -18076,7 +18076,7 @@
             <w:pPr>
               <w:spacing w:after="0" w:line="216" w:lineRule="auto"/>
             </w:pPr>
-            <w:hyperlink w:history="1" r:id="rIdloub2mzyiic3brvgbxezz">
+            <w:hyperlink w:history="1" r:id="rIdhvhbc3nlgysj370sgsz9s">
               <w:r>
                 <w:rPr>
                   <w:rFonts w:ascii="Arial" w:cs="Arial" w:eastAsia="Arial" w:hAnsi="Arial"/>
@@ -18226,7 +18226,7 @@
             <w:pPr>
               <w:spacing w:after="0" w:line="216" w:lineRule="auto"/>
             </w:pPr>
-            <w:hyperlink w:history="1" r:id="rId974rwh-e3a7n4vit6hy4t">
+            <w:hyperlink w:history="1" r:id="rId2hywxvrqmhavxny9kupon">
               <w:r>
                 <w:rPr>
                   <w:rFonts w:ascii="Arial" w:cs="Arial" w:eastAsia="Arial" w:hAnsi="Arial"/>
@@ -18378,7 +18378,7 @@
             <w:pPr>
               <w:spacing w:after="0" w:line="216" w:lineRule="auto"/>
             </w:pPr>
-            <w:hyperlink w:history="1" r:id="rIdidaqu_16aikuqjzk1uris">
+            <w:hyperlink w:history="1" r:id="rId0-lavnjub0klfpkgqa9od">
               <w:r>
                 <w:rPr>
                   <w:rFonts w:ascii="Arial" w:cs="Arial" w:eastAsia="Arial" w:hAnsi="Arial"/>
@@ -18488,7 +18488,7 @@
           <w:sz w:val="19"/>
           <w:szCs w:val="19"/>
         </w:rPr>
-        <w:t xml:space="preserve">Кто на самом деле борется за того же покупателя и на каких условиях продаёт.</w:t>
+        <w:t xml:space="preserve">Мы выяснили, что цена в порядке. Значит, дело в том, с кем именно наша квартира конкурирует. Разберёмся, сколько таких конкурентов и чем они берут.</w:t>
       </w:r>
     </w:p>
     <w:p>
@@ -18606,7 +18606,7 @@
                 <w:sz w:val="16"/>
                 <w:szCs w:val="16"/>
               </w:rPr>
-              <w:t xml:space="preserve">Лотов
+              <w:t xml:space="preserve">Квартир
 всего</w:t>
             </w:r>
           </w:p>
@@ -21051,7 +21051,7 @@
           <w:sz w:val="19"/>
           <w:szCs w:val="19"/>
         </w:rPr>
-        <w:t xml:space="preserve">Конкуренция сосредоточена внутри самого квартала. </w:t>
+        <w:t xml:space="preserve">Главные конкуренты — внутри своего же квартала. </w:t>
       </w:r>
       <w:r>
         <w:rPr>
@@ -21064,7 +21064,7 @@
           <w:sz w:val="19"/>
           <w:szCs w:val="19"/>
         </w:rPr>
-        <w:t xml:space="preserve">В бюджете 86–106 млн ₽ по всей локации 83 лота — и 48 из них в HIGH LIFE. В диапазоне 110–140 м² из 110 лотов квартала — 51.</w:t>
+        <w:t xml:space="preserve">В бюджете 86–106 млн ₽ по всему району продаются 83 квартиры, и 48 из них — в самом HIGH LIFE. Из 110 квартир размером 110–140 м² на район 51 тоже наша.</w:t>
       </w:r>
     </w:p>
     <w:p>
@@ -21096,7 +21096,7 @@
           <w:sz w:val="19"/>
           <w:szCs w:val="19"/>
         </w:rPr>
-        <w:t xml:space="preserve">На пересечении обоих условий — то есть прямых конкурентов — по локации всего 30 лотов, и 23 из них в нашем же квартале. Внешних конкурентов по-настоящему семь: пять в «Эре», один в «Левел Павелецкой Сити», один в ЖК «А».</w:t>
+        <w:t xml:space="preserve">Если брать и нужный размер, и нужный бюджет одновременно — прямых конкурентов по району всего 30, и 23 из них снова в HIGH LIFE. За пределами квартала настоящих соперников семь: пять в «Эре», один в «Левел Павелецкой Сити», один в ЖК «А».</w:t>
       </w:r>
     </w:p>
     <w:p>
@@ -21128,7 +21128,7 @@
           <w:sz w:val="19"/>
           <w:szCs w:val="19"/>
         </w:rPr>
-        <w:t xml:space="preserve">«Монблан» и «Гранель» конкурентами не являются: </w:t>
+        <w:t xml:space="preserve">«Монблан» и «Гранель» можно не считать конкурентами вовсе: </w:t>
       </w:r>
       <w:r>
         <w:rPr>
@@ -21141,7 +21141,7 @@
           <w:sz w:val="19"/>
           <w:szCs w:val="19"/>
         </w:rPr>
-        <w:t xml:space="preserve">первый играет в другой ценовой лиге, у второго нет квартир нашего размера. Соперники стоят в соседних подъездах того же квартала.</w:t>
+        <w:t xml:space="preserve">первый вдвое дороже, у второго нет квартир нашего размера. Вывод простой и неприятный: соперники стоят не в соседних жилых комплексах, а в соседних подъездах того же дома.</w:t>
       </w:r>
     </w:p>
     <w:p>
@@ -21161,7 +21161,7 @@
           <w:sz w:val="24"/>
           <w:szCs w:val="24"/>
         </w:rPr>
-        <w:t xml:space="preserve">Сколько лотов держит застройщик</w:t>
+        <w:t xml:space="preserve">Сколько квартир держит сам застройщик</w:t>
       </w:r>
     </w:p>
     <w:tbl>
@@ -21337,7 +21337,7 @@
                 <w:sz w:val="16"/>
                 <w:szCs w:val="16"/>
               </w:rPr>
-              <w:t xml:space="preserve">Упоминают
+              <w:t xml:space="preserve">Пишут про
 рассрочку</w:t>
             </w:r>
           </w:p>
@@ -21377,7 +21377,7 @@
                 <w:szCs w:val="16"/>
               </w:rPr>
               <w:t xml:space="preserve">Из них
-«рассрочка 0 %»</w:t>
+под 0 %</w:t>
             </w:r>
           </w:p>
         </w:tc>
@@ -23496,7 +23496,7 @@
           <w:sz w:val="15"/>
           <w:szCs w:val="15"/>
         </w:rPr>
-        <w:t xml:space="preserve">Считались упоминания в текстах объявлений выгрузки Циан на 30.07.2026. Текст в выгрузке обрезан на 600 знаках, поэтому это нижняя оценка.</w:t>
+        <w:t xml:space="preserve">Считали, сколько объявлений на Циан упоминают рассрочку и ипотеку, по состоянию на 30.07.2026. Тексты в выгрузке обрезаны на 600 знаках, так что реальные цифры могут быть чуть выше.</w:t>
       </w:r>
     </w:p>
     <w:p>
@@ -23538,7 +23538,7 @@
           <w:sz w:val="19"/>
           <w:szCs w:val="19"/>
         </w:rPr>
-        <w:t xml:space="preserve">Цена в объявлении и деньги, которые покупатель отдаёт, — не одно и то же. Ниже — что опубликовано на сайтах девяти застройщиков квартала на 31.07.2026: рассрочка, ипотека, скидки и срок ожидания ключей. Частный продавец не может предложить ничего из первых трёх колонок.</w:t>
+        <w:t xml:space="preserve">Цена в объявлении и то, что покупатель реально отдаёт, — разные вещи. Застройщик может разрешить платить частями без процентов, снизить ставку по ипотеке или дать скидку. Частный продавец не может ничего из этого. Ниже — что опубликовано на сайтах девяти застройщиков квартала на 31.07.2026, и почему это важнее цены метра.</w:t>
       </w:r>
     </w:p>
     <w:p>
@@ -23733,8 +23733,8 @@
                 <w:sz w:val="16"/>
                 <w:szCs w:val="16"/>
               </w:rPr>
-              <w:t xml:space="preserve">Последний
-платёж</w:t>
+              <w:t xml:space="preserve">До какого
+числа платить</w:t>
             </w:r>
           </w:p>
         </w:tc>
@@ -23772,7 +23772,7 @@
                 <w:sz w:val="16"/>
                 <w:szCs w:val="16"/>
               </w:rPr>
-              <w:t xml:space="preserve">Ежемесячный платёж</w:t>
+              <w:t xml:space="preserve">Сколько платить</w:t>
             </w:r>
           </w:p>
         </w:tc>
@@ -25894,7 +25894,7 @@
           <w:sz w:val="15"/>
           <w:szCs w:val="15"/>
         </w:rPr>
-        <w:t xml:space="preserve">«Не опубл.» — программа заявлена, но числовые условия застройщик не раскрывает. У «Левел Павелецкой Сити» рассрочка есть, но параметры известны только косвенно: при долгосрочной рассрочке скидка по проекту падает с 15 % до 11 %.</w:t>
+        <w:t xml:space="preserve">«Не опубл.» значит, что программа есть, но цифры застройщик не публикует — их называют только в офисе продаж. У «Левел Павелецкой Сити» рассрочка тоже есть, но условия известны лишь косвенно: если брать её надолго, скидка по проекту падает с 15 % до 11 %.</w:t>
       </w:r>
     </w:p>
     <w:p>
@@ -25957,7 +25957,7 @@
           <w:sz w:val="19"/>
           <w:szCs w:val="19"/>
         </w:rPr>
-        <w:t xml:space="preserve">Беспроцентная рассрочка в этом квартале — не исключение, а норма: её заявили HIGH LIFE, «Эра», «ОПУС» и «Гранель». Только «Монблан» и «Воксхолл» рассрочку не предлагают вовсе.</w:t>
+        <w:t xml:space="preserve">То есть возможность платить частями и без процентов здесь не редкое исключение, а норма: её дают HIGH LIFE, «Эра», «ОПУС» и «Гранель». Не предлагают рассрочку только «Монблан» и «Воксхолл».</w:t>
       </w:r>
     </w:p>
     <w:p>
@@ -28009,7 +28009,7 @@
           <w:sz w:val="15"/>
           <w:szCs w:val="15"/>
         </w:rPr>
-        <w:t xml:space="preserve">Ставки — минимальные опубликованные на сайтах застройщиков и в их ипотечных калькуляторах на 31.07.2026. Семейная ипотека ограничена лимитом 12 млн ₽ на Москву и область, поэтому на сделку в 96 млн ₽ влияет слабо: ею закрывается около восьмой части цены.</w:t>
+        <w:t xml:space="preserve">В таблице — минимальные ставки, опубликованные на сайтах застройщиков и в их ипотечных калькуляторах на 31.07.2026. Важная оговорка: семейная ипотека в Москве ограничена суммой 12 млн ₽, поэтому на сделку в 96 млн ₽ она влияет слабо — ею закрывается примерно восьмая часть цены, остальное надо брать по обычной ставке.</w:t>
       </w:r>
     </w:p>
     <w:p>
@@ -28265,7 +28265,7 @@
                 <w:sz w:val="16"/>
                 <w:szCs w:val="16"/>
               </w:rPr>
-              <w:t xml:space="preserve">Стадия</w:t>
+              <w:t xml:space="preserve">Что с домом сейчас</w:t>
             </w:r>
           </w:p>
         </w:tc>
@@ -28303,7 +28303,7 @@
                 <w:sz w:val="16"/>
                 <w:szCs w:val="16"/>
               </w:rPr>
-              <w:t xml:space="preserve">Ждать ключей</w:t>
+              <w:t xml:space="preserve">Сколько ждать ключей</w:t>
             </w:r>
           </w:p>
         </w:tc>
@@ -29717,7 +29717,7 @@
           <w:sz w:val="15"/>
           <w:szCs w:val="15"/>
         </w:rPr>
-        <w:t xml:space="preserve">Сроки — по данным застройщиков: генпланы, проектные декларации и новости о ходе строительства. Для второй очереди HIGH LIFE указан срок ввода в эксплуатацию; дату фактической передачи ключей застройщик не публикует.</w:t>
+        <w:t xml:space="preserve">Сроки взяты у самих застройщиков: генпланы, проектные декларации и новости о стройке. Для второй очереди HIGH LIFE указан срок сдачи дома госкомиссии; когда именно начнут выдавать ключи, застройщик не пишет — обычно это ещё несколько месяцев сверху.</w:t>
       </w:r>
     </w:p>
     <w:p>
@@ -29877,7 +29877,7 @@
           <w:sz w:val="24"/>
           <w:szCs w:val="24"/>
         </w:rPr>
-        <w:t xml:space="preserve">Сколько стоит беспроцентная отсрочка</w:t>
+        <w:t xml:space="preserve">Сколько на самом деле стоит рассрочка</w:t>
       </w:r>
     </w:p>
     <w:p>
@@ -29896,7 +29896,7 @@
           <w:sz w:val="19"/>
           <w:szCs w:val="19"/>
         </w:rPr>
-        <w:t xml:space="preserve">Рассрочка под 0 % — это скидка, просто выданная не рублями, а временем. Её размер считается: деньги в июле 2026 стоят 16,49 % годовых — это самая низкая стандартная ипотечная ставка в калькуляторе самого застройщика.</w:t>
+        <w:t xml:space="preserve">Рассрочка под 0 % кажется бесплатной, но это не так — это та же скидка, просто выданная временем, а не рублями. Логика простая: если покупателю разрешили не отдавать деньги год, этот год деньги могут работать. Сколько они стоят? Возьмём самую низкую обычную ипотечную ставку из калькулятора самого застройщика — 16,49 % годовых. Это и есть цена денег в июле 2026 года.</w:t>
       </w:r>
     </w:p>
     <w:tbl>
@@ -30211,7 +30211,7 @@
           <w:sz w:val="19"/>
           <w:szCs w:val="19"/>
         </w:rPr>
-        <w:t xml:space="preserve">Столько застройщик фактически доплачивает покупателю за то, что тот выбрал его лот, а не соседний. Частный продавец такой инструмент предложить не может в принципе: ему нужны деньги на сделке.</w:t>
+        <w:t xml:space="preserve">Считаем: 70 % от 96 млн ₽ — это 67,2 млн ₽, которые год лежат у покупателя, а не у продавца. При ставке 16,49 % за одиннадцать месяцев это 10,2 млн ₽. Столько застройщик фактически доплачивает покупателю за то, что тот выбрал его квартиру. Частный продавец так не может: ему нужны все деньги на сделке.</w:t>
       </w:r>
     </w:p>
     <w:p>
@@ -30288,7 +30288,7 @@
           <w:sz w:val="19"/>
           <w:szCs w:val="19"/>
         </w:rPr>
-        <w:t xml:space="preserve">Девятнадцать лотов 110–140 м² во второй очереди стоят в среднем 724 470 ₽/м² в бетоне, то есть 924 470 ₽/м² «под ключ». Наш метр за 767 386 ₽ дешевле этого на 17,0 %. Но после вычета бесплатной отсрочки эффективная цена метра застройщика — 791 080 ₽, и наше преимущество сжимается до 3,0 %.</w:t>
+        <w:t xml:space="preserve">Девятнадцать квартир 110–140 м² во второй очереди стоят в среднем 724 470 ₽ за метр в бетоне. Добавим отделку — получится 924 470 ₽ за готовый метр. Наши 767 386 ₽ дешевле на 17 %, и это выглядит как большое преимущество. Но если вычесть те самые 14,4 %, которые покупатель выигрывает на рассрочке, метр у застройщика превращается в 791 080 ₽ — и наше преимущество сжимается с 17 % до 3 %.</w:t>
       </w:r>
     </w:p>
     <w:p>
@@ -30320,7 +30320,7 @@
           <w:sz w:val="19"/>
           <w:szCs w:val="19"/>
         </w:rPr>
-        <w:t xml:space="preserve">То есть покупателю предлагают выбор: заплатить на 3 % больше, подождать 15 месяцев и сделать ремонт самому — но входить в сделку не всей суммой, а третью. Наш лот отвечает на это тем, что в него можно заехать сейчас и что общая сумма выходит меньше. Это и есть тот аргумент, вокруг которого имеет смысл строить переговоры.</w:t>
+        <w:t xml:space="preserve">Получается такой выбор. У застройщика: заплатить на 3 % больше, ждать полтора года, делать ремонт самому — зато войти в сделку не всей суммой, а третью. У нас: отдать все деньги сразу — зато въехать сейчас, в готовую квартиру, и общая сумма выйдет меньше. Вокруг этого и надо строить разговор с покупателем.</w:t>
       </w:r>
     </w:p>
     <w:p>
@@ -30362,7 +30362,7 @@
           <w:sz w:val="19"/>
           <w:szCs w:val="19"/>
         </w:rPr>
-        <w:t xml:space="preserve">Тринадцать реальных лотов из проектов аналитики, отсортированных по цене. Где конкурент продаётся в бетоне, показан и его бюджет «под ключ» из расчёта 200 тыс. ₽/м².</w:t>
+        <w:t xml:space="preserve">Тринадцать реальных объявлений, отсортированных по цене — от самого дорогого к самому дешёвому. Это буквально то, что покупатель видит рядом с нашей квартирой. Где конкурент продаётся в бетоне, рядом показано, во сколько он обойдётся с отделкой.</w:t>
       </w:r>
     </w:p>
     <w:tbl>
@@ -30576,7 +30576,7 @@
                 <w:sz w:val="16"/>
                 <w:szCs w:val="16"/>
               </w:rPr>
-              <w:t xml:space="preserve">Разница с нашим лотом</w:t>
+              <w:t xml:space="preserve">Разница с нашей</w:t>
             </w:r>
           </w:p>
         </w:tc>
@@ -30827,7 +30827,7 @@
               <w:spacing w:after="0" w:line="240" w:lineRule="auto"/>
               <w:jc w:val="center"/>
             </w:pPr>
-            <w:hyperlink w:history="1" r:id="rIdyxt66wwo77kcgrfj2duqv">
+            <w:hyperlink w:history="1" r:id="rIdtruan6tby9s_olm-67ig2">
               <w:r>
                 <w:rPr>
                   <w:rFonts w:ascii="Arial" w:cs="Arial" w:eastAsia="Arial" w:hAnsi="Arial"/>
@@ -31059,7 +31059,7 @@
               <w:spacing w:after="0" w:line="240" w:lineRule="auto"/>
               <w:jc w:val="center"/>
             </w:pPr>
-            <w:hyperlink w:history="1" r:id="rId5upkwcgtnban13nujq8kw">
+            <w:hyperlink w:history="1" r:id="rIdczyqjfbjjk1h46duo7ddb">
               <w:r>
                 <w:rPr>
                   <w:rFonts w:ascii="Arial" w:cs="Arial" w:eastAsia="Arial" w:hAnsi="Arial"/>
@@ -31285,7 +31285,7 @@
               <w:spacing w:after="0" w:line="240" w:lineRule="auto"/>
               <w:jc w:val="center"/>
             </w:pPr>
-            <w:hyperlink w:history="1" r:id="rIdl94u6-yrfsthtou-jn0c1">
+            <w:hyperlink w:history="1" r:id="rIde1nbjy93l97drailc4yud">
               <w:r>
                 <w:rPr>
                   <w:rFonts w:ascii="Arial" w:cs="Arial" w:eastAsia="Arial" w:hAnsi="Arial"/>
@@ -31517,7 +31517,7 @@
               <w:spacing w:after="0" w:line="240" w:lineRule="auto"/>
               <w:jc w:val="center"/>
             </w:pPr>
-            <w:hyperlink w:history="1" r:id="rIdyga2mpzcsi4nq4mpgsndi">
+            <w:hyperlink w:history="1" r:id="rIdtanxzntfypadxjxsxqwxh">
               <w:r>
                 <w:rPr>
                   <w:rFonts w:ascii="Arial" w:cs="Arial" w:eastAsia="Arial" w:hAnsi="Arial"/>
@@ -31743,7 +31743,7 @@
               <w:spacing w:after="0" w:line="240" w:lineRule="auto"/>
               <w:jc w:val="center"/>
             </w:pPr>
-            <w:hyperlink w:history="1" r:id="rId0caprn1dysalyta2gmi_j">
+            <w:hyperlink w:history="1" r:id="rIdpb0pk8llzbmboxh1oncdp">
               <w:r>
                 <w:rPr>
                   <w:rFonts w:ascii="Arial" w:cs="Arial" w:eastAsia="Arial" w:hAnsi="Arial"/>
@@ -31975,7 +31975,7 @@
               <w:spacing w:after="0" w:line="240" w:lineRule="auto"/>
               <w:jc w:val="center"/>
             </w:pPr>
-            <w:hyperlink w:history="1" r:id="rIdddqldxkz635ftynkyymms">
+            <w:hyperlink w:history="1" r:id="rIdhgd9g8kr1tjsgehaa30tl">
               <w:r>
                 <w:rPr>
                   <w:rFonts w:ascii="Arial" w:cs="Arial" w:eastAsia="Arial" w:hAnsi="Arial"/>
@@ -32201,7 +32201,7 @@
               <w:spacing w:after="0" w:line="240" w:lineRule="auto"/>
               <w:jc w:val="center"/>
             </w:pPr>
-            <w:hyperlink w:history="1" r:id="rIdayboreedzvdx72_4id3ey">
+            <w:hyperlink w:history="1" r:id="rId0mjd8gguco7uajq6vrqbc">
               <w:r>
                 <w:rPr>
                   <w:rFonts w:ascii="Arial" w:cs="Arial" w:eastAsia="Arial" w:hAnsi="Arial"/>
@@ -32433,7 +32433,7 @@
               <w:spacing w:after="0" w:line="240" w:lineRule="auto"/>
               <w:jc w:val="center"/>
             </w:pPr>
-            <w:hyperlink w:history="1" r:id="rIdfsnjnrljiolkealmfheyp">
+            <w:hyperlink w:history="1" r:id="rIds4mbfifoftjt38qfk-qvv">
               <w:r>
                 <w:rPr>
                   <w:rFonts w:ascii="Arial" w:cs="Arial" w:eastAsia="Arial" w:hAnsi="Arial"/>
@@ -32659,7 +32659,7 @@
               <w:spacing w:after="0" w:line="240" w:lineRule="auto"/>
               <w:jc w:val="center"/>
             </w:pPr>
-            <w:hyperlink w:history="1" r:id="rIddhibyrlbaqnrinquhjyxm">
+            <w:hyperlink w:history="1" r:id="rIdgo12rj4ejqug7xevtd1s0">
               <w:r>
                 <w:rPr>
                   <w:rFonts w:ascii="Arial" w:cs="Arial" w:eastAsia="Arial" w:hAnsi="Arial"/>
@@ -32891,7 +32891,7 @@
               <w:spacing w:after="0" w:line="240" w:lineRule="auto"/>
               <w:jc w:val="center"/>
             </w:pPr>
-            <w:hyperlink w:history="1" r:id="rIdubypksf-lsjabzgvxmeh2">
+            <w:hyperlink w:history="1" r:id="rIdp16z1ytcln_bneuje5xeb">
               <w:r>
                 <w:rPr>
                   <w:rFonts w:ascii="Arial" w:cs="Arial" w:eastAsia="Arial" w:hAnsi="Arial"/>
@@ -33117,7 +33117,7 @@
               <w:spacing w:after="0" w:line="240" w:lineRule="auto"/>
               <w:jc w:val="center"/>
             </w:pPr>
-            <w:hyperlink w:history="1" r:id="rIdsq_teuemickougt8_uxm2">
+            <w:hyperlink w:history="1" r:id="rIdmmhw5uc8ix9pzlc1cfdgr">
               <w:r>
                 <w:rPr>
                   <w:rFonts w:ascii="Arial" w:cs="Arial" w:eastAsia="Arial" w:hAnsi="Arial"/>
@@ -33349,7 +33349,7 @@
               <w:spacing w:after="0" w:line="240" w:lineRule="auto"/>
               <w:jc w:val="center"/>
             </w:pPr>
-            <w:hyperlink w:history="1" r:id="rIddodbo2kbghvpyzdnk1qry">
+            <w:hyperlink w:history="1" r:id="rIdecgyd8smshorlilb5ityq">
               <w:r>
                 <w:rPr>
                   <w:rFonts w:ascii="Arial" w:cs="Arial" w:eastAsia="Arial" w:hAnsi="Arial"/>
@@ -33575,7 +33575,7 @@
               <w:spacing w:after="0" w:line="240" w:lineRule="auto"/>
               <w:jc w:val="center"/>
             </w:pPr>
-            <w:hyperlink w:history="1" r:id="rIdwnb9bpqdm-6lipivpoefs">
+            <w:hyperlink w:history="1" r:id="rIdko1lwyzyiba8hdjnwqcbq">
               <w:r>
                 <w:rPr>
                   <w:rFonts w:ascii="Arial" w:cs="Arial" w:eastAsia="Arial" w:hAnsi="Arial"/>
@@ -33628,7 +33628,7 @@
           <w:sz w:val="15"/>
           <w:szCs w:val="15"/>
         </w:rPr>
-        <w:t xml:space="preserve">Разница считается к цене нашего лота — 96,0 млн ₽; у лотов в бетоне сравнение идёт по бюджету «под ключ». Циан и Яндекс Недвижимость, 30.07.2026; ссылка ведёт на объявление.</w:t>
+        <w:t xml:space="preserve">Разница считается от нашей цены 96,0 млн ₽. Для квартир в бетоне сравниваем не цену объявления, а полную сумму с отделкой — иначе сравнение было бы нечестным. Циан и Яндекс Недвижимость, 30.07.2026; ссылка ведёт на объявление.</w:t>
       </w:r>
     </w:p>
     <w:p>
@@ -33691,7 +33691,7 @@
           <w:sz w:val="19"/>
           <w:szCs w:val="19"/>
         </w:rPr>
-        <w:t xml:space="preserve">Наш лот дешевле на 3,0 млн ₽ и больше на 5,1 м², но пустой. Обставить 125 метров стоит заметно дороже трёх миллионов, поэтому по деньгам покупателя эти два лота примерно равны — а по усилиям нет.</w:t>
+        <w:t xml:space="preserve">Наша квартира дешевле на 3,0 млн ₽ и больше на 5,1 м², но пустая. Обставить 125 метров мебелью и техникой стоит заметно дороже трёх миллионов, поэтому по итоговым деньгам эти две квартиры примерно равны. А по усилиям — нет: туда можно приехать с чемоданом, к нам придётся полгода возить мебель.</w:t>
       </w:r>
     </w:p>
     <w:p>
@@ -33736,7 +33736,7 @@
           <w:sz w:val="19"/>
           <w:szCs w:val="19"/>
         </w:rPr>
-        <w:t xml:space="preserve">118,5 м² за 93,9 млн ₽, 119,0 м² за 93,6 млн ₽ и 110,0 м² за 92,7 млн ₽. Наши 96,0 млн ₽ — верх этой группы, и покупатель, который считает деньгами, начинает не с нас.</w:t>
+        <w:t xml:space="preserve">118,5 м² за 93,9 млн ₽, 119,0 м² за 93,6 млн ₽ и 110,0 м² за 92,7 млн ₽. Наши 96,0 млн ₽ — самая высокая цифра в этой группе. Покупатель, который открывает список и смотрит на цены, начинает не с нас. Оговорка: квартира за 92,7 млн ₽ находится в корпусе K6, который сдадут только в конце 2027 года, — так что прямым конкурентом сданной квартире она не является.</w:t>
       </w:r>
     </w:p>
     <w:p>
@@ -33781,7 +33781,7 @@
           <w:sz w:val="19"/>
           <w:szCs w:val="19"/>
         </w:rPr>
-        <w:t xml:space="preserve">Против 119,0 м² за 93,6 млн ₽ мы просим +2,4 млн ₽ за +6,1 м² — это 393 тыс. ₽ за метр разницы. Против 118,5 м² за 93,9 млн ₽ — 318 тыс. ₽ за метр. При том что метр готовой квартиры в квартале стоит в среднем 893 тыс. ₽. Это и есть главный счётный аргумент в переговорах.</w:t>
+        <w:t xml:space="preserve">Смотрите: мы дороже квартиры за 93,6 млн ₽ на 2,4 млн ₽, но больше её на 6,1 м². Делим одно на другое — получается, что каждый лишний метр обходится покупателю в 393 тыс. ₽. По сравнению с квартирой за 93,9 млн ₽ — вообще 318 тыс. ₽ за метр. А обычный метр готовой квартиры в этом квартале стоит 893 тыс. ₽. То есть мы отдаём метры в два с половиной раза дешевле рынка. Это самая сильная цифра, которую можно назвать покупателю, и она ничего не стоит продавцу.</w:t>
       </w:r>
     </w:p>
     <w:p>
@@ -33826,7 +33826,7 @@
           <w:sz w:val="19"/>
           <w:szCs w:val="19"/>
         </w:rPr>
-        <w:t xml:space="preserve">119,4 м² в нашем же корпусе за 93,0 млн ₽ — это 116,9 млн ₽ «под ключ», на 20,9 млн ₽ дороже нас. 125,6 м² от застройщика за 90,0 млн ₽ — 115,1 млн ₽, на 19,1 млн ₽ дороже. 112,2 м² в «Эре» за 89,9 млн ₽ — 112,3 млн ₽, на 16,3 млн ₽ дороже.</w:t>
+        <w:t xml:space="preserve">Квартиры в бетоне только кажутся дешевле. 119,4 м² в нашем же корпусе стоит 93,0 млн ₽, но с отделкой это 116,9 млн ₽ — на 20,9 млн ₽ дороже нас. 125,6 м² у застройщика за 90,0 млн ₽ — это 115,1 млн ₽, дороже на 19,1 млн ₽. 112,2 м² в «Эре» за 89,9 млн ₽ — 112,3 млн ₽, дороже на 16,3 млн ₽. Плюс год ремонта и жизнь на съёме всё это время.</w:t>
       </w:r>
     </w:p>
     <w:p>
@@ -33858,7 +33858,7 @@
           <w:sz w:val="19"/>
           <w:szCs w:val="19"/>
         </w:rPr>
-        <w:t xml:space="preserve">96,1 м² на 6-м этаже с той же отделкой — 77,0 млн ₽, на 19,0 млн ₽ дешевле. Покупателю, которому хватает 96 метров, наш метраж не нужен ни за какие деньги: это другой покупатель, и бороться за него бессмысленно.</w:t>
+        <w:t xml:space="preserve">И последнее. 96,1 м² на 6-м этаже с такой же отделкой стоит 77,0 млн ₽ — на 19,0 млн ₽ дешевле. Но это не конкурент: тому, кому хватает 96 метров, наши 125 не нужны ни за какие деньги. Это просто другой покупатель, и бороться за него бессмысленно.</w:t>
       </w:r>
     </w:p>
     <w:p>
@@ -33900,7 +33900,7 @@
           <w:sz w:val="19"/>
           <w:szCs w:val="19"/>
         </w:rPr>
-        <w:t xml:space="preserve">Двор с детской площадкой, консьерж и подземный паркинг есть у всех девяти проектов — это не отличие, а входной билет. Отличие — клубный этаж: отдельное помещение внутри дома с фитнесом, кинозалом, коворкингом и детской комнатой. Он заявлен только у четырёх проектов из девяти, и работает — у одного.</w:t>
+        <w:t xml:space="preserve">Двор с детской площадкой, консьерж и подземный паркинг есть у всех девяти проектов — этим никого не удивишь. Разница начинается там, где в доме есть клубный этаж: отдельные помещения с фитнесом, кинозалом, коворкингом и детской комнатой, которыми пользуются только жители. Такой этаж заявлен у четырёх проектов из девяти, а реально работает — у одного.</w:t>
       </w:r>
     </w:p>
     <w:tbl>
@@ -37731,7 +37731,7 @@
           <w:sz w:val="15"/>
           <w:szCs w:val="15"/>
         </w:rPr>
-        <w:t xml:space="preserve">«Улич.» — зона во дворе, а не помещение в доме. «?» — застройщик цифру не публикует, показан разброс независимых источников. * Фитнес-клуб «Левел Павелецкой Сити» заявлен в составе III очереди, которая не продаётся. ** ФОК «Павелецкой от Гранель» обещан во 2-й очереди с вводом в III квартале 2028 года.</w:t>
+        <w:t xml:space="preserve">«Улич.» означает зону во дворе, а не помещение в доме: летний кинотеатр под открытым небом — это не то же самое, что кинозал в подъезде. «?» стоит там, где застройщик не публикует число машиномест, и показан разброс независимых источников. * Фитнес-клуб «Левел Павелецкой Сити» заявлен в третьей очереди, которая не продаётся. ** Спорткомплекс «Павелецкой от Гранель» обещан во второй очереди со сдачей в конце 2028 года.</w:t>
       </w:r>
     </w:p>
     <w:p>
@@ -37796,7 +37796,7 @@
           <w:sz w:val="19"/>
           <w:szCs w:val="19"/>
         </w:rPr>
-        <w:t xml:space="preserve">Тренажёрный зал, зал йоги и пилатеса, частный кинозал, две лаундж-зоны с камином и коворкингом, детская игровая, обеденный зал и зал для мероприятий, массажный кабинет, сауна, маникюрный кабинет и парикмахерская, две переговорные. Плюс двор-парк 2 гектара и 751 машиноместо.</w:t>
+        <w:t xml:space="preserve">Тренажёрный зал, зал йоги и пилатеса, частный кинозал, две лаундж-зоны с камином и коворкингом, детская игровая, обеденный зал и зал для мероприятий, массажный кабинет, сауна, маникюрный кабинет и парикмахерская, две переговорные. Плюс двор-парк на 2 гектара и подземный паркинг на 751 место. Главное — это не обещание в буклете: первая очередь сдана, и всё перечисленное уже работает.</w:t>
       </w:r>
     </w:p>
     <w:p>
@@ -37963,7 +37963,7 @@
           <w:sz w:val="19"/>
           <w:szCs w:val="19"/>
         </w:rPr>
-        <w:t xml:space="preserve">«Воксхолл» и «Левел Павелецкая Сити» сданы, но клубного этажа у них нет вовсе. У «ОПУСа» и ЖК «А» набор сопоставим, но это стройка со сроками сдачи 2026 и 2028 годов.</w:t>
+        <w:t xml:space="preserve">«Воксхолл» и «Левел Павелецкая Сити» сданы, но клубного этажа у них нет вовсе. У «ОПУСа» и ЖК «А» набор похожий, но это стройка со сроками сдачи 2026 и 2028 годов.</w:t>
       </w:r>
     </w:p>
     <w:p>
@@ -38005,7 +38005,7 @@
           <w:sz w:val="19"/>
           <w:szCs w:val="19"/>
         </w:rPr>
-        <w:t xml:space="preserve">Метр выставлен правильно, но абсолютная цена стоит наверху группы одинаковых по отделке квартир. Значит, работать нужно с двух сторон: объяснять, за что берётся разница, и убрать сам разрыв. Порядок действий — от бесплатного к дорогому.</w:t>
+        <w:t xml:space="preserve">Соберём всё вместе. Цена метра выставлена правильно — это мы проверили четырьмя способами. Но в своей группе, среди квартир с точно такой же отделкой, наша цифра самая высокая. Значит, работать надо с двух сторон: объяснять покупателю, за что он платит разницу, и в какой-то момент саму разницу убрать. Ниже — порядок действий, от бесплатного к дорогому.</w:t>
       </w:r>
     </w:p>
     <w:tbl>
@@ -38320,7 +38320,7 @@
           <w:sz w:val="19"/>
           <w:szCs w:val="19"/>
         </w:rPr>
-        <w:t xml:space="preserve">Внутри группы с одинаковой отделкой мы дороже на 2,1–2,4 млн ₽, но крупнее на 6,1–6,6 м². Это 318–393 тыс. ₽ за метр разницы при рыночных 893 тыс. ₽ за метр готовой квартиры в квартале. То есть лишние метры мы отдаём в два с половиной раза дешевле рынка — и это единственная арифметика, которая работает в нашу пользу без снижения цены.</w:t>
+        <w:t xml:space="preserve">Покупатель видит только две цифры: 96,0 у нас и 93,6 у соседа. Задача — показать ему третью. Мы дороже на 2,4 млн ₽, но больше на 6,1 м², то есть каждый лишний метр стоит ему 393 тыс. ₽ вместо рыночных 893 тыс. ₽. По сравнению с квартирой за 93,9 млн ₽ — вообще 318 тыс. ₽ за метр. Это единственный аргумент, который работает в нашу пользу и не стоит ни рубля: его надо просто произнести вслух на показе.</w:t>
       </w:r>
     </w:p>
     <w:p>
@@ -38365,7 +38365,7 @@
           <w:sz w:val="19"/>
           <w:szCs w:val="19"/>
         </w:rPr>
-        <w:t xml:space="preserve">Не с прайсом застройщика: по цене метра мы его обыгрываем. Против его рассрочки есть два ответа — итоговая сумма и срок: квартира застройщика того же размера обойдётся в 110–115 млн ₽ «под ключ» и будет готова через 15–17 месяцев, наша стоит 96,0 млн ₽ и готова сейчас.</w:t>
+        <w:t xml:space="preserve">Спорить с ценой застройщика не нужно — по метру мы её обыгрываем. Спорить надо с его рассрочкой, и здесь работают две цифры: сколько всего и когда. Квартира застройщика того же размера обойдётся в 110–115 млн ₽ вместе с отделкой и будет готова через 15–17 месяцев. Наша стоит 96,0 млн ₽ и готова сейчас. Именно так и стоит формулировать.</w:t>
       </w:r>
     </w:p>
     <w:p>
@@ -38410,7 +38410,7 @@
           <w:sz w:val="19"/>
           <w:szCs w:val="19"/>
         </w:rPr>
-        <w:t xml:space="preserve">Возможности жить здесь через месяц нет ни у застройщика, ни у семи из девяти конкурентов: вторая очередь HIGH LIFE — 15–17 месяцев ожидания, «Монблан» — 18–20, ЖК «А» — 27–29, «ЛОТ» — три года. Это же отделяет нас и от лота за 92,7 млн ₽: он дешевле, но в корпусе K6 со сдачей в конце 2027 года.</w:t>
+        <w:t xml:space="preserve">Въехать через месяц нельзя ни у застройщика, ни у семи из девяти конкурентов: вторая очередь HIGH LIFE — ждать 15–17 месяцев, «Монблан» — 18–20, ЖК «А» — 27–29, «ЛОТ» — три года. Это же отделяет нас от квартиры за 92,7 млн ₽: она дешевле на 3,3 млн ₽, но в корпусе K6 со сдачей в конце 2027 года. Полтора года аренды равноценной квартиры стоят дороже этой разницы — и это тоже надо посчитать покупателю вслух.</w:t>
       </w:r>
     </w:p>
     <w:p>
@@ -38455,7 +38455,7 @@
           <w:sz w:val="19"/>
           <w:szCs w:val="19"/>
         </w:rPr>
-        <w:t xml:space="preserve">Летниковская улица целиком в зоне платной городской парковки, поэтому место в паркинге здесь не удобство, а необходимость. У застройщика оно стоит 8,1–9,7 млн ₽ — то есть примерно столько же, сколько обсуждаемая скидка. Отдать место вместе с квартирой выгоднее, чем отдать те же деньги скидкой: вещь покупатель оценивает дороже, чем строчку в договоре.</w:t>
+        <w:t xml:space="preserve">Летниковская улица целиком в зоне платной городской парковки — машину во дворе просто так не оставишь, поэтому место в паркинге здесь обязательно. У застройщика оно стоит 8,1–9,7 млн ₽, то есть примерно как обсуждаемая скидка. Если место есть, отдать его вместе с квартирой выгоднее, чем отдать те же деньги скидкой: вещь покупатель ценит выше, чем строчку в договоре.</w:t>
       </w:r>
     </w:p>
     <w:p>
@@ -38500,7 +38500,7 @@
           <w:sz w:val="19"/>
           <w:szCs w:val="19"/>
         </w:rPr>
-        <w:t xml:space="preserve">93,0 млн ₽ (743 тыс. ₽/м²) делают лот дешевле всех квартир с такой же отделкой в сданных корпусах — 93,6 и 93,9 млн ₽ — и при этом он остаётся самым крупным из них. Это стоит 3,0 млн ₽ и меняет позицию в списке с последней на первую. Глубже, до 91,0 млн ₽ (727 тыс. ₽/м²), имеет смысл идти, только если нужно обойти ещё и эффективный прайс застройщика — там лот становится на 8 % дешевле его 99,0 млн ₽. Ниже 91 млн ₽ идти незачем — там лот уходит под цену переуступок в бетоне и начинает выглядеть проблемным.</w:t>
+        <w:t xml:space="preserve">93,0 млн ₽ — это 743 тыс. ₽ за метр. На этой цифре квартира становится дешевле обеих квартир с такой же отделкой в сданных корпусах (93,6 и 93,9 млн ₽) и при этом остаётся самой большой из них. То есть за 3,0 млн ₽ она перемещается в списке с последнего места на первое — а покупатель, который сравнивает цены, именно по списку и идёт. Глубже, до 91,0 млн ₽ (727 тыс. ₽ за метр), есть смысл идти, только если нужно обойти ещё и застройщика с его рассрочкой: там мы становимся на 8 % дешевле его 99,0 млн ₽. Ниже 91 млн ₽ опускаться незачем — квартира уйдёт под цену бетонных переуступок и начнёт выглядеть проблемной.</w:t>
       </w:r>
     </w:p>
     <w:p>
@@ -38545,7 +38545,7 @@
           <w:sz w:val="19"/>
           <w:szCs w:val="19"/>
         </w:rPr>
-        <w:t xml:space="preserve">Прайс и рассрочку первой очереди застройщик держит до 30.06.2027, во второй очереди у него 181 лот и 316 квартир со скидкой, «Эра» рядом продаёт 324 лота под тот же 0 %, а в бюджете 86–106 млн ₽ в одном только нашем квартале стоят ещё 47 квартир.</w:t>
+        <w:t xml:space="preserve">Само не рассосётся. Цену и рассрочку по первой очереди застройщик держит до 30.06.2027, во второй очереди у него ещё 181 квартира и 316 лотов со скидкой, соседняя «Эра» продаёт 324 квартиры под те же 0 %, а в бюджете 86–106 млн ₽ в одном только нашем квартале стоят ещё 47 квартир. Каждый месяц ожидания без изменений — это месяц, когда покупатель выбирает кого-то из них.</w:t>
       </w:r>
     </w:p>
     <w:p>
@@ -38702,7 +38702,7 @@
         </w:rPr>
         <w:t xml:space="preserve">Объявление по нашему лоту — </w:t>
       </w:r>
-      <w:hyperlink w:history="1" r:id="rIdkxorhiupkntxtm6g3g7wm">
+      <w:hyperlink w:history="1" r:id="rIdveftsr1ast015dokmv-my">
         <w:r>
           <w:rPr>
             <w:rFonts w:ascii="Arial" w:cs="Arial" w:eastAsia="Arial" w:hAnsi="Arial"/>
@@ -38749,7 +38749,7 @@
         </w:rPr>
         <w:t xml:space="preserve">Фотографии и часть цен — Яндекс Недвижимость — </w:t>
       </w:r>
-      <w:hyperlink w:history="1" r:id="rIdmz90k13qyg9eukkynaqbx">
+      <w:hyperlink w:history="1" r:id="rIdxd2bsplzojeuencumkffm">
         <w:r>
           <w:rPr>
             <w:rFonts w:ascii="Arial" w:cs="Arial" w:eastAsia="Arial" w:hAnsi="Arial"/>
@@ -38860,7 +38860,7 @@
         </w:rPr>
         <w:t xml:space="preserve">Зона платной городской парковки — Московский паркинг — </w:t>
       </w:r>
-      <w:hyperlink w:history="1" r:id="rIdzn-on5lchrpc3whqgmt5l">
+      <w:hyperlink w:history="1" r:id="rIdjvej6r8qp08l0nkpvbio8">
         <w:r>
           <w:rPr>
             <w:rFonts w:ascii="Arial" w:cs="Arial" w:eastAsia="Arial" w:hAnsi="Arial"/>
@@ -38907,7 +38907,7 @@
         </w:rPr>
         <w:t xml:space="preserve">Яндекс Карты — картографическая основа — </w:t>
       </w:r>
-      <w:hyperlink w:history="1" r:id="rIdlzyuavmtz458piibd_dv_">
+      <w:hyperlink w:history="1" r:id="rIdnfefonuarlxmglntfn6at">
         <w:r>
           <w:rPr>
             <w:rFonts w:ascii="Arial" w:cs="Arial" w:eastAsia="Arial" w:hAnsi="Arial"/>
